--- a/Database/CodeBook/DB_Codebook_Summarizer_template.docx
+++ b/Database/CodeBook/DB_Codebook_Summarizer_template.docx
@@ -9,8 +9,6 @@
           <w:rFonts w:ascii="Candara" w:hAnsi="Candara"/>
           <w:b/>
           <w:color w:val="000000" w:themeColor="text1"/>
-          <w:sz w:val="20"/>
-          <w:szCs w:val="20"/>
         </w:rPr>
       </w:pPr>
       <w:r>
@@ -18,8 +16,6 @@
           <w:rFonts w:ascii="Candara" w:hAnsi="Candara"/>
           <w:b/>
           <w:color w:val="000000" w:themeColor="text1"/>
-          <w:sz w:val="20"/>
-          <w:szCs w:val="20"/>
         </w:rPr>
         <w:t xml:space="preserve">Clerkship Dialogue </w:t>
       </w:r>
@@ -28,8 +24,6 @@
           <w:rFonts w:ascii="Candara" w:hAnsi="Candara"/>
           <w:b/>
           <w:color w:val="000000" w:themeColor="text1"/>
-          <w:sz w:val="20"/>
-          <w:szCs w:val="20"/>
         </w:rPr>
         <w:t xml:space="preserve"> Database</w:t>
       </w:r>
@@ -38,8 +32,6 @@
           <w:rFonts w:ascii="Candara" w:hAnsi="Candara"/>
           <w:b/>
           <w:color w:val="000000" w:themeColor="text1"/>
-          <w:sz w:val="20"/>
-          <w:szCs w:val="20"/>
         </w:rPr>
         <w:t xml:space="preserve"> Codebook</w:t>
       </w:r>
@@ -51,16 +43,12 @@
         <w:rPr>
           <w:rFonts w:ascii="Candara" w:hAnsi="Candara" w:cs="Segoe UI"/>
           <w:color w:val="000000" w:themeColor="text1"/>
-          <w:sz w:val="20"/>
-          <w:szCs w:val="20"/>
         </w:rPr>
       </w:pPr>
       <w:r>
         <w:rPr>
           <w:rFonts w:ascii="Candara" w:hAnsi="Candara" w:cs="Segoe UI"/>
           <w:color w:val="000000" w:themeColor="text1"/>
-          <w:sz w:val="20"/>
-          <w:szCs w:val="20"/>
         </w:rPr>
         <w:t xml:space="preserve">Database </w:t>
       </w:r>
@@ -1292,6 +1280,96 @@
           <w:szCs w:val="20"/>
         </w:rPr>
         <w:t>).</w:t>
+      </w:r>
+    </w:p>
+    <w:p>
+      <w:pPr>
+        <w:pStyle w:val="ds-markdown-paragraph"/>
+        <w:numPr>
+          <w:ilvl w:val="0"/>
+          <w:numId w:val="10"/>
+        </w:numPr>
+        <w:spacing w:before="0" w:beforeAutospacing="0" w:after="0" w:afterAutospacing="0"/>
+        <w:rPr>
+          <w:rFonts w:ascii="Candara" w:hAnsi="Candara" w:cs="Segoe UI"/>
+          <w:color w:val="000000" w:themeColor="text1"/>
+          <w:sz w:val="20"/>
+          <w:szCs w:val="20"/>
+        </w:rPr>
+      </w:pPr>
+      <w:proofErr w:type="spellStart"/>
+      <w:r>
+        <w:rPr>
+          <w:rFonts w:ascii="Candara" w:hAnsi="Candara" w:cs="Segoe UI"/>
+          <w:color w:val="000000" w:themeColor="text1"/>
+          <w:sz w:val="20"/>
+          <w:szCs w:val="20"/>
+        </w:rPr>
+        <w:t>PertinentPositive</w:t>
+      </w:r>
+      <w:proofErr w:type="spellEnd"/>
+      <w:r>
+        <w:rPr>
+          <w:rFonts w:ascii="Candara" w:hAnsi="Candara" w:cs="Segoe UI"/>
+          <w:color w:val="000000" w:themeColor="text1"/>
+          <w:sz w:val="20"/>
+          <w:szCs w:val="20"/>
+        </w:rPr>
+        <w:t xml:space="preserve"> - </w:t>
+      </w:r>
+      <w:r>
+        <w:rPr>
+          <w:rFonts w:ascii="Candara" w:hAnsi="Candara" w:cs="Segoe UI"/>
+          <w:color w:val="000000" w:themeColor="text1"/>
+          <w:sz w:val="20"/>
+          <w:szCs w:val="20"/>
+        </w:rPr>
+        <w:t>JSON array</w:t>
+      </w:r>
+    </w:p>
+    <w:p>
+      <w:pPr>
+        <w:pStyle w:val="ds-markdown-paragraph"/>
+        <w:numPr>
+          <w:ilvl w:val="0"/>
+          <w:numId w:val="10"/>
+        </w:numPr>
+        <w:spacing w:before="0" w:beforeAutospacing="0" w:after="0" w:afterAutospacing="0"/>
+        <w:rPr>
+          <w:rFonts w:ascii="Candara" w:hAnsi="Candara" w:cs="Segoe UI"/>
+          <w:color w:val="000000" w:themeColor="text1"/>
+          <w:sz w:val="20"/>
+          <w:szCs w:val="20"/>
+        </w:rPr>
+      </w:pPr>
+      <w:proofErr w:type="spellStart"/>
+      <w:r>
+        <w:rPr>
+          <w:rFonts w:ascii="Candara" w:hAnsi="Candara" w:cs="Segoe UI"/>
+          <w:color w:val="000000" w:themeColor="text1"/>
+          <w:sz w:val="20"/>
+          <w:szCs w:val="20"/>
+        </w:rPr>
+        <w:t>PertinentNegative</w:t>
+      </w:r>
+      <w:proofErr w:type="spellEnd"/>
+      <w:r>
+        <w:rPr>
+          <w:rFonts w:ascii="Candara" w:hAnsi="Candara" w:cs="Segoe UI"/>
+          <w:color w:val="000000" w:themeColor="text1"/>
+          <w:sz w:val="20"/>
+          <w:szCs w:val="20"/>
+        </w:rPr>
+        <w:t xml:space="preserve"> - </w:t>
+      </w:r>
+      <w:r>
+        <w:rPr>
+          <w:rFonts w:ascii="Candara" w:hAnsi="Candara" w:cs="Segoe UI"/>
+          <w:color w:val="000000" w:themeColor="text1"/>
+          <w:sz w:val="20"/>
+          <w:szCs w:val="20"/>
+        </w:rPr>
+        <w:t>JSON array</w:t>
       </w:r>
     </w:p>
     <w:p>
@@ -2435,6 +2513,7 @@
                 <w:bCs/>
                 <w:color w:val="000000" w:themeColor="text1"/>
               </w:rPr>
+              <w:lastRenderedPageBreak/>
               <w:t>PrimaryComplaint</w:t>
             </w:r>
             <w:proofErr w:type="spellEnd"/>
@@ -2511,17 +2590,7 @@
                 <w:sz w:val="20"/>
                 <w:szCs w:val="20"/>
               </w:rPr>
-              <w:t xml:space="preserve">Primary complaint bucket used to </w:t>
-            </w:r>
-            <w:r>
-              <w:rPr>
-                <w:rFonts w:ascii="Candara" w:hAnsi="Candara"/>
-                <w:color w:val="000000" w:themeColor="text1"/>
-                <w:sz w:val="20"/>
-                <w:szCs w:val="20"/>
-              </w:rPr>
-              <w:lastRenderedPageBreak/>
-              <w:t>anchor the clerkship-style flow</w:t>
+              <w:t>Primary complaint bucket used to anchor the clerkship-style flow</w:t>
             </w:r>
           </w:p>
         </w:tc>
@@ -2547,7 +2616,6 @@
                 <w:sz w:val="20"/>
                 <w:szCs w:val="20"/>
               </w:rPr>
-              <w:lastRenderedPageBreak/>
               <w:t>One symptom</w:t>
             </w:r>
           </w:p>
@@ -5406,6 +5474,7 @@
                 <w:bCs/>
                 <w:color w:val="000000" w:themeColor="text1"/>
               </w:rPr>
+              <w:lastRenderedPageBreak/>
               <w:t>SessionId</w:t>
             </w:r>
             <w:proofErr w:type="spellEnd"/>
@@ -5590,7 +5659,6 @@
                 <w:bCs/>
                 <w:color w:val="000000" w:themeColor="text1"/>
               </w:rPr>
-              <w:lastRenderedPageBreak/>
               <w:t>PreSummary</w:t>
             </w:r>
             <w:proofErr w:type="spellEnd"/>
@@ -8406,6 +8474,7 @@
                 <w:sz w:val="20"/>
                 <w:szCs w:val="20"/>
               </w:rPr>
+              <w:lastRenderedPageBreak/>
               <w:t>M</w:t>
             </w:r>
             <w:r>
@@ -8586,7 +8655,6 @@
                 <w:sz w:val="20"/>
                 <w:szCs w:val="20"/>
               </w:rPr>
-              <w:lastRenderedPageBreak/>
               <w:t>C</w:t>
             </w:r>
             <w:r>
@@ -9147,995 +9215,474 @@
       <w:pPr>
         <w:pStyle w:val="Heading2"/>
         <w:rPr>
-          <w:rFonts w:ascii="Candara" w:eastAsia="Times New Roman" w:hAnsi="Candara"/>
-          <w:color w:val="000000" w:themeColor="text1"/>
-          <w:sz w:val="20"/>
-          <w:szCs w:val="20"/>
-        </w:rPr>
-      </w:pPr>
-      <w:r>
-        <w:rPr>
-          <w:rFonts w:ascii="Candara" w:hAnsi="Candara"/>
-          <w:color w:val="000000" w:themeColor="text1"/>
-          <w:sz w:val="20"/>
-          <w:szCs w:val="20"/>
+          <w:rFonts w:ascii="Candara" w:hAnsi="Candara"/>
+          <w:color w:val="000000" w:themeColor="text1"/>
+          <w:sz w:val="24"/>
+          <w:szCs w:val="24"/>
+        </w:rPr>
+      </w:pPr>
+      <w:r>
+        <w:rPr>
+          <w:rFonts w:ascii="Candara" w:hAnsi="Candara"/>
+          <w:color w:val="000000" w:themeColor="text1"/>
+          <w:sz w:val="24"/>
+          <w:szCs w:val="24"/>
         </w:rPr>
         <w:t>Prototype summary template :</w:t>
+      </w:r>
+    </w:p>
+    <w:p/>
+    <w:p>
+      <w:pPr>
+        <w:pStyle w:val="NormalWeb"/>
+        <w:spacing w:before="0" w:beforeAutospacing="0" w:after="0" w:afterAutospacing="0"/>
+        <w:rPr>
+          <w:rStyle w:val="Strong"/>
+          <w:rFonts w:ascii="Candara" w:hAnsi="Candara"/>
+          <w:color w:val="000000" w:themeColor="text1"/>
+          <w:sz w:val="20"/>
+          <w:szCs w:val="20"/>
+        </w:rPr>
+      </w:pPr>
+      <w:r>
+        <w:rPr>
+          <w:rStyle w:val="Strong"/>
+          <w:rFonts w:ascii="Candara" w:hAnsi="Candara"/>
+          <w:color w:val="000000" w:themeColor="text1"/>
+          <w:sz w:val="20"/>
+          <w:szCs w:val="20"/>
+        </w:rPr>
+        <w:t>Chief complaint (primary)</w:t>
+      </w:r>
+      <w:r>
+        <w:rPr>
+          <w:rFonts w:ascii="Candara" w:hAnsi="Candara"/>
+          <w:color w:val="000000" w:themeColor="text1"/>
+          <w:sz w:val="20"/>
+          <w:szCs w:val="20"/>
+        </w:rPr>
+        <w:br/>
+      </w:r>
+      <w:r>
+        <w:rPr>
+          <w:rStyle w:val="Strong"/>
+          <w:rFonts w:ascii="Candara" w:hAnsi="Candara"/>
+          <w:color w:val="000000" w:themeColor="text1"/>
+          <w:sz w:val="20"/>
+          <w:szCs w:val="20"/>
+        </w:rPr>
+        <w:t>Other concerns</w:t>
+      </w:r>
+      <w:r>
+        <w:rPr>
+          <w:rFonts w:ascii="Candara" w:hAnsi="Candara"/>
+          <w:color w:val="000000" w:themeColor="text1"/>
+          <w:sz w:val="20"/>
+          <w:szCs w:val="20"/>
+        </w:rPr>
+        <w:br/>
+      </w:r>
+      <w:r>
+        <w:rPr>
+          <w:rStyle w:val="Strong"/>
+          <w:rFonts w:ascii="Candara" w:hAnsi="Candara"/>
+          <w:color w:val="000000" w:themeColor="text1"/>
+          <w:sz w:val="20"/>
+          <w:szCs w:val="20"/>
+        </w:rPr>
+        <w:t xml:space="preserve">HPI </w:t>
       </w:r>
     </w:p>
     <w:p>
       <w:pPr>
         <w:pStyle w:val="NormalWeb"/>
-        <w:rPr>
-          <w:rFonts w:ascii="Candara" w:hAnsi="Candara"/>
-          <w:color w:val="000000" w:themeColor="text1"/>
-          <w:sz w:val="20"/>
-          <w:szCs w:val="20"/>
-        </w:rPr>
-      </w:pPr>
-      <w:r>
-        <w:rPr>
-          <w:rStyle w:val="Strong"/>
-          <w:rFonts w:ascii="Candara" w:hAnsi="Candara"/>
-          <w:color w:val="000000" w:themeColor="text1"/>
-          <w:sz w:val="20"/>
-          <w:szCs w:val="20"/>
-        </w:rPr>
-        <w:t>Chief complaint (primary)</w:t>
-      </w:r>
-      <w:r>
-        <w:rPr>
-          <w:rFonts w:ascii="Candara" w:hAnsi="Candara"/>
-          <w:color w:val="000000" w:themeColor="text1"/>
-          <w:sz w:val="20"/>
-          <w:szCs w:val="20"/>
-        </w:rPr>
-        <w:br/>
-      </w:r>
-      <w:r>
-        <w:rPr>
-          <w:rStyle w:val="Strong"/>
-          <w:rFonts w:ascii="Candara" w:hAnsi="Candara"/>
-          <w:color w:val="000000" w:themeColor="text1"/>
-          <w:sz w:val="20"/>
-          <w:szCs w:val="20"/>
-        </w:rPr>
-        <w:t>Other concerns</w:t>
-      </w:r>
-      <w:r>
-        <w:rPr>
-          <w:rFonts w:ascii="Candara" w:hAnsi="Candara"/>
-          <w:color w:val="000000" w:themeColor="text1"/>
-          <w:sz w:val="20"/>
-          <w:szCs w:val="20"/>
-        </w:rPr>
-        <w:br/>
-      </w:r>
-      <w:r>
-        <w:rPr>
-          <w:rStyle w:val="Strong"/>
-          <w:rFonts w:ascii="Candara" w:hAnsi="Candara"/>
-          <w:color w:val="000000" w:themeColor="text1"/>
-          <w:sz w:val="20"/>
-          <w:szCs w:val="20"/>
-        </w:rPr>
-        <w:t xml:space="preserve">HPI </w:t>
-      </w:r>
-      <w:r>
-        <w:rPr>
-          <w:rFonts w:ascii="Candara" w:hAnsi="Candara"/>
-          <w:color w:val="000000" w:themeColor="text1"/>
-          <w:sz w:val="20"/>
-          <w:szCs w:val="20"/>
-        </w:rPr>
-        <w:br/>
-      </w:r>
-      <w:r>
-        <w:rPr>
-          <w:rStyle w:val="Strong"/>
-          <w:rFonts w:ascii="Candara" w:hAnsi="Candara"/>
-          <w:color w:val="000000" w:themeColor="text1"/>
-          <w:sz w:val="20"/>
-          <w:szCs w:val="20"/>
-        </w:rPr>
-        <w:t>Pertinent positives</w:t>
-      </w:r>
-      <w:r>
-        <w:rPr>
-          <w:rFonts w:ascii="Candara" w:hAnsi="Candara"/>
-          <w:color w:val="000000" w:themeColor="text1"/>
-          <w:sz w:val="20"/>
-          <w:szCs w:val="20"/>
-        </w:rPr>
-        <w:br/>
-      </w:r>
-      <w:r>
-        <w:rPr>
-          <w:rStyle w:val="Strong"/>
-          <w:rFonts w:ascii="Candara" w:hAnsi="Candara"/>
-          <w:color w:val="000000" w:themeColor="text1"/>
-          <w:sz w:val="20"/>
-          <w:szCs w:val="20"/>
-        </w:rPr>
-        <w:t>Pertinent negatives</w:t>
-      </w:r>
-      <w:r>
-        <w:rPr>
-          <w:rFonts w:ascii="Candara" w:hAnsi="Candara"/>
-          <w:color w:val="000000" w:themeColor="text1"/>
-          <w:sz w:val="20"/>
-          <w:szCs w:val="20"/>
-        </w:rPr>
-        <w:br/>
-      </w:r>
-      <w:r>
-        <w:rPr>
-          <w:rStyle w:val="Strong"/>
-          <w:rFonts w:ascii="Candara" w:hAnsi="Candara"/>
-          <w:color w:val="000000" w:themeColor="text1"/>
-          <w:sz w:val="20"/>
-          <w:szCs w:val="20"/>
-        </w:rPr>
-        <w:t>PMH / PSH</w:t>
-      </w:r>
-      <w:r>
-        <w:rPr>
-          <w:rFonts w:ascii="Candara" w:hAnsi="Candara"/>
-          <w:color w:val="000000" w:themeColor="text1"/>
-          <w:sz w:val="20"/>
-          <w:szCs w:val="20"/>
-        </w:rPr>
-        <w:br/>
-      </w:r>
-      <w:r>
-        <w:rPr>
-          <w:rStyle w:val="Strong"/>
-          <w:rFonts w:ascii="Candara" w:hAnsi="Candara"/>
-          <w:color w:val="000000" w:themeColor="text1"/>
-          <w:sz w:val="20"/>
-          <w:szCs w:val="20"/>
-        </w:rPr>
-        <w:t>Medications</w:t>
-      </w:r>
-      <w:r>
-        <w:rPr>
-          <w:rFonts w:ascii="Candara" w:hAnsi="Candara"/>
-          <w:color w:val="000000" w:themeColor="text1"/>
-          <w:sz w:val="20"/>
-          <w:szCs w:val="20"/>
-        </w:rPr>
-        <w:br/>
-      </w:r>
-      <w:r>
-        <w:rPr>
-          <w:rStyle w:val="Strong"/>
-          <w:rFonts w:ascii="Candara" w:hAnsi="Candara"/>
-          <w:color w:val="000000" w:themeColor="text1"/>
-          <w:sz w:val="20"/>
-          <w:szCs w:val="20"/>
-        </w:rPr>
-        <w:t>Allergies</w:t>
-      </w:r>
-      <w:r>
-        <w:rPr>
-          <w:rFonts w:ascii="Candara" w:hAnsi="Candara"/>
-          <w:color w:val="000000" w:themeColor="text1"/>
-          <w:sz w:val="20"/>
-          <w:szCs w:val="20"/>
-        </w:rPr>
-        <w:br/>
-      </w:r>
-      <w:r>
-        <w:rPr>
-          <w:rStyle w:val="Strong"/>
-          <w:rFonts w:ascii="Candara" w:hAnsi="Candara"/>
-          <w:color w:val="000000" w:themeColor="text1"/>
-          <w:sz w:val="20"/>
-          <w:szCs w:val="20"/>
-        </w:rPr>
-        <w:t>Social factors (if relevant)</w:t>
-      </w:r>
-      <w:r>
-        <w:rPr>
-          <w:rFonts w:ascii="Candara" w:hAnsi="Candara"/>
-          <w:color w:val="000000" w:themeColor="text1"/>
-          <w:sz w:val="20"/>
-          <w:szCs w:val="20"/>
-        </w:rPr>
-        <w:br/>
-      </w:r>
-      <w:r>
-        <w:rPr>
-          <w:rStyle w:val="Strong"/>
-          <w:rFonts w:ascii="Candara" w:hAnsi="Candara"/>
-          <w:color w:val="000000" w:themeColor="text1"/>
-          <w:sz w:val="20"/>
-          <w:szCs w:val="20"/>
-        </w:rPr>
-        <w:t>Missing clarifications</w:t>
-      </w:r>
-      <w:r>
-        <w:rPr>
-          <w:rFonts w:ascii="Candara" w:hAnsi="Candara"/>
-          <w:color w:val="000000" w:themeColor="text1"/>
-          <w:sz w:val="20"/>
-          <w:szCs w:val="20"/>
-        </w:rPr>
-        <w:br/>
-      </w:r>
-      <w:r>
-        <w:rPr>
-          <w:rStyle w:val="Strong"/>
-          <w:rFonts w:ascii="Candara" w:hAnsi="Candara"/>
-          <w:color w:val="000000" w:themeColor="text1"/>
-          <w:sz w:val="20"/>
-          <w:szCs w:val="20"/>
-        </w:rPr>
-        <w:t>Flags (red-flag prompts)</w:t>
-      </w:r>
+        <w:spacing w:before="0" w:beforeAutospacing="0" w:after="0" w:afterAutospacing="0"/>
+        <w:rPr>
+          <w:rFonts w:ascii="Candara" w:hAnsi="Candara"/>
+          <w:b/>
+          <w:bCs/>
+          <w:color w:val="000000" w:themeColor="text1"/>
+          <w:sz w:val="20"/>
+          <w:szCs w:val="20"/>
+        </w:rPr>
+      </w:pPr>
     </w:p>
     <w:p>
       <w:pPr>
-        <w:rPr>
-          <w:rFonts w:ascii="Candara" w:hAnsi="Candara"/>
-          <w:color w:val="000000" w:themeColor="text1"/>
-          <w:sz w:val="20"/>
-          <w:szCs w:val="20"/>
-        </w:rPr>
-      </w:pPr>
+        <w:pStyle w:val="NormalWeb"/>
+        <w:spacing w:before="0" w:beforeAutospacing="0" w:after="0" w:afterAutospacing="0"/>
+        <w:rPr>
+          <w:rFonts w:ascii="Candara" w:hAnsi="Candara"/>
+          <w:b/>
+          <w:bCs/>
+          <w:color w:val="000000" w:themeColor="text1"/>
+          <w:sz w:val="20"/>
+          <w:szCs w:val="20"/>
+        </w:rPr>
+      </w:pPr>
+      <w:r>
+        <w:rPr>
+          <w:rFonts w:ascii="Candara" w:hAnsi="Candara"/>
+          <w:b/>
+          <w:bCs/>
+          <w:color w:val="000000" w:themeColor="text1"/>
+          <w:sz w:val="20"/>
+          <w:szCs w:val="20"/>
+        </w:rPr>
+        <w:t>Review of Systems (ROS)</w:t>
+      </w:r>
     </w:p>
     <w:p>
       <w:pPr>
-        <w:pStyle w:val="Heading2"/>
-        <w:rPr>
-          <w:rFonts w:ascii="Candara" w:hAnsi="Candara"/>
-          <w:color w:val="000000" w:themeColor="text1"/>
-          <w:sz w:val="20"/>
-          <w:szCs w:val="20"/>
-        </w:rPr>
-      </w:pPr>
-      <w:r>
-        <w:rPr>
-          <w:rFonts w:ascii="Candara" w:hAnsi="Candara"/>
-          <w:color w:val="000000" w:themeColor="text1"/>
-          <w:sz w:val="20"/>
-          <w:szCs w:val="20"/>
-        </w:rPr>
-        <w:t>Example 1: Chest pain + dizziness</w:t>
+        <w:pStyle w:val="NormalWeb"/>
+        <w:spacing w:before="0" w:beforeAutospacing="0" w:after="0" w:afterAutospacing="0"/>
+        <w:rPr>
+          <w:rFonts w:ascii="Candara" w:hAnsi="Candara"/>
+          <w:color w:val="000000" w:themeColor="text1"/>
+          <w:sz w:val="20"/>
+          <w:szCs w:val="20"/>
+        </w:rPr>
+      </w:pPr>
+      <w:r>
+        <w:rPr>
+          <w:rFonts w:ascii="Candara" w:hAnsi="Candara"/>
+          <w:b/>
+          <w:bCs/>
+          <w:color w:val="000000" w:themeColor="text1"/>
+          <w:sz w:val="20"/>
+          <w:szCs w:val="20"/>
+        </w:rPr>
+        <w:t>Constitutional:</w:t>
+      </w:r>
+      <w:r>
+        <w:rPr>
+          <w:rFonts w:ascii="Candara" w:hAnsi="Candara"/>
+          <w:color w:val="000000" w:themeColor="text1"/>
+          <w:sz w:val="20"/>
+          <w:szCs w:val="20"/>
+        </w:rPr>
+        <w:t xml:space="preserve"> fever, chills, night sweats, fatigue, weakness, weight loss, weight gain, loss of appetite</w:t>
       </w:r>
     </w:p>
     <w:p>
       <w:pPr>
         <w:pStyle w:val="NormalWeb"/>
-        <w:rPr>
-          <w:rFonts w:ascii="Candara" w:hAnsi="Candara"/>
-          <w:color w:val="000000" w:themeColor="text1"/>
-          <w:sz w:val="20"/>
-          <w:szCs w:val="20"/>
-        </w:rPr>
-      </w:pPr>
-      <w:r>
-        <w:rPr>
-          <w:rStyle w:val="Strong"/>
-          <w:rFonts w:ascii="Candara" w:hAnsi="Candara"/>
-          <w:color w:val="000000" w:themeColor="text1"/>
-          <w:sz w:val="20"/>
-          <w:szCs w:val="20"/>
-        </w:rPr>
-        <w:t>Chief complaint (primary):</w:t>
-      </w:r>
-      <w:r>
-        <w:rPr>
-          <w:rFonts w:ascii="Candara" w:hAnsi="Candara"/>
-          <w:color w:val="000000" w:themeColor="text1"/>
-          <w:sz w:val="20"/>
-          <w:szCs w:val="20"/>
-        </w:rPr>
-        <w:t xml:space="preserve"> Chest tightness</w:t>
-      </w:r>
-      <w:r>
-        <w:rPr>
-          <w:rFonts w:ascii="Candara" w:hAnsi="Candara"/>
-          <w:color w:val="000000" w:themeColor="text1"/>
-          <w:sz w:val="20"/>
-          <w:szCs w:val="20"/>
-        </w:rPr>
-        <w:br/>
-      </w:r>
-      <w:r>
-        <w:rPr>
-          <w:rStyle w:val="Strong"/>
-          <w:rFonts w:ascii="Candara" w:hAnsi="Candara"/>
-          <w:color w:val="000000" w:themeColor="text1"/>
-          <w:sz w:val="20"/>
-          <w:szCs w:val="20"/>
-        </w:rPr>
-        <w:t>Other concerns:</w:t>
-      </w:r>
-      <w:r>
-        <w:rPr>
-          <w:rFonts w:ascii="Candara" w:hAnsi="Candara"/>
-          <w:color w:val="000000" w:themeColor="text1"/>
-          <w:sz w:val="20"/>
-          <w:szCs w:val="20"/>
-        </w:rPr>
-        <w:t xml:space="preserve"> Dizziness</w:t>
-      </w:r>
-      <w:r>
-        <w:rPr>
-          <w:rFonts w:ascii="Candara" w:hAnsi="Candara"/>
-          <w:color w:val="000000" w:themeColor="text1"/>
-          <w:sz w:val="20"/>
-          <w:szCs w:val="20"/>
-        </w:rPr>
-        <w:br/>
-      </w:r>
-      <w:r>
-        <w:rPr>
-          <w:rStyle w:val="Strong"/>
-          <w:rFonts w:ascii="Candara" w:hAnsi="Candara"/>
-          <w:color w:val="000000" w:themeColor="text1"/>
-          <w:sz w:val="20"/>
-          <w:szCs w:val="20"/>
-        </w:rPr>
-        <w:t>HPI</w:t>
-      </w:r>
-      <w:r>
-        <w:rPr>
-          <w:rStyle w:val="Strong"/>
-          <w:rFonts w:ascii="Candara" w:hAnsi="Candara"/>
-          <w:color w:val="000000" w:themeColor="text1"/>
-          <w:sz w:val="20"/>
-          <w:szCs w:val="20"/>
-        </w:rPr>
-        <w:t xml:space="preserve">: </w:t>
-      </w:r>
-      <w:r>
-        <w:rPr>
-          <w:rFonts w:ascii="Candara" w:hAnsi="Candara"/>
-          <w:color w:val="000000" w:themeColor="text1"/>
-          <w:sz w:val="20"/>
-          <w:szCs w:val="20"/>
-        </w:rPr>
-        <w:t>Patient reports 1 hour of substernal tightness described as “pressure,” intermittent, severity 7/10. Radiation to jaw reported. Associated dizziness and nausea.</w:t>
-      </w:r>
-      <w:r>
-        <w:rPr>
-          <w:rFonts w:ascii="Candara" w:hAnsi="Candara"/>
-          <w:color w:val="000000" w:themeColor="text1"/>
-          <w:sz w:val="20"/>
-          <w:szCs w:val="20"/>
-        </w:rPr>
-        <w:br/>
-      </w:r>
-      <w:r>
-        <w:rPr>
-          <w:rStyle w:val="Strong"/>
-          <w:rFonts w:ascii="Candara" w:hAnsi="Candara"/>
-          <w:color w:val="000000" w:themeColor="text1"/>
-          <w:sz w:val="20"/>
-          <w:szCs w:val="20"/>
-        </w:rPr>
-        <w:t>Pertinent positives:</w:t>
-      </w:r>
-      <w:r>
-        <w:rPr>
-          <w:rFonts w:ascii="Candara" w:hAnsi="Candara"/>
-          <w:color w:val="000000" w:themeColor="text1"/>
-          <w:sz w:val="20"/>
-          <w:szCs w:val="20"/>
-        </w:rPr>
-        <w:t xml:space="preserve"> jaw radiation, nausea, dizziness</w:t>
-      </w:r>
-      <w:r>
-        <w:rPr>
-          <w:rFonts w:ascii="Candara" w:hAnsi="Candara"/>
-          <w:color w:val="000000" w:themeColor="text1"/>
-          <w:sz w:val="20"/>
-          <w:szCs w:val="20"/>
-        </w:rPr>
-        <w:br/>
-      </w:r>
-      <w:r>
-        <w:rPr>
-          <w:rStyle w:val="Strong"/>
-          <w:rFonts w:ascii="Candara" w:hAnsi="Candara"/>
-          <w:color w:val="000000" w:themeColor="text1"/>
-          <w:sz w:val="20"/>
-          <w:szCs w:val="20"/>
-        </w:rPr>
-        <w:t>Pertinent negatives:</w:t>
-      </w:r>
-      <w:r>
-        <w:rPr>
-          <w:rFonts w:ascii="Candara" w:hAnsi="Candara"/>
-          <w:color w:val="000000" w:themeColor="text1"/>
-          <w:sz w:val="20"/>
-          <w:szCs w:val="20"/>
-        </w:rPr>
-        <w:t xml:space="preserve"> denies shortness of breath, denies syncope, denies fever</w:t>
-      </w:r>
-      <w:r>
-        <w:rPr>
-          <w:rFonts w:ascii="Candara" w:hAnsi="Candara"/>
-          <w:color w:val="000000" w:themeColor="text1"/>
-          <w:sz w:val="20"/>
-          <w:szCs w:val="20"/>
-        </w:rPr>
-        <w:br/>
-      </w:r>
-      <w:r>
-        <w:rPr>
-          <w:rStyle w:val="Strong"/>
-          <w:rFonts w:ascii="Candara" w:hAnsi="Candara"/>
-          <w:color w:val="000000" w:themeColor="text1"/>
-          <w:sz w:val="20"/>
-          <w:szCs w:val="20"/>
-        </w:rPr>
-        <w:t>PMH / PSH:</w:t>
-      </w:r>
-      <w:r>
-        <w:rPr>
-          <w:rFonts w:ascii="Candara" w:hAnsi="Candara"/>
-          <w:color w:val="000000" w:themeColor="text1"/>
-          <w:sz w:val="20"/>
-          <w:szCs w:val="20"/>
-        </w:rPr>
-        <w:t xml:space="preserve"> Hypertension (per patient); no prior cardiac history reported</w:t>
-      </w:r>
-      <w:r>
-        <w:rPr>
-          <w:rFonts w:ascii="Candara" w:hAnsi="Candara"/>
-          <w:color w:val="000000" w:themeColor="text1"/>
-          <w:sz w:val="20"/>
-          <w:szCs w:val="20"/>
-        </w:rPr>
-        <w:br/>
-      </w:r>
-      <w:r>
-        <w:rPr>
-          <w:rStyle w:val="Strong"/>
-          <w:rFonts w:ascii="Candara" w:hAnsi="Candara"/>
-          <w:color w:val="000000" w:themeColor="text1"/>
-          <w:sz w:val="20"/>
-          <w:szCs w:val="20"/>
-        </w:rPr>
-        <w:t>Medications:</w:t>
-      </w:r>
-      <w:r>
-        <w:rPr>
-          <w:rFonts w:ascii="Candara" w:hAnsi="Candara"/>
-          <w:color w:val="000000" w:themeColor="text1"/>
-          <w:sz w:val="20"/>
-          <w:szCs w:val="20"/>
-        </w:rPr>
-        <w:t xml:space="preserve"> Lisinopril (per patient)</w:t>
-      </w:r>
-      <w:r>
-        <w:rPr>
-          <w:rFonts w:ascii="Candara" w:hAnsi="Candara"/>
-          <w:color w:val="000000" w:themeColor="text1"/>
-          <w:sz w:val="20"/>
-          <w:szCs w:val="20"/>
-        </w:rPr>
-        <w:br/>
-      </w:r>
-      <w:r>
-        <w:rPr>
-          <w:rStyle w:val="Strong"/>
-          <w:rFonts w:ascii="Candara" w:hAnsi="Candara"/>
-          <w:color w:val="000000" w:themeColor="text1"/>
-          <w:sz w:val="20"/>
-          <w:szCs w:val="20"/>
-        </w:rPr>
-        <w:t>Allergies:</w:t>
-      </w:r>
-      <w:r>
-        <w:rPr>
-          <w:rFonts w:ascii="Candara" w:hAnsi="Candara"/>
-          <w:color w:val="000000" w:themeColor="text1"/>
-          <w:sz w:val="20"/>
-          <w:szCs w:val="20"/>
-        </w:rPr>
-        <w:t xml:space="preserve"> Penicillin allergy (per patient)</w:t>
-      </w:r>
-      <w:r>
-        <w:rPr>
-          <w:rFonts w:ascii="Candara" w:hAnsi="Candara"/>
-          <w:color w:val="000000" w:themeColor="text1"/>
-          <w:sz w:val="20"/>
-          <w:szCs w:val="20"/>
-        </w:rPr>
-        <w:br/>
-      </w:r>
-      <w:r>
-        <w:rPr>
-          <w:rStyle w:val="Strong"/>
-          <w:rFonts w:ascii="Candara" w:hAnsi="Candara"/>
-          <w:color w:val="000000" w:themeColor="text1"/>
-          <w:sz w:val="20"/>
-          <w:szCs w:val="20"/>
-        </w:rPr>
-        <w:t>Social factors</w:t>
-      </w:r>
-      <w:r>
-        <w:rPr>
-          <w:rStyle w:val="Strong"/>
-          <w:rFonts w:ascii="Candara" w:hAnsi="Candara"/>
-          <w:color w:val="000000" w:themeColor="text1"/>
-          <w:sz w:val="20"/>
-          <w:szCs w:val="20"/>
-        </w:rPr>
-        <w:t xml:space="preserve">: </w:t>
-      </w:r>
-      <w:r>
-        <w:rPr>
-          <w:rFonts w:ascii="Candara" w:hAnsi="Candara"/>
-          <w:color w:val="000000" w:themeColor="text1"/>
-          <w:sz w:val="20"/>
-          <w:szCs w:val="20"/>
-        </w:rPr>
-        <w:t>Smoking status not obtained</w:t>
-      </w:r>
-      <w:r>
-        <w:rPr>
-          <w:rFonts w:ascii="Candara" w:hAnsi="Candara"/>
-          <w:color w:val="000000" w:themeColor="text1"/>
-          <w:sz w:val="20"/>
-          <w:szCs w:val="20"/>
-        </w:rPr>
-        <w:br/>
-      </w:r>
-      <w:r>
-        <w:rPr>
-          <w:rStyle w:val="Strong"/>
-          <w:rFonts w:ascii="Candara" w:hAnsi="Candara"/>
-          <w:color w:val="000000" w:themeColor="text1"/>
-          <w:sz w:val="20"/>
-          <w:szCs w:val="20"/>
-        </w:rPr>
-        <w:t>Missing clarifications:</w:t>
-      </w:r>
-      <w:r>
-        <w:rPr>
-          <w:rFonts w:ascii="Candara" w:hAnsi="Candara"/>
-          <w:color w:val="000000" w:themeColor="text1"/>
-          <w:sz w:val="20"/>
-          <w:szCs w:val="20"/>
-        </w:rPr>
-        <w:t xml:space="preserve"> exertional trigger, prior similar episodes, diaphoresis, family history, aspirin/anticoagulant use</w:t>
-      </w:r>
-      <w:r>
-        <w:rPr>
-          <w:rFonts w:ascii="Candara" w:hAnsi="Candara"/>
-          <w:color w:val="000000" w:themeColor="text1"/>
-          <w:sz w:val="20"/>
-          <w:szCs w:val="20"/>
-        </w:rPr>
-        <w:br/>
-      </w:r>
-      <w:r>
-        <w:rPr>
-          <w:rStyle w:val="Strong"/>
-          <w:rFonts w:ascii="Candara" w:hAnsi="Candara"/>
-          <w:color w:val="000000" w:themeColor="text1"/>
-          <w:sz w:val="20"/>
-          <w:szCs w:val="20"/>
-        </w:rPr>
-        <w:t>Flags (red-flag prompts):</w:t>
-      </w:r>
-      <w:r>
-        <w:rPr>
-          <w:rFonts w:ascii="Candara" w:hAnsi="Candara"/>
-          <w:color w:val="000000" w:themeColor="text1"/>
-          <w:sz w:val="20"/>
-          <w:szCs w:val="20"/>
-        </w:rPr>
-        <w:t xml:space="preserve"> Acute chest symptoms; clinician review advised</w:t>
+        <w:spacing w:before="0" w:beforeAutospacing="0" w:after="0" w:afterAutospacing="0"/>
+        <w:rPr>
+          <w:rFonts w:ascii="Candara" w:hAnsi="Candara"/>
+          <w:color w:val="000000" w:themeColor="text1"/>
+          <w:sz w:val="20"/>
+          <w:szCs w:val="20"/>
+        </w:rPr>
+      </w:pPr>
+      <w:r>
+        <w:rPr>
+          <w:rFonts w:ascii="Candara" w:hAnsi="Candara"/>
+          <w:b/>
+          <w:bCs/>
+          <w:color w:val="000000" w:themeColor="text1"/>
+          <w:sz w:val="20"/>
+          <w:szCs w:val="20"/>
+        </w:rPr>
+        <w:t>Cardiovascular:</w:t>
+      </w:r>
+      <w:r>
+        <w:rPr>
+          <w:rFonts w:ascii="Candara" w:hAnsi="Candara"/>
+          <w:color w:val="000000" w:themeColor="text1"/>
+          <w:sz w:val="20"/>
+          <w:szCs w:val="20"/>
+        </w:rPr>
+        <w:t xml:space="preserve"> chest pain, chest pressure/tightness, palpitations, irregular heartbeat, syncope, near syncope, orthopnea, paroxysmal nocturnal dyspnea, </w:t>
+      </w:r>
+      <w:r>
+        <w:rPr>
+          <w:rFonts w:ascii="Candara" w:hAnsi="Candara"/>
+          <w:color w:val="000000" w:themeColor="text1"/>
+          <w:sz w:val="20"/>
+          <w:szCs w:val="20"/>
+        </w:rPr>
+        <w:t xml:space="preserve">exertional dyspnea, </w:t>
+      </w:r>
+      <w:r>
+        <w:rPr>
+          <w:rFonts w:ascii="Candara" w:hAnsi="Candara"/>
+          <w:color w:val="000000" w:themeColor="text1"/>
+          <w:sz w:val="20"/>
+          <w:szCs w:val="20"/>
+        </w:rPr>
+        <w:t>leg swelling</w:t>
+      </w:r>
+      <w:r>
+        <w:rPr>
+          <w:rFonts w:ascii="Candara" w:hAnsi="Candara"/>
+          <w:color w:val="000000" w:themeColor="text1"/>
+          <w:sz w:val="20"/>
+          <w:szCs w:val="20"/>
+        </w:rPr>
+        <w:t>, Claudication</w:t>
       </w:r>
     </w:p>
     <w:p>
       <w:pPr>
-        <w:rPr>
-          <w:rFonts w:ascii="Candara" w:hAnsi="Candara"/>
-          <w:color w:val="000000" w:themeColor="text1"/>
-          <w:sz w:val="20"/>
-          <w:szCs w:val="20"/>
-        </w:rPr>
-      </w:pPr>
+        <w:pStyle w:val="NormalWeb"/>
+        <w:spacing w:before="0" w:beforeAutospacing="0" w:after="0" w:afterAutospacing="0"/>
+        <w:rPr>
+          <w:rFonts w:ascii="Candara" w:hAnsi="Candara"/>
+          <w:color w:val="000000" w:themeColor="text1"/>
+          <w:sz w:val="20"/>
+          <w:szCs w:val="20"/>
+        </w:rPr>
+      </w:pPr>
+      <w:r>
+        <w:rPr>
+          <w:rFonts w:ascii="Candara" w:hAnsi="Candara"/>
+          <w:b/>
+          <w:bCs/>
+          <w:color w:val="000000" w:themeColor="text1"/>
+          <w:sz w:val="20"/>
+          <w:szCs w:val="20"/>
+        </w:rPr>
+        <w:t>Respiratory:</w:t>
+      </w:r>
+      <w:r>
+        <w:rPr>
+          <w:rFonts w:ascii="Candara" w:hAnsi="Candara"/>
+          <w:color w:val="000000" w:themeColor="text1"/>
+          <w:sz w:val="20"/>
+          <w:szCs w:val="20"/>
+        </w:rPr>
+        <w:t xml:space="preserve"> shortness of breath, cough, sputum production, hemoptysis, wheezing, chest congestion, pleuritic pain</w:t>
+      </w:r>
     </w:p>
     <w:p>
       <w:pPr>
-        <w:pStyle w:val="Heading2"/>
-        <w:rPr>
-          <w:rFonts w:ascii="Candara" w:hAnsi="Candara"/>
-          <w:color w:val="000000" w:themeColor="text1"/>
-          <w:sz w:val="20"/>
-          <w:szCs w:val="20"/>
-        </w:rPr>
-      </w:pPr>
-      <w:r>
-        <w:rPr>
-          <w:rFonts w:ascii="Candara" w:hAnsi="Candara"/>
-          <w:color w:val="000000" w:themeColor="text1"/>
-          <w:sz w:val="20"/>
-          <w:szCs w:val="20"/>
-        </w:rPr>
-        <w:lastRenderedPageBreak/>
-        <w:t>Example 2: Abdominal pain + urinary symptoms</w:t>
+        <w:pStyle w:val="NormalWeb"/>
+        <w:spacing w:before="0" w:beforeAutospacing="0" w:after="0" w:afterAutospacing="0"/>
+        <w:rPr>
+          <w:rFonts w:ascii="Candara" w:hAnsi="Candara"/>
+          <w:color w:val="000000" w:themeColor="text1"/>
+          <w:sz w:val="20"/>
+          <w:szCs w:val="20"/>
+        </w:rPr>
+      </w:pPr>
+      <w:r>
+        <w:rPr>
+          <w:rFonts w:ascii="Candara" w:hAnsi="Candara"/>
+          <w:b/>
+          <w:bCs/>
+          <w:color w:val="000000" w:themeColor="text1"/>
+          <w:sz w:val="20"/>
+          <w:szCs w:val="20"/>
+        </w:rPr>
+        <w:t>Gastrointestinal:</w:t>
+      </w:r>
+      <w:r>
+        <w:rPr>
+          <w:rFonts w:ascii="Candara" w:hAnsi="Candara"/>
+          <w:color w:val="000000" w:themeColor="text1"/>
+          <w:sz w:val="20"/>
+          <w:szCs w:val="20"/>
+        </w:rPr>
+        <w:t xml:space="preserve"> abdominal pain, nausea, vomiting, diarrhea, constipation, blood in stool, heartburn, bloating, loss of appetite</w:t>
       </w:r>
     </w:p>
     <w:p>
       <w:pPr>
         <w:pStyle w:val="NormalWeb"/>
-        <w:rPr>
-          <w:rFonts w:ascii="Candara" w:hAnsi="Candara"/>
-          <w:color w:val="000000" w:themeColor="text1"/>
-          <w:sz w:val="20"/>
-          <w:szCs w:val="20"/>
-        </w:rPr>
-      </w:pPr>
-      <w:r>
-        <w:rPr>
-          <w:rStyle w:val="Strong"/>
-          <w:rFonts w:ascii="Candara" w:hAnsi="Candara"/>
-          <w:color w:val="000000" w:themeColor="text1"/>
-          <w:sz w:val="20"/>
-          <w:szCs w:val="20"/>
-        </w:rPr>
-        <w:t>Chief complaint (primary):</w:t>
-      </w:r>
-      <w:r>
-        <w:rPr>
-          <w:rFonts w:ascii="Candara" w:hAnsi="Candara"/>
-          <w:color w:val="000000" w:themeColor="text1"/>
-          <w:sz w:val="20"/>
-          <w:szCs w:val="20"/>
-        </w:rPr>
-        <w:t xml:space="preserve"> Abdominal pain</w:t>
-      </w:r>
-      <w:r>
-        <w:rPr>
-          <w:rFonts w:ascii="Candara" w:hAnsi="Candara"/>
-          <w:color w:val="000000" w:themeColor="text1"/>
-          <w:sz w:val="20"/>
-          <w:szCs w:val="20"/>
-        </w:rPr>
-        <w:br/>
-      </w:r>
-      <w:r>
-        <w:rPr>
-          <w:rStyle w:val="Strong"/>
-          <w:rFonts w:ascii="Candara" w:hAnsi="Candara"/>
-          <w:color w:val="000000" w:themeColor="text1"/>
-          <w:sz w:val="20"/>
-          <w:szCs w:val="20"/>
-        </w:rPr>
-        <w:t>Other concerns:</w:t>
-      </w:r>
-      <w:r>
-        <w:rPr>
-          <w:rFonts w:ascii="Candara" w:hAnsi="Candara"/>
-          <w:color w:val="000000" w:themeColor="text1"/>
-          <w:sz w:val="20"/>
-          <w:szCs w:val="20"/>
-        </w:rPr>
-        <w:t xml:space="preserve"> Burning with urination</w:t>
-      </w:r>
-      <w:r>
-        <w:rPr>
-          <w:rFonts w:ascii="Candara" w:hAnsi="Candara"/>
-          <w:color w:val="000000" w:themeColor="text1"/>
-          <w:sz w:val="20"/>
-          <w:szCs w:val="20"/>
-        </w:rPr>
-        <w:br/>
-      </w:r>
-      <w:r>
-        <w:rPr>
-          <w:rStyle w:val="Strong"/>
-          <w:rFonts w:ascii="Candara" w:hAnsi="Candara"/>
-          <w:color w:val="000000" w:themeColor="text1"/>
-          <w:sz w:val="20"/>
-          <w:szCs w:val="20"/>
-        </w:rPr>
-        <w:t>HPI</w:t>
-      </w:r>
-      <w:r>
-        <w:rPr>
-          <w:rStyle w:val="Strong"/>
-          <w:rFonts w:ascii="Candara" w:hAnsi="Candara"/>
-          <w:color w:val="000000" w:themeColor="text1"/>
-          <w:sz w:val="20"/>
-          <w:szCs w:val="20"/>
-        </w:rPr>
-        <w:t xml:space="preserve">: </w:t>
-      </w:r>
-      <w:r>
-        <w:rPr>
-          <w:rFonts w:ascii="Candara" w:hAnsi="Candara"/>
-          <w:color w:val="000000" w:themeColor="text1"/>
-          <w:sz w:val="20"/>
-          <w:szCs w:val="20"/>
-        </w:rPr>
-        <w:t>Patient reports 8 hours of worsening right lower quadrant abdominal pain, constant, severity 6/10. Associated nausea and reduced appetite. Also reports dysuria for 2 days.</w:t>
-      </w:r>
-      <w:r>
-        <w:rPr>
-          <w:rFonts w:ascii="Candara" w:hAnsi="Candara"/>
-          <w:color w:val="000000" w:themeColor="text1"/>
-          <w:sz w:val="20"/>
-          <w:szCs w:val="20"/>
-        </w:rPr>
-        <w:br/>
-      </w:r>
-      <w:r>
-        <w:rPr>
-          <w:rStyle w:val="Strong"/>
-          <w:rFonts w:ascii="Candara" w:hAnsi="Candara"/>
-          <w:color w:val="000000" w:themeColor="text1"/>
-          <w:sz w:val="20"/>
-          <w:szCs w:val="20"/>
-        </w:rPr>
-        <w:t>Pertinent positives:</w:t>
-      </w:r>
-      <w:r>
-        <w:rPr>
-          <w:rFonts w:ascii="Candara" w:hAnsi="Candara"/>
-          <w:color w:val="000000" w:themeColor="text1"/>
-          <w:sz w:val="20"/>
-          <w:szCs w:val="20"/>
-        </w:rPr>
-        <w:t xml:space="preserve"> RLQ pain, nausea, anorexia, dysuria</w:t>
-      </w:r>
-      <w:r>
-        <w:rPr>
-          <w:rFonts w:ascii="Candara" w:hAnsi="Candara"/>
-          <w:color w:val="000000" w:themeColor="text1"/>
-          <w:sz w:val="20"/>
-          <w:szCs w:val="20"/>
-        </w:rPr>
-        <w:br/>
-      </w:r>
-      <w:r>
-        <w:rPr>
-          <w:rStyle w:val="Strong"/>
-          <w:rFonts w:ascii="Candara" w:hAnsi="Candara"/>
-          <w:color w:val="000000" w:themeColor="text1"/>
-          <w:sz w:val="20"/>
-          <w:szCs w:val="20"/>
-        </w:rPr>
-        <w:t>Pertinent negatives:</w:t>
-      </w:r>
-      <w:r>
-        <w:rPr>
-          <w:rFonts w:ascii="Candara" w:hAnsi="Candara"/>
-          <w:color w:val="000000" w:themeColor="text1"/>
-          <w:sz w:val="20"/>
-          <w:szCs w:val="20"/>
-        </w:rPr>
-        <w:t xml:space="preserve"> denies diarrhea, denies vaginal bleeding, denies flank pain</w:t>
-      </w:r>
-      <w:r>
-        <w:rPr>
-          <w:rFonts w:ascii="Candara" w:hAnsi="Candara"/>
-          <w:color w:val="000000" w:themeColor="text1"/>
-          <w:sz w:val="20"/>
-          <w:szCs w:val="20"/>
-        </w:rPr>
-        <w:br/>
-      </w:r>
-      <w:r>
-        <w:rPr>
-          <w:rStyle w:val="Strong"/>
-          <w:rFonts w:ascii="Candara" w:hAnsi="Candara"/>
-          <w:color w:val="000000" w:themeColor="text1"/>
-          <w:sz w:val="20"/>
-          <w:szCs w:val="20"/>
-        </w:rPr>
-        <w:t>PMH / PSH:</w:t>
-      </w:r>
-      <w:r>
-        <w:rPr>
-          <w:rFonts w:ascii="Candara" w:hAnsi="Candara"/>
-          <w:color w:val="000000" w:themeColor="text1"/>
-          <w:sz w:val="20"/>
-          <w:szCs w:val="20"/>
-        </w:rPr>
-        <w:t xml:space="preserve"> No prior abdominal surgery reported</w:t>
-      </w:r>
-      <w:r>
-        <w:rPr>
-          <w:rFonts w:ascii="Candara" w:hAnsi="Candara"/>
-          <w:color w:val="000000" w:themeColor="text1"/>
-          <w:sz w:val="20"/>
-          <w:szCs w:val="20"/>
-        </w:rPr>
-        <w:br/>
-      </w:r>
-      <w:r>
-        <w:rPr>
-          <w:rStyle w:val="Strong"/>
-          <w:rFonts w:ascii="Candara" w:hAnsi="Candara"/>
-          <w:color w:val="000000" w:themeColor="text1"/>
-          <w:sz w:val="20"/>
-          <w:szCs w:val="20"/>
-        </w:rPr>
-        <w:t>Medications:</w:t>
-      </w:r>
-      <w:r>
-        <w:rPr>
-          <w:rFonts w:ascii="Candara" w:hAnsi="Candara"/>
-          <w:color w:val="000000" w:themeColor="text1"/>
-          <w:sz w:val="20"/>
-          <w:szCs w:val="20"/>
-        </w:rPr>
-        <w:t xml:space="preserve"> Took ibuprofen today</w:t>
-      </w:r>
-      <w:r>
-        <w:rPr>
-          <w:rFonts w:ascii="Candara" w:hAnsi="Candara"/>
-          <w:color w:val="000000" w:themeColor="text1"/>
-          <w:sz w:val="20"/>
-          <w:szCs w:val="20"/>
-        </w:rPr>
-        <w:br/>
-      </w:r>
-      <w:r>
-        <w:rPr>
-          <w:rStyle w:val="Strong"/>
-          <w:rFonts w:ascii="Candara" w:hAnsi="Candara"/>
-          <w:color w:val="000000" w:themeColor="text1"/>
-          <w:sz w:val="20"/>
-          <w:szCs w:val="20"/>
-        </w:rPr>
-        <w:t>Allergies:</w:t>
-      </w:r>
-      <w:r>
-        <w:rPr>
-          <w:rFonts w:ascii="Candara" w:hAnsi="Candara"/>
-          <w:color w:val="000000" w:themeColor="text1"/>
-          <w:sz w:val="20"/>
-          <w:szCs w:val="20"/>
-        </w:rPr>
-        <w:t xml:space="preserve"> None reported</w:t>
-      </w:r>
-      <w:r>
-        <w:rPr>
-          <w:rFonts w:ascii="Candara" w:hAnsi="Candara"/>
-          <w:color w:val="000000" w:themeColor="text1"/>
-          <w:sz w:val="20"/>
-          <w:szCs w:val="20"/>
-        </w:rPr>
-        <w:br/>
-      </w:r>
-      <w:r>
-        <w:rPr>
-          <w:rStyle w:val="Strong"/>
-          <w:rFonts w:ascii="Candara" w:hAnsi="Candara"/>
-          <w:color w:val="000000" w:themeColor="text1"/>
-          <w:sz w:val="20"/>
-          <w:szCs w:val="20"/>
-        </w:rPr>
-        <w:t>Social factors</w:t>
-      </w:r>
-      <w:r>
-        <w:rPr>
-          <w:rStyle w:val="Strong"/>
-          <w:rFonts w:ascii="Candara" w:hAnsi="Candara"/>
-          <w:color w:val="000000" w:themeColor="text1"/>
-          <w:sz w:val="20"/>
-          <w:szCs w:val="20"/>
-        </w:rPr>
-        <w:t xml:space="preserve">: </w:t>
-      </w:r>
-      <w:r>
-        <w:rPr>
-          <w:rFonts w:ascii="Candara" w:hAnsi="Candara"/>
-          <w:color w:val="000000" w:themeColor="text1"/>
-          <w:sz w:val="20"/>
-          <w:szCs w:val="20"/>
-        </w:rPr>
-        <w:t>Pregnancy status not obtained</w:t>
-      </w:r>
-      <w:r>
-        <w:rPr>
-          <w:rFonts w:ascii="Candara" w:hAnsi="Candara"/>
-          <w:color w:val="000000" w:themeColor="text1"/>
-          <w:sz w:val="20"/>
-          <w:szCs w:val="20"/>
-        </w:rPr>
-        <w:br/>
-      </w:r>
-      <w:r>
-        <w:rPr>
-          <w:rStyle w:val="Strong"/>
-          <w:rFonts w:ascii="Candara" w:hAnsi="Candara"/>
-          <w:color w:val="000000" w:themeColor="text1"/>
-          <w:sz w:val="20"/>
-          <w:szCs w:val="20"/>
-        </w:rPr>
-        <w:t>Missing clarifications:</w:t>
-      </w:r>
-      <w:r>
-        <w:rPr>
-          <w:rFonts w:ascii="Candara" w:hAnsi="Candara"/>
-          <w:color w:val="000000" w:themeColor="text1"/>
-          <w:sz w:val="20"/>
-          <w:szCs w:val="20"/>
-        </w:rPr>
-        <w:t xml:space="preserve"> fever, vomiting, LMP/pregnancy risk, urinary frequency/urgency, hematuria</w:t>
-      </w:r>
-      <w:r>
-        <w:rPr>
-          <w:rFonts w:ascii="Candara" w:hAnsi="Candara"/>
-          <w:color w:val="000000" w:themeColor="text1"/>
-          <w:sz w:val="20"/>
-          <w:szCs w:val="20"/>
-        </w:rPr>
-        <w:br/>
-      </w:r>
-      <w:r>
-        <w:rPr>
-          <w:rStyle w:val="Strong"/>
-          <w:rFonts w:ascii="Candara" w:hAnsi="Candara"/>
-          <w:color w:val="000000" w:themeColor="text1"/>
-          <w:sz w:val="20"/>
-          <w:szCs w:val="20"/>
-        </w:rPr>
-        <w:t>Flags (red-flag prompts):</w:t>
-      </w:r>
-      <w:r>
-        <w:rPr>
-          <w:rFonts w:ascii="Candara" w:hAnsi="Candara"/>
-          <w:color w:val="000000" w:themeColor="text1"/>
-          <w:sz w:val="20"/>
-          <w:szCs w:val="20"/>
-        </w:rPr>
-        <w:t xml:space="preserve"> RLQ pain + nausea; pregnancy status needed</w:t>
+        <w:spacing w:before="0" w:beforeAutospacing="0" w:after="0" w:afterAutospacing="0"/>
+        <w:rPr>
+          <w:rFonts w:ascii="Candara" w:hAnsi="Candara"/>
+          <w:color w:val="000000" w:themeColor="text1"/>
+          <w:sz w:val="20"/>
+          <w:szCs w:val="20"/>
+        </w:rPr>
+      </w:pPr>
+      <w:r>
+        <w:rPr>
+          <w:rFonts w:ascii="Candara" w:hAnsi="Candara"/>
+          <w:b/>
+          <w:bCs/>
+          <w:color w:val="000000" w:themeColor="text1"/>
+          <w:sz w:val="20"/>
+          <w:szCs w:val="20"/>
+        </w:rPr>
+        <w:t>Genitourinary:</w:t>
+      </w:r>
+      <w:r>
+        <w:rPr>
+          <w:rFonts w:ascii="Candara" w:hAnsi="Candara"/>
+          <w:color w:val="000000" w:themeColor="text1"/>
+          <w:sz w:val="20"/>
+          <w:szCs w:val="20"/>
+        </w:rPr>
+        <w:t xml:space="preserve"> dysuria, urinary frequency, urgency, hematuria, flank pain, incontinence, vaginal bleeding, vaginal discharge, pregnancy status, testicular pain</w:t>
       </w:r>
     </w:p>
     <w:p>
       <w:pPr>
-        <w:rPr>
-          <w:rFonts w:ascii="Candara" w:hAnsi="Candara"/>
-          <w:color w:val="000000" w:themeColor="text1"/>
-          <w:sz w:val="20"/>
-          <w:szCs w:val="20"/>
-        </w:rPr>
-      </w:pPr>
+        <w:pStyle w:val="NormalWeb"/>
+        <w:spacing w:before="0" w:beforeAutospacing="0" w:after="0" w:afterAutospacing="0"/>
+        <w:rPr>
+          <w:rFonts w:ascii="Candara" w:hAnsi="Candara"/>
+          <w:color w:val="000000" w:themeColor="text1"/>
+          <w:sz w:val="20"/>
+          <w:szCs w:val="20"/>
+        </w:rPr>
+      </w:pPr>
+      <w:r>
+        <w:rPr>
+          <w:rFonts w:ascii="Candara" w:hAnsi="Candara"/>
+          <w:b/>
+          <w:bCs/>
+          <w:color w:val="000000" w:themeColor="text1"/>
+          <w:sz w:val="20"/>
+          <w:szCs w:val="20"/>
+        </w:rPr>
+        <w:t>Neurological:</w:t>
+      </w:r>
+      <w:r>
+        <w:rPr>
+          <w:rFonts w:ascii="Candara" w:hAnsi="Candara"/>
+          <w:color w:val="000000" w:themeColor="text1"/>
+          <w:sz w:val="20"/>
+          <w:szCs w:val="20"/>
+        </w:rPr>
+        <w:t xml:space="preserve"> headache, dizziness, lightheadedness, syncope, weakness, numbness, tingling, seizures, confusion, memory loss, speech difficulty, vision changes</w:t>
+      </w:r>
     </w:p>
     <w:p>
       <w:pPr>
-        <w:pStyle w:val="Heading2"/>
-        <w:rPr>
-          <w:rFonts w:ascii="Candara" w:hAnsi="Candara"/>
-          <w:color w:val="000000" w:themeColor="text1"/>
-          <w:sz w:val="20"/>
-          <w:szCs w:val="20"/>
-        </w:rPr>
-      </w:pPr>
-      <w:r>
-        <w:rPr>
-          <w:rFonts w:ascii="Candara" w:hAnsi="Candara"/>
-          <w:color w:val="000000" w:themeColor="text1"/>
-          <w:sz w:val="20"/>
-          <w:szCs w:val="20"/>
-        </w:rPr>
-        <w:t>Prototype summary example 3: Headache</w:t>
+        <w:pStyle w:val="NormalWeb"/>
+        <w:spacing w:before="0" w:beforeAutospacing="0" w:after="0" w:afterAutospacing="0"/>
+        <w:rPr>
+          <w:rFonts w:ascii="Candara" w:hAnsi="Candara"/>
+          <w:color w:val="000000" w:themeColor="text1"/>
+          <w:sz w:val="20"/>
+          <w:szCs w:val="20"/>
+        </w:rPr>
+      </w:pPr>
+      <w:r>
+        <w:rPr>
+          <w:rFonts w:ascii="Candara" w:hAnsi="Candara"/>
+          <w:b/>
+          <w:bCs/>
+          <w:color w:val="000000" w:themeColor="text1"/>
+          <w:sz w:val="20"/>
+          <w:szCs w:val="20"/>
+        </w:rPr>
+        <w:t>Musculoskeletal:</w:t>
+      </w:r>
+      <w:r>
+        <w:rPr>
+          <w:rFonts w:ascii="Candara" w:hAnsi="Candara"/>
+          <w:color w:val="000000" w:themeColor="text1"/>
+          <w:sz w:val="20"/>
+          <w:szCs w:val="20"/>
+        </w:rPr>
+        <w:t xml:space="preserve"> joint pain, muscle pain, back pain, neck pain, joint swelling, stiffness, limited range of motion</w:t>
       </w:r>
     </w:p>
     <w:p>
       <w:pPr>
         <w:pStyle w:val="NormalWeb"/>
-        <w:rPr>
-          <w:rFonts w:ascii="Candara" w:hAnsi="Candara"/>
-          <w:color w:val="000000" w:themeColor="text1"/>
-          <w:sz w:val="20"/>
-          <w:szCs w:val="20"/>
-        </w:rPr>
-      </w:pPr>
-      <w:r>
+        <w:spacing w:before="0" w:beforeAutospacing="0" w:after="0" w:afterAutospacing="0"/>
+        <w:rPr>
+          <w:rFonts w:ascii="Candara" w:hAnsi="Candara"/>
+          <w:color w:val="000000" w:themeColor="text1"/>
+          <w:sz w:val="20"/>
+          <w:szCs w:val="20"/>
+        </w:rPr>
+      </w:pPr>
+      <w:r>
+        <w:rPr>
+          <w:rFonts w:ascii="Candara" w:hAnsi="Candara"/>
+          <w:b/>
+          <w:bCs/>
+          <w:color w:val="000000" w:themeColor="text1"/>
+          <w:sz w:val="20"/>
+          <w:szCs w:val="20"/>
+        </w:rPr>
+        <w:t>Skin:</w:t>
+      </w:r>
+      <w:r>
+        <w:rPr>
+          <w:rFonts w:ascii="Candara" w:hAnsi="Candara"/>
+          <w:color w:val="000000" w:themeColor="text1"/>
+          <w:sz w:val="20"/>
+          <w:szCs w:val="20"/>
+        </w:rPr>
+        <w:t xml:space="preserve"> rash, itching, lesions, bruising, changes in moles, hair loss</w:t>
+      </w:r>
+    </w:p>
+    <w:p>
+      <w:pPr>
+        <w:pStyle w:val="NormalWeb"/>
+        <w:spacing w:before="0" w:beforeAutospacing="0" w:after="0" w:afterAutospacing="0"/>
+        <w:rPr>
+          <w:rFonts w:ascii="Candara" w:hAnsi="Candara"/>
+          <w:color w:val="000000" w:themeColor="text1"/>
+          <w:sz w:val="20"/>
+          <w:szCs w:val="20"/>
+        </w:rPr>
+      </w:pPr>
+      <w:r>
+        <w:rPr>
+          <w:rFonts w:ascii="Candara" w:hAnsi="Candara"/>
+          <w:b/>
+          <w:bCs/>
+          <w:color w:val="000000" w:themeColor="text1"/>
+          <w:sz w:val="20"/>
+          <w:szCs w:val="20"/>
+        </w:rPr>
+        <w:t>Endocrine:</w:t>
+      </w:r>
+      <w:r>
+        <w:rPr>
+          <w:rFonts w:ascii="Candara" w:hAnsi="Candara"/>
+          <w:color w:val="000000" w:themeColor="text1"/>
+          <w:sz w:val="20"/>
+          <w:szCs w:val="20"/>
+        </w:rPr>
+        <w:t xml:space="preserve"> heat intolerance, cold intolerance, excessive thirst, excessive urination, excessive hunger</w:t>
+      </w:r>
+    </w:p>
+    <w:p>
+      <w:pPr>
+        <w:pStyle w:val="NormalWeb"/>
+        <w:spacing w:before="0" w:beforeAutospacing="0" w:after="0" w:afterAutospacing="0"/>
+        <w:rPr>
+          <w:rFonts w:ascii="Candara" w:hAnsi="Candara"/>
+          <w:color w:val="000000" w:themeColor="text1"/>
+          <w:sz w:val="20"/>
+          <w:szCs w:val="20"/>
+        </w:rPr>
+      </w:pPr>
+      <w:r>
+        <w:rPr>
+          <w:rFonts w:ascii="Candara" w:hAnsi="Candara"/>
+          <w:b/>
+          <w:bCs/>
+          <w:color w:val="000000" w:themeColor="text1"/>
+          <w:sz w:val="20"/>
+          <w:szCs w:val="20"/>
+        </w:rPr>
+        <w:t>Hematologic/Lymphatic:</w:t>
+      </w:r>
+      <w:r>
+        <w:rPr>
+          <w:rFonts w:ascii="Candara" w:hAnsi="Candara"/>
+          <w:color w:val="000000" w:themeColor="text1"/>
+          <w:sz w:val="20"/>
+          <w:szCs w:val="20"/>
+        </w:rPr>
+        <w:t xml:space="preserve"> easy bruising, easy bleeding, swollen lymph nodes, anemia symptoms</w:t>
+      </w:r>
+    </w:p>
+    <w:p>
+      <w:pPr>
+        <w:pStyle w:val="NormalWeb"/>
+        <w:spacing w:before="0" w:beforeAutospacing="0" w:after="0" w:afterAutospacing="0"/>
         <w:rPr>
           <w:rStyle w:val="Strong"/>
           <w:rFonts w:ascii="Candara" w:hAnsi="Candara"/>
@@ -10143,16 +9690,26 @@
           <w:sz w:val="20"/>
           <w:szCs w:val="20"/>
         </w:rPr>
-        <w:t>Chief complaint (primary):</w:t>
-      </w:r>
-      <w:r>
-        <w:rPr>
-          <w:rFonts w:ascii="Candara" w:hAnsi="Candara"/>
-          <w:color w:val="000000" w:themeColor="text1"/>
-          <w:sz w:val="20"/>
-          <w:szCs w:val="20"/>
-        </w:rPr>
-        <w:t xml:space="preserve"> Headache</w:t>
+      </w:pPr>
+      <w:r>
+        <w:rPr>
+          <w:rFonts w:ascii="Candara" w:hAnsi="Candara"/>
+          <w:b/>
+          <w:bCs/>
+          <w:color w:val="000000" w:themeColor="text1"/>
+          <w:sz w:val="20"/>
+          <w:szCs w:val="20"/>
+        </w:rPr>
+        <w:t>Psychiatric:</w:t>
+      </w:r>
+      <w:r>
+        <w:rPr>
+          <w:rFonts w:ascii="Candara" w:hAnsi="Candara"/>
+          <w:color w:val="000000" w:themeColor="text1"/>
+          <w:sz w:val="20"/>
+          <w:szCs w:val="20"/>
+        </w:rPr>
+        <w:t xml:space="preserve"> anxiety, depression, mood changes, sleep disturbances, suicidal ideation, hallucinations</w:t>
       </w:r>
       <w:r>
         <w:rPr>
@@ -10163,7 +9720,11 @@
         </w:rPr>
         <w:br/>
       </w:r>
-      <w:r>
+    </w:p>
+    <w:p>
+      <w:pPr>
+        <w:pStyle w:val="NormalWeb"/>
+        <w:spacing w:before="0" w:beforeAutospacing="0" w:after="0" w:afterAutospacing="0"/>
         <w:rPr>
           <w:rStyle w:val="Strong"/>
           <w:rFonts w:ascii="Candara" w:hAnsi="Candara"/>
@@ -10171,16 +9732,16 @@
           <w:sz w:val="20"/>
           <w:szCs w:val="20"/>
         </w:rPr>
-        <w:t>Other concerns:</w:t>
-      </w:r>
-      <w:r>
-        <w:rPr>
-          <w:rFonts w:ascii="Candara" w:hAnsi="Candara"/>
-          <w:color w:val="000000" w:themeColor="text1"/>
-          <w:sz w:val="20"/>
-          <w:szCs w:val="20"/>
-        </w:rPr>
-        <w:t xml:space="preserve"> None reported</w:t>
+      </w:pPr>
+      <w:r>
+        <w:rPr>
+          <w:rStyle w:val="Strong"/>
+          <w:rFonts w:ascii="Candara" w:hAnsi="Candara"/>
+          <w:color w:val="000000" w:themeColor="text1"/>
+          <w:sz w:val="20"/>
+          <w:szCs w:val="20"/>
+        </w:rPr>
+        <w:t>Pertinent positives</w:t>
       </w:r>
       <w:r>
         <w:rPr>
@@ -10199,16 +9760,7 @@
           <w:sz w:val="20"/>
           <w:szCs w:val="20"/>
         </w:rPr>
-        <w:t>HPI:</w:t>
-      </w:r>
-      <w:r>
-        <w:rPr>
-          <w:rFonts w:ascii="Candara" w:hAnsi="Candara"/>
-          <w:color w:val="000000" w:themeColor="text1"/>
-          <w:sz w:val="20"/>
-          <w:szCs w:val="20"/>
-        </w:rPr>
-        <w:t xml:space="preserve"> Patient reports headache for 3 days, gradual onset, severity 8/10, frontal, described as “throbbing.” Worse with light exposure.</w:t>
+        <w:t>Pertinent negatives</w:t>
       </w:r>
       <w:r>
         <w:rPr>
@@ -10227,16 +9779,7 @@
           <w:sz w:val="20"/>
           <w:szCs w:val="20"/>
         </w:rPr>
-        <w:t>Pertinent positives:</w:t>
-      </w:r>
-      <w:r>
-        <w:rPr>
-          <w:rFonts w:ascii="Candara" w:hAnsi="Candara"/>
-          <w:color w:val="000000" w:themeColor="text1"/>
-          <w:sz w:val="20"/>
-          <w:szCs w:val="20"/>
-        </w:rPr>
-        <w:t xml:space="preserve"> photophobia</w:t>
+        <w:t>PMH / PSH</w:t>
       </w:r>
       <w:r>
         <w:rPr>
@@ -10255,16 +9798,7 @@
           <w:sz w:val="20"/>
           <w:szCs w:val="20"/>
         </w:rPr>
-        <w:t>Pertinent negatives:</w:t>
-      </w:r>
-      <w:r>
-        <w:rPr>
-          <w:rFonts w:ascii="Candara" w:hAnsi="Candara"/>
-          <w:color w:val="000000" w:themeColor="text1"/>
-          <w:sz w:val="20"/>
-          <w:szCs w:val="20"/>
-        </w:rPr>
-        <w:t xml:space="preserve"> denies neck stiffness, denies weakness, denies confusion, denies head trauma</w:t>
+        <w:t>Medications</w:t>
       </w:r>
       <w:r>
         <w:rPr>
@@ -10283,16 +9817,7 @@
           <w:sz w:val="20"/>
           <w:szCs w:val="20"/>
         </w:rPr>
-        <w:t>PMH / PSH:</w:t>
-      </w:r>
-      <w:r>
-        <w:rPr>
-          <w:rFonts w:ascii="Candara" w:hAnsi="Candara"/>
-          <w:color w:val="000000" w:themeColor="text1"/>
-          <w:sz w:val="20"/>
-          <w:szCs w:val="20"/>
-        </w:rPr>
-        <w:t xml:space="preserve"> History of migraines reported</w:t>
+        <w:t>Allergies</w:t>
       </w:r>
       <w:r>
         <w:rPr>
@@ -10311,16 +9836,7 @@
           <w:sz w:val="20"/>
           <w:szCs w:val="20"/>
         </w:rPr>
-        <w:t>Medications:</w:t>
-      </w:r>
-      <w:r>
-        <w:rPr>
-          <w:rFonts w:ascii="Candara" w:hAnsi="Candara"/>
-          <w:color w:val="000000" w:themeColor="text1"/>
-          <w:sz w:val="20"/>
-          <w:szCs w:val="20"/>
-        </w:rPr>
-        <w:t xml:space="preserve"> Tried acetaminophen with minimal relief</w:t>
+        <w:t xml:space="preserve">Social factors </w:t>
       </w:r>
       <w:r>
         <w:rPr>
@@ -10339,16 +9855,28 @@
           <w:sz w:val="20"/>
           <w:szCs w:val="20"/>
         </w:rPr>
-        <w:t>Allergies:</w:t>
-      </w:r>
-      <w:r>
-        <w:rPr>
-          <w:rFonts w:ascii="Candara" w:hAnsi="Candara"/>
-          <w:color w:val="000000" w:themeColor="text1"/>
-          <w:sz w:val="20"/>
-          <w:szCs w:val="20"/>
-        </w:rPr>
-        <w:t xml:space="preserve"> None reported</w:t>
+        <w:lastRenderedPageBreak/>
+        <w:t>Missing clarifications</w:t>
+      </w:r>
+      <w:r>
+        <w:rPr>
+          <w:rStyle w:val="Strong"/>
+          <w:rFonts w:ascii="Candara" w:hAnsi="Candara"/>
+          <w:color w:val="000000" w:themeColor="text1"/>
+          <w:sz w:val="20"/>
+          <w:szCs w:val="20"/>
+        </w:rPr>
+        <w:t xml:space="preserve"> – this </w:t>
+      </w:r>
+      <w:r>
+        <w:rPr>
+          <w:rStyle w:val="Strong"/>
+          <w:rFonts w:ascii="Candara" w:hAnsi="Candara"/>
+          <w:color w:val="000000" w:themeColor="text1"/>
+          <w:sz w:val="20"/>
+          <w:szCs w:val="20"/>
+        </w:rPr>
+        <w:t xml:space="preserve">will be useful for estimating the coverage counts etc. </w:t>
       </w:r>
       <w:r>
         <w:rPr>
@@ -10367,9 +9895,13 @@
           <w:sz w:val="20"/>
           <w:szCs w:val="20"/>
         </w:rPr>
-        <w:t>Social factors</w:t>
-      </w:r>
-      <w:r>
+        <w:t>Flags (red-flag prompts)</w:t>
+      </w:r>
+    </w:p>
+    <w:p>
+      <w:pPr>
+        <w:pStyle w:val="NormalWeb"/>
+        <w:spacing w:before="0" w:beforeAutospacing="0" w:after="0" w:afterAutospacing="0"/>
         <w:rPr>
           <w:rStyle w:val="Strong"/>
           <w:rFonts w:ascii="Candara" w:hAnsi="Candara"/>
@@ -10377,82 +9909,2434 @@
           <w:sz w:val="20"/>
           <w:szCs w:val="20"/>
         </w:rPr>
+      </w:pPr>
+    </w:p>
+    <w:p>
+      <w:pPr>
+        <w:pStyle w:val="NormalWeb"/>
+        <w:spacing w:before="0" w:beforeAutospacing="0" w:after="0" w:afterAutospacing="0"/>
+        <w:rPr>
+          <w:rStyle w:val="Strong"/>
+          <w:rFonts w:ascii="Candara" w:hAnsi="Candara"/>
+          <w:color w:val="000000" w:themeColor="text1"/>
+        </w:rPr>
+      </w:pPr>
+      <w:r>
+        <w:rPr>
+          <w:rStyle w:val="Strong"/>
+          <w:rFonts w:ascii="Candara" w:hAnsi="Candara"/>
+          <w:color w:val="000000" w:themeColor="text1"/>
+          <w:sz w:val="20"/>
+          <w:szCs w:val="20"/>
+        </w:rPr>
+        <w:br/>
+      </w:r>
+      <w:r>
+        <w:rPr>
+          <w:rStyle w:val="Strong"/>
+          <w:rFonts w:ascii="Candara" w:hAnsi="Candara"/>
+          <w:color w:val="000000" w:themeColor="text1"/>
+        </w:rPr>
+        <w:t>How do conduct the ROS</w:t>
+      </w:r>
+    </w:p>
+    <w:p>
+      <w:pPr>
+        <w:pStyle w:val="NormalWeb"/>
+        <w:spacing w:before="0" w:beforeAutospacing="0" w:after="0" w:afterAutospacing="0"/>
+        <w:rPr>
+          <w:rStyle w:val="Strong"/>
+          <w:rFonts w:ascii="Candara" w:hAnsi="Candara"/>
+          <w:color w:val="000000" w:themeColor="text1"/>
+          <w:sz w:val="20"/>
+          <w:szCs w:val="20"/>
+        </w:rPr>
+      </w:pPr>
+    </w:p>
+    <w:p>
+      <w:pPr>
+        <w:pStyle w:val="NormalWeb"/>
+        <w:spacing w:before="0" w:beforeAutospacing="0" w:after="0" w:afterAutospacing="0"/>
+        <w:rPr>
+          <w:rStyle w:val="Strong"/>
+          <w:rFonts w:ascii="Candara" w:hAnsi="Candara"/>
+          <w:b w:val="0"/>
+          <w:bCs w:val="0"/>
+          <w:color w:val="000000" w:themeColor="text1"/>
+          <w:sz w:val="20"/>
+          <w:szCs w:val="20"/>
+        </w:rPr>
+      </w:pPr>
+      <w:r>
+        <w:rPr>
+          <w:rStyle w:val="Strong"/>
+          <w:rFonts w:ascii="Candara" w:hAnsi="Candara"/>
+          <w:b w:val="0"/>
+          <w:bCs w:val="0"/>
+          <w:color w:val="000000" w:themeColor="text1"/>
+          <w:sz w:val="20"/>
+          <w:szCs w:val="20"/>
+        </w:rPr>
+        <w:t xml:space="preserve">The goal of the </w:t>
+      </w:r>
+      <w:r>
+        <w:rPr>
+          <w:rStyle w:val="Strong"/>
+          <w:rFonts w:ascii="Candara" w:hAnsi="Candara"/>
+          <w:b w:val="0"/>
+          <w:bCs w:val="0"/>
+          <w:color w:val="000000" w:themeColor="text1"/>
+          <w:sz w:val="20"/>
+          <w:szCs w:val="20"/>
+        </w:rPr>
+        <w:t>ROS</w:t>
+      </w:r>
+      <w:r>
+        <w:rPr>
+          <w:rStyle w:val="Strong"/>
+          <w:rFonts w:ascii="Candara" w:hAnsi="Candara"/>
+          <w:b w:val="0"/>
+          <w:bCs w:val="0"/>
+          <w:color w:val="000000" w:themeColor="text1"/>
+          <w:sz w:val="20"/>
+          <w:szCs w:val="20"/>
+        </w:rPr>
+        <w:t xml:space="preserve"> is to </w:t>
+      </w:r>
+      <w:r>
+        <w:rPr>
+          <w:rStyle w:val="Strong"/>
+          <w:rFonts w:ascii="Candara" w:hAnsi="Candara"/>
+          <w:b w:val="0"/>
+          <w:bCs w:val="0"/>
+          <w:color w:val="000000" w:themeColor="text1"/>
+          <w:sz w:val="20"/>
+          <w:szCs w:val="20"/>
+        </w:rPr>
+        <w:t xml:space="preserve">ask questions around important symptoms related to the body system of the presenting complain(s) that </w:t>
+      </w:r>
+      <w:r>
+        <w:rPr>
+          <w:rStyle w:val="Strong"/>
+          <w:rFonts w:ascii="Candara" w:hAnsi="Candara"/>
+          <w:b w:val="0"/>
+          <w:bCs w:val="0"/>
+          <w:color w:val="000000" w:themeColor="text1"/>
+          <w:sz w:val="20"/>
+          <w:szCs w:val="20"/>
+        </w:rPr>
+        <w:t xml:space="preserve">the Dr. </w:t>
+      </w:r>
+      <w:r>
+        <w:rPr>
+          <w:rStyle w:val="Strong"/>
+          <w:rFonts w:ascii="Candara" w:hAnsi="Candara"/>
+          <w:b w:val="0"/>
+          <w:bCs w:val="0"/>
+          <w:color w:val="000000" w:themeColor="text1"/>
+          <w:sz w:val="20"/>
+          <w:szCs w:val="20"/>
+        </w:rPr>
+        <w:t>/</w:t>
+      </w:r>
+      <w:r>
+        <w:rPr>
+          <w:rStyle w:val="Strong"/>
+          <w:rFonts w:ascii="Candara" w:hAnsi="Candara"/>
+          <w:b w:val="0"/>
+          <w:bCs w:val="0"/>
+          <w:color w:val="000000" w:themeColor="text1"/>
+          <w:sz w:val="20"/>
+          <w:szCs w:val="20"/>
+        </w:rPr>
+        <w:t xml:space="preserve"> the </w:t>
+      </w:r>
+      <w:r>
+        <w:rPr>
+          <w:rStyle w:val="Strong"/>
+          <w:rFonts w:ascii="Candara" w:hAnsi="Candara"/>
+          <w:b w:val="0"/>
+          <w:bCs w:val="0"/>
+          <w:color w:val="000000" w:themeColor="text1"/>
+          <w:sz w:val="20"/>
+          <w:szCs w:val="20"/>
+        </w:rPr>
+        <w:t xml:space="preserve">patient might miss during the history taking.  </w:t>
+      </w:r>
+      <w:r>
+        <w:rPr>
+          <w:rStyle w:val="Strong"/>
+          <w:rFonts w:ascii="Candara" w:hAnsi="Candara"/>
+          <w:b w:val="0"/>
+          <w:bCs w:val="0"/>
+          <w:color w:val="000000" w:themeColor="text1"/>
+          <w:sz w:val="20"/>
+          <w:szCs w:val="20"/>
+        </w:rPr>
+        <w:t>Given the time alloca</w:t>
+      </w:r>
+      <w:r>
+        <w:rPr>
+          <w:rStyle w:val="Strong"/>
+          <w:rFonts w:ascii="Candara" w:hAnsi="Candara"/>
+          <w:b w:val="0"/>
+          <w:bCs w:val="0"/>
+          <w:color w:val="000000" w:themeColor="text1"/>
+          <w:sz w:val="20"/>
+          <w:szCs w:val="20"/>
+        </w:rPr>
+        <w:t>ted</w:t>
+      </w:r>
+      <w:r>
+        <w:rPr>
+          <w:rStyle w:val="Strong"/>
+          <w:rFonts w:ascii="Candara" w:hAnsi="Candara"/>
+          <w:b w:val="0"/>
+          <w:bCs w:val="0"/>
+          <w:color w:val="000000" w:themeColor="text1"/>
+          <w:sz w:val="20"/>
+          <w:szCs w:val="20"/>
+        </w:rPr>
+        <w:t xml:space="preserve"> for each clerking, we can’t ask all </w:t>
+      </w:r>
+      <w:r>
+        <w:rPr>
+          <w:rStyle w:val="Strong"/>
+          <w:rFonts w:ascii="Candara" w:hAnsi="Candara"/>
+          <w:b w:val="0"/>
+          <w:bCs w:val="0"/>
+          <w:color w:val="000000" w:themeColor="text1"/>
+          <w:sz w:val="20"/>
+          <w:szCs w:val="20"/>
+        </w:rPr>
+        <w:t>ROS</w:t>
+      </w:r>
+      <w:r>
+        <w:rPr>
+          <w:rStyle w:val="Strong"/>
+          <w:rFonts w:ascii="Candara" w:hAnsi="Candara"/>
+          <w:b w:val="0"/>
+          <w:bCs w:val="0"/>
+          <w:color w:val="000000" w:themeColor="text1"/>
+          <w:sz w:val="20"/>
+          <w:szCs w:val="20"/>
+        </w:rPr>
+        <w:t xml:space="preserve"> so we can </w:t>
+      </w:r>
+      <w:r>
+        <w:rPr>
+          <w:rStyle w:val="Strong"/>
+          <w:rFonts w:ascii="Candara" w:hAnsi="Candara"/>
+          <w:b w:val="0"/>
+          <w:bCs w:val="0"/>
+          <w:color w:val="000000" w:themeColor="text1"/>
+          <w:sz w:val="20"/>
+          <w:szCs w:val="20"/>
+        </w:rPr>
         <w:t xml:space="preserve"> </w:t>
       </w:r>
       <w:r>
         <w:rPr>
           <w:rStyle w:val="Strong"/>
           <w:rFonts w:ascii="Candara" w:hAnsi="Candara"/>
+          <w:b w:val="0"/>
+          <w:bCs w:val="0"/>
+          <w:color w:val="000000" w:themeColor="text1"/>
+          <w:sz w:val="20"/>
+          <w:szCs w:val="20"/>
+        </w:rPr>
+        <w:t>approach it this way</w:t>
+      </w:r>
+      <w:r>
+        <w:rPr>
+          <w:rStyle w:val="Strong"/>
+          <w:rFonts w:ascii="Candara" w:hAnsi="Candara"/>
+          <w:b w:val="0"/>
+          <w:bCs w:val="0"/>
           <w:color w:val="000000" w:themeColor="text1"/>
           <w:sz w:val="20"/>
           <w:szCs w:val="20"/>
         </w:rPr>
         <w:t>:</w:t>
       </w:r>
-      <w:r>
-        <w:rPr>
-          <w:rFonts w:ascii="Candara" w:hAnsi="Candara"/>
-          <w:color w:val="000000" w:themeColor="text1"/>
-          <w:sz w:val="20"/>
-          <w:szCs w:val="20"/>
-        </w:rPr>
-        <w:t xml:space="preserve"> Hydration/sleep not obtained</w:t>
-      </w:r>
-      <w:r>
-        <w:rPr>
-          <w:rFonts w:ascii="Candara" w:hAnsi="Candara"/>
-          <w:color w:val="000000" w:themeColor="text1"/>
+    </w:p>
+    <w:p>
+      <w:pPr>
+        <w:pStyle w:val="NormalWeb"/>
+        <w:rPr>
+          <w:rFonts w:ascii="Candara" w:hAnsi="Candara"/>
+          <w:sz w:val="20"/>
+          <w:szCs w:val="20"/>
+        </w:rPr>
+      </w:pPr>
+      <w:r>
+        <w:rPr>
+          <w:rFonts w:ascii="Candara" w:hAnsi="Candara"/>
+          <w:sz w:val="20"/>
+          <w:szCs w:val="20"/>
+        </w:rPr>
+        <w:t xml:space="preserve">The LLM could aim for </w:t>
+      </w:r>
+      <w:r>
+        <w:rPr>
+          <w:rStyle w:val="Strong"/>
+          <w:rFonts w:ascii="Candara" w:hAnsi="Candara"/>
+          <w:b w:val="0"/>
+          <w:bCs w:val="0"/>
+          <w:sz w:val="20"/>
+          <w:szCs w:val="20"/>
+        </w:rPr>
+        <w:t>10 to 15 targeted ROS questions</w:t>
+      </w:r>
+      <w:r>
+        <w:rPr>
+          <w:rFonts w:ascii="Candara" w:hAnsi="Candara"/>
+          <w:sz w:val="20"/>
+          <w:szCs w:val="20"/>
+        </w:rPr>
+        <w:t xml:space="preserve"> first, using the steps below.</w:t>
+      </w:r>
+    </w:p>
+    <w:p>
+      <w:pPr>
+        <w:pStyle w:val="NormalWeb"/>
+        <w:rPr>
+          <w:rFonts w:ascii="Candara" w:hAnsi="Candara"/>
+          <w:sz w:val="20"/>
+          <w:szCs w:val="20"/>
+        </w:rPr>
+      </w:pPr>
+      <w:r>
+        <w:rPr>
+          <w:rStyle w:val="Strong"/>
+          <w:rFonts w:ascii="Candara" w:hAnsi="Candara"/>
+          <w:sz w:val="20"/>
+          <w:szCs w:val="20"/>
+        </w:rPr>
+        <w:t>Step 1: Identify and map the primary symptom and system</w:t>
+      </w:r>
+      <w:r>
+        <w:rPr>
+          <w:rFonts w:ascii="Candara" w:hAnsi="Candara"/>
           <w:sz w:val="20"/>
           <w:szCs w:val="20"/>
         </w:rPr>
         <w:br/>
-      </w:r>
+        <w:t>Example:</w:t>
+      </w:r>
+    </w:p>
+    <w:p>
+      <w:pPr>
+        <w:numPr>
+          <w:ilvl w:val="0"/>
+          <w:numId w:val="37"/>
+        </w:numPr>
+        <w:spacing w:before="100" w:beforeAutospacing="1" w:after="100" w:afterAutospacing="1"/>
+        <w:rPr>
+          <w:rFonts w:ascii="Candara" w:hAnsi="Candara"/>
+          <w:sz w:val="20"/>
+          <w:szCs w:val="20"/>
+        </w:rPr>
+      </w:pPr>
+      <w:r>
+        <w:rPr>
+          <w:rFonts w:ascii="Candara" w:hAnsi="Candara"/>
+          <w:sz w:val="20"/>
+          <w:szCs w:val="20"/>
+        </w:rPr>
+        <w:t xml:space="preserve">vomiting </w:t>
+      </w:r>
+      <w:r>
+        <w:rPr>
+          <w:rFonts w:ascii="Arial" w:hAnsi="Arial" w:cs="Arial"/>
+          <w:sz w:val="20"/>
+          <w:szCs w:val="20"/>
+        </w:rPr>
+        <w:t>→</w:t>
+      </w:r>
+      <w:r>
+        <w:rPr>
+          <w:rFonts w:ascii="Candara" w:hAnsi="Candara"/>
+          <w:sz w:val="20"/>
+          <w:szCs w:val="20"/>
+        </w:rPr>
+        <w:t xml:space="preserve"> GI </w:t>
+      </w:r>
+    </w:p>
+    <w:p>
+      <w:pPr>
+        <w:numPr>
+          <w:ilvl w:val="0"/>
+          <w:numId w:val="37"/>
+        </w:numPr>
+        <w:spacing w:before="100" w:beforeAutospacing="1" w:after="100" w:afterAutospacing="1"/>
+        <w:rPr>
+          <w:rFonts w:ascii="Candara" w:hAnsi="Candara"/>
+          <w:sz w:val="20"/>
+          <w:szCs w:val="20"/>
+        </w:rPr>
+      </w:pPr>
+      <w:r>
+        <w:rPr>
+          <w:rFonts w:ascii="Candara" w:hAnsi="Candara"/>
+          <w:sz w:val="20"/>
+          <w:szCs w:val="20"/>
+        </w:rPr>
+        <w:t xml:space="preserve">chest pain </w:t>
+      </w:r>
+      <w:r>
+        <w:rPr>
+          <w:rFonts w:ascii="Arial" w:hAnsi="Arial" w:cs="Arial"/>
+          <w:sz w:val="20"/>
+          <w:szCs w:val="20"/>
+        </w:rPr>
+        <w:t>→</w:t>
+      </w:r>
+      <w:r>
+        <w:rPr>
+          <w:rFonts w:ascii="Candara" w:hAnsi="Candara"/>
+          <w:sz w:val="20"/>
+          <w:szCs w:val="20"/>
+        </w:rPr>
+        <w:t xml:space="preserve"> cardiovascular / respiratory </w:t>
+      </w:r>
+    </w:p>
+    <w:p>
+      <w:pPr>
+        <w:numPr>
+          <w:ilvl w:val="0"/>
+          <w:numId w:val="37"/>
+        </w:numPr>
+        <w:spacing w:before="100" w:beforeAutospacing="1" w:after="100" w:afterAutospacing="1"/>
+        <w:rPr>
+          <w:rFonts w:ascii="Candara" w:hAnsi="Candara"/>
+          <w:sz w:val="20"/>
+          <w:szCs w:val="20"/>
+        </w:rPr>
+      </w:pPr>
+      <w:r>
+        <w:rPr>
+          <w:rFonts w:ascii="Candara" w:hAnsi="Candara"/>
+          <w:sz w:val="20"/>
+          <w:szCs w:val="20"/>
+        </w:rPr>
+        <w:t xml:space="preserve">headache </w:t>
+      </w:r>
+      <w:r>
+        <w:rPr>
+          <w:rFonts w:ascii="Arial" w:hAnsi="Arial" w:cs="Arial"/>
+          <w:sz w:val="20"/>
+          <w:szCs w:val="20"/>
+        </w:rPr>
+        <w:t>→</w:t>
+      </w:r>
+      <w:r>
+        <w:rPr>
+          <w:rFonts w:ascii="Candara" w:hAnsi="Candara"/>
+          <w:sz w:val="20"/>
+          <w:szCs w:val="20"/>
+        </w:rPr>
+        <w:t xml:space="preserve"> neurological </w:t>
+      </w:r>
+    </w:p>
+    <w:p>
+      <w:pPr>
+        <w:pStyle w:val="NormalWeb"/>
+        <w:rPr>
+          <w:rFonts w:ascii="Candara" w:hAnsi="Candara"/>
+          <w:b/>
+          <w:bCs/>
+          <w:sz w:val="20"/>
+          <w:szCs w:val="20"/>
+        </w:rPr>
+      </w:pPr>
       <w:r>
         <w:rPr>
           <w:rStyle w:val="Strong"/>
           <w:rFonts w:ascii="Candara" w:hAnsi="Candara"/>
-          <w:color w:val="000000" w:themeColor="text1"/>
-          <w:sz w:val="20"/>
-          <w:szCs w:val="20"/>
-        </w:rPr>
-        <w:t>Missing clarifications:</w:t>
-      </w:r>
-      <w:r>
-        <w:rPr>
-          <w:rFonts w:ascii="Candara" w:hAnsi="Candara"/>
-          <w:color w:val="000000" w:themeColor="text1"/>
-          <w:sz w:val="20"/>
-          <w:szCs w:val="20"/>
-        </w:rPr>
-        <w:t xml:space="preserve"> fever, nausea/vomiting, visual changes, worst headache of life, anticoagulant use</w:t>
-      </w:r>
-      <w:r>
-        <w:rPr>
-          <w:rFonts w:ascii="Candara" w:hAnsi="Candara"/>
-          <w:color w:val="000000" w:themeColor="text1"/>
+          <w:sz w:val="20"/>
+          <w:szCs w:val="20"/>
+        </w:rPr>
+        <w:t>Step 2: Ask a focused ROS within that system</w:t>
+      </w:r>
+      <w:r>
+        <w:rPr>
+          <w:rFonts w:ascii="Candara" w:hAnsi="Candara"/>
           <w:sz w:val="20"/>
           <w:szCs w:val="20"/>
         </w:rPr>
         <w:br/>
+        <w:t xml:space="preserve">The model should ask a focused set of ROS questions within the primary system first, usually about </w:t>
       </w:r>
       <w:r>
         <w:rPr>
           <w:rStyle w:val="Strong"/>
           <w:rFonts w:ascii="Candara" w:hAnsi="Candara"/>
-          <w:color w:val="000000" w:themeColor="text1"/>
-          <w:sz w:val="20"/>
-          <w:szCs w:val="20"/>
-        </w:rPr>
-        <w:t>Flags (red-flag prompts):</w:t>
-      </w:r>
-      <w:r>
-        <w:rPr>
-          <w:rFonts w:ascii="Candara" w:hAnsi="Candara"/>
-          <w:color w:val="000000" w:themeColor="text1"/>
-          <w:sz w:val="20"/>
-          <w:szCs w:val="20"/>
-        </w:rPr>
-        <w:t xml:space="preserve"> Severe headache; confirm red-flag symptoms</w:t>
+          <w:b w:val="0"/>
+          <w:bCs w:val="0"/>
+          <w:sz w:val="20"/>
+          <w:szCs w:val="20"/>
+        </w:rPr>
+        <w:t>6 to 8 questions</w:t>
+      </w:r>
+      <w:r>
+        <w:rPr>
+          <w:rFonts w:ascii="Candara" w:hAnsi="Candara"/>
+          <w:b/>
+          <w:bCs/>
+          <w:sz w:val="20"/>
+          <w:szCs w:val="20"/>
+        </w:rPr>
+        <w:t>.</w:t>
+      </w:r>
+    </w:p>
+    <w:p>
+      <w:pPr>
+        <w:pStyle w:val="NormalWeb"/>
+        <w:rPr>
+          <w:rFonts w:ascii="Candara" w:hAnsi="Candara"/>
+          <w:sz w:val="20"/>
+          <w:szCs w:val="20"/>
+        </w:rPr>
+      </w:pPr>
+      <w:r>
+        <w:rPr>
+          <w:rFonts w:ascii="Candara" w:hAnsi="Candara"/>
+          <w:sz w:val="20"/>
+          <w:szCs w:val="20"/>
+        </w:rPr>
+        <w:t>Example for vomiting in the GI system:</w:t>
+      </w:r>
+    </w:p>
+    <w:p>
+      <w:pPr>
+        <w:numPr>
+          <w:ilvl w:val="0"/>
+          <w:numId w:val="38"/>
+        </w:numPr>
+        <w:spacing w:before="100" w:beforeAutospacing="1" w:after="100" w:afterAutospacing="1"/>
+        <w:rPr>
+          <w:rFonts w:ascii="Candara" w:hAnsi="Candara"/>
+          <w:sz w:val="20"/>
+          <w:szCs w:val="20"/>
+        </w:rPr>
+      </w:pPr>
+      <w:r>
+        <w:rPr>
+          <w:rFonts w:ascii="Candara" w:hAnsi="Candara"/>
+          <w:sz w:val="20"/>
+          <w:szCs w:val="20"/>
+        </w:rPr>
+        <w:t xml:space="preserve">abdominal pain </w:t>
+      </w:r>
+    </w:p>
+    <w:p>
+      <w:pPr>
+        <w:numPr>
+          <w:ilvl w:val="0"/>
+          <w:numId w:val="38"/>
+        </w:numPr>
+        <w:spacing w:before="100" w:beforeAutospacing="1" w:after="100" w:afterAutospacing="1"/>
+        <w:rPr>
+          <w:rFonts w:ascii="Candara" w:hAnsi="Candara"/>
+          <w:sz w:val="20"/>
+          <w:szCs w:val="20"/>
+        </w:rPr>
+      </w:pPr>
+      <w:r>
+        <w:rPr>
+          <w:rFonts w:ascii="Candara" w:hAnsi="Candara"/>
+          <w:sz w:val="20"/>
+          <w:szCs w:val="20"/>
+        </w:rPr>
+        <w:t xml:space="preserve">diarrhea </w:t>
+      </w:r>
+    </w:p>
+    <w:p>
+      <w:pPr>
+        <w:numPr>
+          <w:ilvl w:val="0"/>
+          <w:numId w:val="38"/>
+        </w:numPr>
+        <w:spacing w:before="100" w:beforeAutospacing="1" w:after="100" w:afterAutospacing="1"/>
+        <w:rPr>
+          <w:rFonts w:ascii="Candara" w:hAnsi="Candara"/>
+          <w:sz w:val="20"/>
+          <w:szCs w:val="20"/>
+        </w:rPr>
+      </w:pPr>
+      <w:r>
+        <w:rPr>
+          <w:rFonts w:ascii="Candara" w:hAnsi="Candara"/>
+          <w:sz w:val="20"/>
+          <w:szCs w:val="20"/>
+        </w:rPr>
+        <w:t xml:space="preserve">constipation </w:t>
+      </w:r>
+    </w:p>
+    <w:p>
+      <w:pPr>
+        <w:numPr>
+          <w:ilvl w:val="0"/>
+          <w:numId w:val="38"/>
+        </w:numPr>
+        <w:spacing w:before="100" w:beforeAutospacing="1" w:after="100" w:afterAutospacing="1"/>
+        <w:rPr>
+          <w:rFonts w:ascii="Candara" w:hAnsi="Candara"/>
+          <w:sz w:val="20"/>
+          <w:szCs w:val="20"/>
+        </w:rPr>
+      </w:pPr>
+      <w:r>
+        <w:rPr>
+          <w:rFonts w:ascii="Candara" w:hAnsi="Candara"/>
+          <w:sz w:val="20"/>
+          <w:szCs w:val="20"/>
+        </w:rPr>
+        <w:t xml:space="preserve">blood in vomit </w:t>
+      </w:r>
+    </w:p>
+    <w:p>
+      <w:pPr>
+        <w:numPr>
+          <w:ilvl w:val="0"/>
+          <w:numId w:val="38"/>
+        </w:numPr>
+        <w:spacing w:before="100" w:beforeAutospacing="1" w:after="100" w:afterAutospacing="1"/>
+        <w:rPr>
+          <w:rFonts w:ascii="Candara" w:hAnsi="Candara"/>
+          <w:sz w:val="20"/>
+          <w:szCs w:val="20"/>
+        </w:rPr>
+      </w:pPr>
+      <w:r>
+        <w:rPr>
+          <w:rFonts w:ascii="Candara" w:hAnsi="Candara"/>
+          <w:sz w:val="20"/>
+          <w:szCs w:val="20"/>
+        </w:rPr>
+        <w:t xml:space="preserve">inability to keep fluids down </w:t>
+      </w:r>
+    </w:p>
+    <w:p>
+      <w:pPr>
+        <w:numPr>
+          <w:ilvl w:val="0"/>
+          <w:numId w:val="38"/>
+        </w:numPr>
+        <w:spacing w:before="100" w:beforeAutospacing="1" w:after="100" w:afterAutospacing="1"/>
+        <w:rPr>
+          <w:rFonts w:ascii="Candara" w:hAnsi="Candara"/>
+          <w:sz w:val="20"/>
+          <w:szCs w:val="20"/>
+        </w:rPr>
+      </w:pPr>
+      <w:r>
+        <w:rPr>
+          <w:rFonts w:ascii="Candara" w:hAnsi="Candara"/>
+          <w:sz w:val="20"/>
+          <w:szCs w:val="20"/>
+        </w:rPr>
+        <w:t xml:space="preserve">fever </w:t>
+      </w:r>
+    </w:p>
+    <w:p>
+      <w:pPr>
+        <w:numPr>
+          <w:ilvl w:val="0"/>
+          <w:numId w:val="38"/>
+        </w:numPr>
+        <w:spacing w:before="100" w:beforeAutospacing="1" w:after="100" w:afterAutospacing="1"/>
+        <w:rPr>
+          <w:rFonts w:ascii="Candara" w:hAnsi="Candara"/>
+          <w:sz w:val="20"/>
+          <w:szCs w:val="20"/>
+        </w:rPr>
+      </w:pPr>
+      <w:r>
+        <w:rPr>
+          <w:rFonts w:ascii="Candara" w:hAnsi="Candara"/>
+          <w:sz w:val="20"/>
+          <w:szCs w:val="20"/>
+        </w:rPr>
+        <w:t xml:space="preserve">bloating </w:t>
+      </w:r>
+    </w:p>
+    <w:p>
+      <w:pPr>
+        <w:numPr>
+          <w:ilvl w:val="0"/>
+          <w:numId w:val="38"/>
+        </w:numPr>
+        <w:spacing w:before="100" w:beforeAutospacing="1" w:after="100" w:afterAutospacing="1"/>
+        <w:rPr>
+          <w:rFonts w:ascii="Candara" w:hAnsi="Candara"/>
+          <w:sz w:val="20"/>
+          <w:szCs w:val="20"/>
+        </w:rPr>
+      </w:pPr>
+      <w:r>
+        <w:rPr>
+          <w:rFonts w:ascii="Candara" w:hAnsi="Candara"/>
+          <w:sz w:val="20"/>
+          <w:szCs w:val="20"/>
+        </w:rPr>
+        <w:t xml:space="preserve">recent food exposure </w:t>
+      </w:r>
+    </w:p>
+    <w:p>
+      <w:pPr>
+        <w:pStyle w:val="NormalWeb"/>
+        <w:rPr>
+          <w:rStyle w:val="Strong"/>
+          <w:rFonts w:ascii="Candara" w:hAnsi="Candara"/>
+          <w:sz w:val="20"/>
+          <w:szCs w:val="20"/>
+        </w:rPr>
+      </w:pPr>
+      <w:r>
+        <w:rPr>
+          <w:rStyle w:val="Strong"/>
+          <w:rFonts w:ascii="Candara" w:hAnsi="Candara"/>
+          <w:sz w:val="20"/>
+          <w:szCs w:val="20"/>
+        </w:rPr>
+        <w:t xml:space="preserve">Step 3: </w:t>
+      </w:r>
+      <w:r>
+        <w:rPr>
+          <w:rStyle w:val="Strong"/>
+          <w:rFonts w:ascii="Candara" w:hAnsi="Candara"/>
+          <w:sz w:val="20"/>
+          <w:szCs w:val="20"/>
+        </w:rPr>
+        <w:t>We can u</w:t>
+      </w:r>
+      <w:r>
+        <w:rPr>
+          <w:rStyle w:val="Strong"/>
+          <w:rFonts w:ascii="Candara" w:hAnsi="Candara"/>
+          <w:sz w:val="20"/>
+          <w:szCs w:val="20"/>
+        </w:rPr>
+        <w:t xml:space="preserve">se </w:t>
+      </w:r>
+      <w:r>
+        <w:rPr>
+          <w:rStyle w:val="Strong"/>
+          <w:rFonts w:ascii="Candara" w:hAnsi="Candara"/>
+          <w:sz w:val="20"/>
+          <w:szCs w:val="20"/>
+        </w:rPr>
+        <w:t xml:space="preserve">the </w:t>
+      </w:r>
+      <w:r>
+        <w:rPr>
+          <w:rStyle w:val="Strong"/>
+          <w:rFonts w:ascii="Candara" w:hAnsi="Candara"/>
+          <w:sz w:val="20"/>
+          <w:szCs w:val="20"/>
+        </w:rPr>
+        <w:t>UMLS or a</w:t>
+      </w:r>
+      <w:r>
+        <w:rPr>
+          <w:rStyle w:val="Strong"/>
+          <w:rFonts w:ascii="Candara" w:hAnsi="Candara"/>
+          <w:sz w:val="20"/>
+          <w:szCs w:val="20"/>
+        </w:rPr>
+        <w:t xml:space="preserve">ny other </w:t>
+      </w:r>
+      <w:r>
+        <w:rPr>
+          <w:rStyle w:val="Strong"/>
+          <w:rFonts w:ascii="Candara" w:hAnsi="Candara"/>
+          <w:sz w:val="20"/>
+          <w:szCs w:val="20"/>
+        </w:rPr>
+        <w:t>symptom ontology to expand to related symptoms, including cross-system symptoms</w:t>
+      </w:r>
+    </w:p>
+    <w:p>
+      <w:pPr>
+        <w:pStyle w:val="NormalWeb"/>
+        <w:rPr>
+          <w:rFonts w:ascii="Candara" w:hAnsi="Candara"/>
+          <w:sz w:val="20"/>
+          <w:szCs w:val="20"/>
+        </w:rPr>
+      </w:pPr>
+      <w:r>
+        <w:rPr>
+          <w:rFonts w:ascii="Candara" w:hAnsi="Candara"/>
+          <w:sz w:val="20"/>
+          <w:szCs w:val="20"/>
+        </w:rPr>
+        <w:br/>
+      </w:r>
+      <w:r>
+        <w:rPr>
+          <w:rFonts w:ascii="Candara" w:hAnsi="Candara"/>
+          <w:sz w:val="20"/>
+          <w:szCs w:val="20"/>
+        </w:rPr>
+        <w:t xml:space="preserve">The </w:t>
+      </w:r>
+      <w:proofErr w:type="spellStart"/>
+      <w:r>
+        <w:rPr>
+          <w:rFonts w:ascii="Candara" w:hAnsi="Candara"/>
+          <w:sz w:val="20"/>
+          <w:szCs w:val="20"/>
+        </w:rPr>
+        <w:t>UMLS</w:t>
+      </w:r>
+      <w:proofErr w:type="spellEnd"/>
+      <w:r>
+        <w:rPr>
+          <w:rFonts w:ascii="Candara" w:hAnsi="Candara"/>
+          <w:sz w:val="20"/>
+          <w:szCs w:val="20"/>
+        </w:rPr>
+        <w:t xml:space="preserve"> or another symptom ontology can help the model move beyond the primary system by identifying </w:t>
+      </w:r>
+      <w:r>
+        <w:rPr>
+          <w:rStyle w:val="Strong"/>
+          <w:rFonts w:ascii="Candara" w:hAnsi="Candara"/>
+          <w:b w:val="0"/>
+          <w:bCs w:val="0"/>
+          <w:sz w:val="20"/>
+          <w:szCs w:val="20"/>
+        </w:rPr>
+        <w:t>semantically and clinically related symptoms</w:t>
+      </w:r>
+      <w:r>
+        <w:rPr>
+          <w:rFonts w:ascii="Candara" w:hAnsi="Candara"/>
+          <w:b/>
+          <w:bCs/>
+          <w:sz w:val="20"/>
+          <w:szCs w:val="20"/>
+        </w:rPr>
+        <w:t>,</w:t>
+      </w:r>
+      <w:r>
+        <w:rPr>
+          <w:rFonts w:ascii="Candara" w:hAnsi="Candara"/>
+          <w:sz w:val="20"/>
+          <w:szCs w:val="20"/>
+        </w:rPr>
+        <w:t xml:space="preserve"> even when they belong to other systems.</w:t>
+      </w:r>
+    </w:p>
+    <w:p>
+      <w:pPr>
+        <w:pStyle w:val="NormalWeb"/>
+        <w:rPr>
+          <w:rFonts w:ascii="Candara" w:hAnsi="Candara"/>
+          <w:sz w:val="20"/>
+          <w:szCs w:val="20"/>
+        </w:rPr>
+      </w:pPr>
+      <w:r>
+        <w:rPr>
+          <w:rFonts w:ascii="Candara" w:hAnsi="Candara"/>
+          <w:sz w:val="20"/>
+          <w:szCs w:val="20"/>
+        </w:rPr>
+        <w:t xml:space="preserve">If the patient says </w:t>
+      </w:r>
+      <w:r>
+        <w:rPr>
+          <w:rStyle w:val="Strong"/>
+          <w:rFonts w:ascii="Candara" w:hAnsi="Candara"/>
+          <w:b w:val="0"/>
+          <w:bCs w:val="0"/>
+          <w:sz w:val="20"/>
+          <w:szCs w:val="20"/>
+        </w:rPr>
+        <w:t>vomiting</w:t>
+      </w:r>
+      <w:r>
+        <w:rPr>
+          <w:rFonts w:ascii="Candara" w:hAnsi="Candara"/>
+          <w:b/>
+          <w:bCs/>
+          <w:sz w:val="20"/>
+          <w:szCs w:val="20"/>
+        </w:rPr>
+        <w:t>,</w:t>
+      </w:r>
+      <w:r>
+        <w:rPr>
+          <w:rFonts w:ascii="Candara" w:hAnsi="Candara"/>
+          <w:sz w:val="20"/>
+          <w:szCs w:val="20"/>
+        </w:rPr>
+        <w:t xml:space="preserve"> UMLS can help connect it to:</w:t>
+      </w:r>
+    </w:p>
+    <w:p>
+      <w:pPr>
+        <w:numPr>
+          <w:ilvl w:val="0"/>
+          <w:numId w:val="39"/>
+        </w:numPr>
+        <w:spacing w:before="100" w:beforeAutospacing="1" w:after="100" w:afterAutospacing="1"/>
+        <w:rPr>
+          <w:rFonts w:ascii="Candara" w:hAnsi="Candara"/>
+          <w:sz w:val="20"/>
+          <w:szCs w:val="20"/>
+        </w:rPr>
+      </w:pPr>
+      <w:r>
+        <w:rPr>
+          <w:rFonts w:ascii="Candara" w:hAnsi="Candara"/>
+          <w:sz w:val="20"/>
+          <w:szCs w:val="20"/>
+        </w:rPr>
+        <w:t xml:space="preserve">nausea </w:t>
+      </w:r>
+    </w:p>
+    <w:p>
+      <w:pPr>
+        <w:numPr>
+          <w:ilvl w:val="0"/>
+          <w:numId w:val="39"/>
+        </w:numPr>
+        <w:spacing w:before="100" w:beforeAutospacing="1" w:after="100" w:afterAutospacing="1"/>
+        <w:rPr>
+          <w:rFonts w:ascii="Candara" w:hAnsi="Candara"/>
+          <w:sz w:val="20"/>
+          <w:szCs w:val="20"/>
+        </w:rPr>
+      </w:pPr>
+      <w:r>
+        <w:rPr>
+          <w:rFonts w:ascii="Candara" w:hAnsi="Candara"/>
+          <w:sz w:val="20"/>
+          <w:szCs w:val="20"/>
+        </w:rPr>
+        <w:t xml:space="preserve">abdominal pain </w:t>
+      </w:r>
+    </w:p>
+    <w:p>
+      <w:pPr>
+        <w:numPr>
+          <w:ilvl w:val="0"/>
+          <w:numId w:val="39"/>
+        </w:numPr>
+        <w:spacing w:before="100" w:beforeAutospacing="1" w:after="100" w:afterAutospacing="1"/>
+        <w:rPr>
+          <w:rFonts w:ascii="Candara" w:hAnsi="Candara"/>
+          <w:sz w:val="20"/>
+          <w:szCs w:val="20"/>
+        </w:rPr>
+      </w:pPr>
+      <w:r>
+        <w:rPr>
+          <w:rFonts w:ascii="Candara" w:hAnsi="Candara"/>
+          <w:sz w:val="20"/>
+          <w:szCs w:val="20"/>
+        </w:rPr>
+        <w:t xml:space="preserve">dehydration </w:t>
+      </w:r>
+    </w:p>
+    <w:p>
+      <w:pPr>
+        <w:numPr>
+          <w:ilvl w:val="0"/>
+          <w:numId w:val="39"/>
+        </w:numPr>
+        <w:spacing w:before="100" w:beforeAutospacing="1" w:after="100" w:afterAutospacing="1"/>
+        <w:rPr>
+          <w:rFonts w:ascii="Candara" w:hAnsi="Candara"/>
+          <w:sz w:val="20"/>
+          <w:szCs w:val="20"/>
+        </w:rPr>
+      </w:pPr>
+      <w:r>
+        <w:rPr>
+          <w:rFonts w:ascii="Candara" w:hAnsi="Candara"/>
+          <w:sz w:val="20"/>
+          <w:szCs w:val="20"/>
+        </w:rPr>
+        <w:t xml:space="preserve">diarrhea </w:t>
+      </w:r>
+    </w:p>
+    <w:p>
+      <w:pPr>
+        <w:numPr>
+          <w:ilvl w:val="0"/>
+          <w:numId w:val="39"/>
+        </w:numPr>
+        <w:spacing w:before="100" w:beforeAutospacing="1" w:after="100" w:afterAutospacing="1"/>
+        <w:rPr>
+          <w:rFonts w:ascii="Candara" w:hAnsi="Candara"/>
+          <w:sz w:val="20"/>
+          <w:szCs w:val="20"/>
+        </w:rPr>
+      </w:pPr>
+      <w:r>
+        <w:rPr>
+          <w:rFonts w:ascii="Candara" w:hAnsi="Candara"/>
+          <w:sz w:val="20"/>
+          <w:szCs w:val="20"/>
+        </w:rPr>
+        <w:t xml:space="preserve">hematemesis </w:t>
+      </w:r>
+    </w:p>
+    <w:p>
+      <w:pPr>
+        <w:numPr>
+          <w:ilvl w:val="0"/>
+          <w:numId w:val="39"/>
+        </w:numPr>
+        <w:spacing w:before="100" w:beforeAutospacing="1" w:after="100" w:afterAutospacing="1"/>
+        <w:rPr>
+          <w:rFonts w:ascii="Candara" w:hAnsi="Candara"/>
+          <w:sz w:val="20"/>
+          <w:szCs w:val="20"/>
+        </w:rPr>
+      </w:pPr>
+      <w:r>
+        <w:rPr>
+          <w:rFonts w:ascii="Candara" w:hAnsi="Candara"/>
+          <w:sz w:val="20"/>
+          <w:szCs w:val="20"/>
+        </w:rPr>
+        <w:t xml:space="preserve">dizziness </w:t>
+      </w:r>
+    </w:p>
+    <w:p>
+      <w:pPr>
+        <w:pStyle w:val="NormalWeb"/>
+        <w:rPr>
+          <w:rFonts w:ascii="Candara" w:hAnsi="Candara"/>
+          <w:b/>
+          <w:bCs/>
+          <w:sz w:val="20"/>
+          <w:szCs w:val="20"/>
+        </w:rPr>
+      </w:pPr>
+      <w:r>
+        <w:rPr>
+          <w:rFonts w:ascii="Candara" w:hAnsi="Candara"/>
+          <w:sz w:val="20"/>
+          <w:szCs w:val="20"/>
+        </w:rPr>
+        <w:lastRenderedPageBreak/>
+        <w:t xml:space="preserve">This means the LLM is not asking random ROS questions. It is asking questions linked to the primary symptom </w:t>
+      </w:r>
+      <w:proofErr w:type="gramStart"/>
+      <w:r>
+        <w:rPr>
+          <w:rFonts w:ascii="Candara" w:hAnsi="Candara"/>
+          <w:sz w:val="20"/>
+          <w:szCs w:val="20"/>
+        </w:rPr>
+        <w:t>and</w:t>
+      </w:r>
+      <w:r>
+        <w:rPr>
+          <w:rFonts w:ascii="Candara" w:hAnsi="Candara"/>
+          <w:sz w:val="20"/>
+          <w:szCs w:val="20"/>
+        </w:rPr>
+        <w:t xml:space="preserve"> </w:t>
+      </w:r>
+      <w:r>
+        <w:rPr>
+          <w:rFonts w:ascii="Candara" w:hAnsi="Candara"/>
+          <w:sz w:val="20"/>
+          <w:szCs w:val="20"/>
+        </w:rPr>
+        <w:t>also</w:t>
+      </w:r>
+      <w:proofErr w:type="gramEnd"/>
+      <w:r>
+        <w:rPr>
+          <w:rFonts w:ascii="Candara" w:hAnsi="Candara"/>
+          <w:sz w:val="20"/>
+          <w:szCs w:val="20"/>
+        </w:rPr>
+        <w:t xml:space="preserve"> </w:t>
+      </w:r>
+      <w:r>
+        <w:rPr>
+          <w:rFonts w:ascii="Candara" w:hAnsi="Candara"/>
+          <w:sz w:val="20"/>
+          <w:szCs w:val="20"/>
+        </w:rPr>
+        <w:t xml:space="preserve">screening for </w:t>
+      </w:r>
+      <w:r>
+        <w:rPr>
+          <w:rStyle w:val="Strong"/>
+          <w:rFonts w:ascii="Candara" w:hAnsi="Candara"/>
+          <w:b w:val="0"/>
+          <w:bCs w:val="0"/>
+          <w:sz w:val="20"/>
+          <w:szCs w:val="20"/>
+        </w:rPr>
+        <w:t>related symptoms in other relevant systems</w:t>
+      </w:r>
+      <w:r>
+        <w:rPr>
+          <w:rFonts w:ascii="Candara" w:hAnsi="Candara"/>
+          <w:b/>
+          <w:bCs/>
+          <w:sz w:val="20"/>
+          <w:szCs w:val="20"/>
+        </w:rPr>
+        <w:t>.</w:t>
+      </w:r>
+    </w:p>
+    <w:p>
+      <w:pPr>
+        <w:pStyle w:val="NormalWeb"/>
+        <w:rPr>
+          <w:rFonts w:ascii="Candara" w:hAnsi="Candara"/>
+          <w:sz w:val="20"/>
+          <w:szCs w:val="20"/>
+        </w:rPr>
+      </w:pPr>
+      <w:r>
+        <w:rPr>
+          <w:rFonts w:ascii="Candara" w:hAnsi="Candara"/>
+          <w:sz w:val="20"/>
+          <w:szCs w:val="20"/>
+        </w:rPr>
+        <w:t>For example:</w:t>
+      </w:r>
+    </w:p>
+    <w:p>
+      <w:pPr>
+        <w:numPr>
+          <w:ilvl w:val="0"/>
+          <w:numId w:val="40"/>
+        </w:numPr>
+        <w:spacing w:before="100" w:beforeAutospacing="1" w:after="100" w:afterAutospacing="1"/>
+        <w:rPr>
+          <w:rFonts w:ascii="Candara" w:hAnsi="Candara"/>
+          <w:sz w:val="20"/>
+          <w:szCs w:val="20"/>
+        </w:rPr>
+      </w:pPr>
+      <w:r>
+        <w:rPr>
+          <w:rFonts w:ascii="Candara" w:hAnsi="Candara"/>
+          <w:sz w:val="20"/>
+          <w:szCs w:val="20"/>
+        </w:rPr>
+        <w:t xml:space="preserve">vomiting </w:t>
+      </w:r>
+      <w:r>
+        <w:rPr>
+          <w:rFonts w:ascii="Arial" w:hAnsi="Arial" w:cs="Arial"/>
+          <w:sz w:val="20"/>
+          <w:szCs w:val="20"/>
+        </w:rPr>
+        <w:t>→</w:t>
+      </w:r>
+      <w:r>
+        <w:rPr>
+          <w:rFonts w:ascii="Candara" w:hAnsi="Candara"/>
+          <w:sz w:val="20"/>
+          <w:szCs w:val="20"/>
+        </w:rPr>
+        <w:t xml:space="preserve"> primarily GI </w:t>
+      </w:r>
+    </w:p>
+    <w:p>
+      <w:pPr>
+        <w:numPr>
+          <w:ilvl w:val="0"/>
+          <w:numId w:val="40"/>
+        </w:numPr>
+        <w:spacing w:before="100" w:beforeAutospacing="1" w:after="100" w:afterAutospacing="1"/>
+        <w:rPr>
+          <w:rFonts w:ascii="Candara" w:hAnsi="Candara"/>
+          <w:sz w:val="20"/>
+          <w:szCs w:val="20"/>
+        </w:rPr>
+      </w:pPr>
+      <w:r>
+        <w:rPr>
+          <w:rFonts w:ascii="Candara" w:hAnsi="Candara"/>
+          <w:sz w:val="20"/>
+          <w:szCs w:val="20"/>
+        </w:rPr>
+        <w:t xml:space="preserve">dehydration </w:t>
+      </w:r>
+      <w:r>
+        <w:rPr>
+          <w:rFonts w:ascii="Arial" w:hAnsi="Arial" w:cs="Arial"/>
+          <w:sz w:val="20"/>
+          <w:szCs w:val="20"/>
+        </w:rPr>
+        <w:t>→</w:t>
+      </w:r>
+      <w:r>
+        <w:rPr>
+          <w:rFonts w:ascii="Candara" w:hAnsi="Candara"/>
+          <w:sz w:val="20"/>
+          <w:szCs w:val="20"/>
+        </w:rPr>
+        <w:t xml:space="preserve"> constitutional/general </w:t>
+      </w:r>
+    </w:p>
+    <w:p>
+      <w:pPr>
+        <w:numPr>
+          <w:ilvl w:val="0"/>
+          <w:numId w:val="40"/>
+        </w:numPr>
+        <w:spacing w:before="100" w:beforeAutospacing="1" w:after="100" w:afterAutospacing="1"/>
+        <w:rPr>
+          <w:rFonts w:ascii="Candara" w:hAnsi="Candara"/>
+          <w:sz w:val="20"/>
+          <w:szCs w:val="20"/>
+        </w:rPr>
+      </w:pPr>
+      <w:r>
+        <w:rPr>
+          <w:rFonts w:ascii="Candara" w:hAnsi="Candara"/>
+          <w:sz w:val="20"/>
+          <w:szCs w:val="20"/>
+        </w:rPr>
+        <w:t xml:space="preserve">dizziness </w:t>
+      </w:r>
+      <w:r>
+        <w:rPr>
+          <w:rFonts w:ascii="Arial" w:hAnsi="Arial" w:cs="Arial"/>
+          <w:sz w:val="20"/>
+          <w:szCs w:val="20"/>
+        </w:rPr>
+        <w:t>→</w:t>
+      </w:r>
+      <w:r>
+        <w:rPr>
+          <w:rFonts w:ascii="Candara" w:hAnsi="Candara"/>
+          <w:sz w:val="20"/>
+          <w:szCs w:val="20"/>
+        </w:rPr>
+        <w:t xml:space="preserve"> neurological/general </w:t>
+      </w:r>
+    </w:p>
+    <w:p>
+      <w:pPr>
+        <w:pStyle w:val="NormalWeb"/>
+        <w:rPr>
+          <w:rFonts w:ascii="Candara" w:hAnsi="Candara"/>
+          <w:sz w:val="20"/>
+          <w:szCs w:val="20"/>
+        </w:rPr>
+      </w:pPr>
+      <w:proofErr w:type="gramStart"/>
+      <w:r>
+        <w:rPr>
+          <w:rFonts w:ascii="Candara" w:hAnsi="Candara"/>
+          <w:sz w:val="20"/>
+          <w:szCs w:val="20"/>
+        </w:rPr>
+        <w:t>So</w:t>
+      </w:r>
+      <w:proofErr w:type="gramEnd"/>
+      <w:r>
+        <w:rPr>
+          <w:rFonts w:ascii="Candara" w:hAnsi="Candara"/>
+          <w:sz w:val="20"/>
+          <w:szCs w:val="20"/>
+        </w:rPr>
+        <w:t xml:space="preserve"> the model may begin with GI-focused ROS and then add a few related questions outside the GI system if they are clinically connected</w:t>
+      </w:r>
+      <w:r>
+        <w:rPr>
+          <w:rFonts w:ascii="Candara" w:hAnsi="Candara"/>
+          <w:sz w:val="20"/>
+          <w:szCs w:val="20"/>
+        </w:rPr>
+        <w:t>. It can budget a few more questions to the other systems,</w:t>
+      </w:r>
+    </w:p>
+    <w:p>
+      <w:pPr>
+        <w:pStyle w:val="NormalWeb"/>
+        <w:rPr>
+          <w:rFonts w:ascii="Candara" w:hAnsi="Candara"/>
+          <w:sz w:val="20"/>
+          <w:szCs w:val="20"/>
+        </w:rPr>
+      </w:pPr>
+      <w:r>
+        <w:rPr>
+          <w:rStyle w:val="Strong"/>
+          <w:rFonts w:ascii="Candara" w:hAnsi="Candara"/>
+          <w:sz w:val="20"/>
+          <w:szCs w:val="20"/>
+        </w:rPr>
+        <w:t>Step 4: Handle secondary symptoms separately</w:t>
+      </w:r>
+      <w:r>
+        <w:rPr>
+          <w:rFonts w:ascii="Candara" w:hAnsi="Candara"/>
+          <w:sz w:val="20"/>
+          <w:szCs w:val="20"/>
+        </w:rPr>
+        <w:br/>
+        <w:t>If the patient also reports a secondary symptom from another system, the model should assign a smaller question budget to that system separately.</w:t>
+      </w:r>
+    </w:p>
+    <w:p>
+      <w:pPr>
+        <w:pStyle w:val="NormalWeb"/>
+        <w:rPr>
+          <w:rFonts w:ascii="Candara" w:hAnsi="Candara"/>
+          <w:sz w:val="20"/>
+          <w:szCs w:val="20"/>
+        </w:rPr>
+      </w:pPr>
+      <w:r>
+        <w:rPr>
+          <w:rFonts w:ascii="Candara" w:hAnsi="Candara"/>
+          <w:sz w:val="20"/>
+          <w:szCs w:val="20"/>
+        </w:rPr>
+        <w:t>Example:</w:t>
+      </w:r>
+    </w:p>
+    <w:p>
+      <w:pPr>
+        <w:numPr>
+          <w:ilvl w:val="0"/>
+          <w:numId w:val="41"/>
+        </w:numPr>
+        <w:spacing w:before="100" w:beforeAutospacing="1" w:after="100" w:afterAutospacing="1"/>
+        <w:rPr>
+          <w:rFonts w:ascii="Candara" w:hAnsi="Candara"/>
+          <w:sz w:val="20"/>
+          <w:szCs w:val="20"/>
+        </w:rPr>
+      </w:pPr>
+      <w:r>
+        <w:rPr>
+          <w:rFonts w:ascii="Candara" w:hAnsi="Candara"/>
+          <w:sz w:val="20"/>
+          <w:szCs w:val="20"/>
+        </w:rPr>
+        <w:t xml:space="preserve">primary: vomiting </w:t>
+      </w:r>
+      <w:r>
+        <w:rPr>
+          <w:rFonts w:ascii="Arial" w:hAnsi="Arial" w:cs="Arial"/>
+          <w:sz w:val="20"/>
+          <w:szCs w:val="20"/>
+        </w:rPr>
+        <w:t>→</w:t>
+      </w:r>
+      <w:r>
+        <w:rPr>
+          <w:rFonts w:ascii="Candara" w:hAnsi="Candara"/>
+          <w:sz w:val="20"/>
+          <w:szCs w:val="20"/>
+        </w:rPr>
+        <w:t xml:space="preserve"> GI </w:t>
+      </w:r>
+    </w:p>
+    <w:p>
+      <w:pPr>
+        <w:numPr>
+          <w:ilvl w:val="0"/>
+          <w:numId w:val="41"/>
+        </w:numPr>
+        <w:spacing w:before="100" w:beforeAutospacing="1" w:after="100" w:afterAutospacing="1"/>
+        <w:rPr>
+          <w:rFonts w:ascii="Candara" w:hAnsi="Candara"/>
+          <w:sz w:val="20"/>
+          <w:szCs w:val="20"/>
+        </w:rPr>
+      </w:pPr>
+      <w:r>
+        <w:rPr>
+          <w:rFonts w:ascii="Candara" w:hAnsi="Candara"/>
+          <w:sz w:val="20"/>
+          <w:szCs w:val="20"/>
+        </w:rPr>
+        <w:t xml:space="preserve">secondary: headache </w:t>
+      </w:r>
+      <w:r>
+        <w:rPr>
+          <w:rFonts w:ascii="Arial" w:hAnsi="Arial" w:cs="Arial"/>
+          <w:sz w:val="20"/>
+          <w:szCs w:val="20"/>
+        </w:rPr>
+        <w:t>→</w:t>
+      </w:r>
+      <w:r>
+        <w:rPr>
+          <w:rFonts w:ascii="Candara" w:hAnsi="Candara"/>
+          <w:sz w:val="20"/>
+          <w:szCs w:val="20"/>
+        </w:rPr>
+        <w:t xml:space="preserve"> neurological </w:t>
+      </w:r>
+    </w:p>
+    <w:p>
+      <w:pPr>
+        <w:pStyle w:val="NormalWeb"/>
+        <w:rPr>
+          <w:rFonts w:ascii="Candara" w:hAnsi="Candara"/>
+          <w:sz w:val="20"/>
+          <w:szCs w:val="20"/>
+        </w:rPr>
+      </w:pPr>
+      <w:r>
+        <w:rPr>
+          <w:rFonts w:ascii="Candara" w:hAnsi="Candara"/>
+          <w:sz w:val="20"/>
+          <w:szCs w:val="20"/>
+        </w:rPr>
+        <w:t>Then the LLM might do:</w:t>
+      </w:r>
+    </w:p>
+    <w:p>
+      <w:pPr>
+        <w:numPr>
+          <w:ilvl w:val="0"/>
+          <w:numId w:val="42"/>
+        </w:numPr>
+        <w:spacing w:before="100" w:beforeAutospacing="1" w:after="100" w:afterAutospacing="1"/>
+        <w:rPr>
+          <w:rFonts w:ascii="Candara" w:hAnsi="Candara"/>
+          <w:sz w:val="20"/>
+          <w:szCs w:val="20"/>
+        </w:rPr>
+      </w:pPr>
+      <w:r>
+        <w:rPr>
+          <w:rFonts w:ascii="Candara" w:hAnsi="Candara"/>
+          <w:sz w:val="20"/>
+          <w:szCs w:val="20"/>
+        </w:rPr>
+        <w:t xml:space="preserve">6 GI questions </w:t>
+      </w:r>
+    </w:p>
+    <w:p>
+      <w:pPr>
+        <w:numPr>
+          <w:ilvl w:val="0"/>
+          <w:numId w:val="42"/>
+        </w:numPr>
+        <w:spacing w:before="100" w:beforeAutospacing="1" w:after="100" w:afterAutospacing="1"/>
+        <w:rPr>
+          <w:rFonts w:ascii="Candara" w:hAnsi="Candara"/>
+          <w:sz w:val="20"/>
+          <w:szCs w:val="20"/>
+        </w:rPr>
+      </w:pPr>
+      <w:r>
+        <w:rPr>
+          <w:rFonts w:ascii="Candara" w:hAnsi="Candara"/>
+          <w:sz w:val="20"/>
+          <w:szCs w:val="20"/>
+        </w:rPr>
+        <w:t xml:space="preserve">2 to 3 related cross-system questions from UMLS-linked concepts </w:t>
+      </w:r>
+    </w:p>
+    <w:p>
+      <w:pPr>
+        <w:numPr>
+          <w:ilvl w:val="0"/>
+          <w:numId w:val="42"/>
+        </w:numPr>
+        <w:spacing w:before="100" w:beforeAutospacing="1" w:after="100" w:afterAutospacing="1"/>
+        <w:rPr>
+          <w:rFonts w:ascii="Candara" w:hAnsi="Candara"/>
+          <w:sz w:val="20"/>
+          <w:szCs w:val="20"/>
+        </w:rPr>
+      </w:pPr>
+      <w:r>
+        <w:rPr>
+          <w:rFonts w:ascii="Candara" w:hAnsi="Candara"/>
+          <w:sz w:val="20"/>
+          <w:szCs w:val="20"/>
+        </w:rPr>
+        <w:t xml:space="preserve">2 to 3 questions for the secondary symptom system </w:t>
+      </w:r>
+    </w:p>
+    <w:p>
+      <w:pPr>
+        <w:numPr>
+          <w:ilvl w:val="0"/>
+          <w:numId w:val="42"/>
+        </w:numPr>
+        <w:spacing w:before="100" w:beforeAutospacing="1" w:after="100" w:afterAutospacing="1"/>
+        <w:rPr>
+          <w:rFonts w:ascii="Candara" w:hAnsi="Candara"/>
+          <w:sz w:val="20"/>
+          <w:szCs w:val="20"/>
+        </w:rPr>
+      </w:pPr>
+      <w:r>
+        <w:rPr>
+          <w:rFonts w:ascii="Candara" w:hAnsi="Candara"/>
+          <w:sz w:val="20"/>
+          <w:szCs w:val="20"/>
+        </w:rPr>
+        <w:t xml:space="preserve">1 universal safety question if needed </w:t>
+      </w:r>
+    </w:p>
+    <w:p>
+      <w:pPr>
+        <w:pStyle w:val="NormalWeb"/>
+        <w:rPr>
+          <w:rFonts w:ascii="Candara" w:hAnsi="Candara"/>
+          <w:sz w:val="20"/>
+          <w:szCs w:val="20"/>
+        </w:rPr>
+      </w:pPr>
+      <w:r>
+        <w:rPr>
+          <w:rFonts w:ascii="Candara" w:hAnsi="Candara"/>
+          <w:sz w:val="20"/>
+          <w:szCs w:val="20"/>
+        </w:rPr>
+        <w:t xml:space="preserve">This gives a practical </w:t>
+      </w:r>
+      <w:r>
+        <w:rPr>
+          <w:rStyle w:val="Strong"/>
+          <w:rFonts w:ascii="Candara" w:hAnsi="Candara"/>
+          <w:b w:val="0"/>
+          <w:bCs w:val="0"/>
+          <w:sz w:val="20"/>
+          <w:szCs w:val="20"/>
+        </w:rPr>
+        <w:t>10 to 15 question budget</w:t>
+      </w:r>
+      <w:r>
+        <w:rPr>
+          <w:rFonts w:ascii="Candara" w:hAnsi="Candara"/>
+          <w:sz w:val="20"/>
+          <w:szCs w:val="20"/>
+        </w:rPr>
+        <w:t>ing</w:t>
+      </w:r>
+    </w:p>
+    <w:p>
+      <w:pPr>
+        <w:pStyle w:val="NormalWeb"/>
+        <w:rPr>
+          <w:rFonts w:ascii="Candara" w:hAnsi="Candara"/>
+          <w:sz w:val="20"/>
+          <w:szCs w:val="20"/>
+        </w:rPr>
+      </w:pPr>
+    </w:p>
+    <w:p>
+      <w:pPr>
+        <w:pStyle w:val="NormalWeb"/>
+        <w:rPr>
+          <w:rFonts w:ascii="Candara" w:hAnsi="Candara"/>
+          <w:b/>
+          <w:bCs/>
+          <w:sz w:val="20"/>
+          <w:szCs w:val="20"/>
+        </w:rPr>
+      </w:pPr>
+      <w:r>
+        <w:rPr>
+          <w:rFonts w:ascii="Candara" w:hAnsi="Candara"/>
+          <w:b/>
+          <w:bCs/>
+          <w:sz w:val="20"/>
+          <w:szCs w:val="20"/>
+        </w:rPr>
+        <w:t>EXAMPLES</w:t>
+      </w:r>
+    </w:p>
+    <w:p>
+      <w:pPr>
+        <w:pStyle w:val="Heading2"/>
+        <w:rPr>
+          <w:rFonts w:ascii="Candara" w:hAnsi="Candara"/>
+          <w:color w:val="000000" w:themeColor="text1"/>
+          <w:sz w:val="20"/>
+          <w:szCs w:val="20"/>
+        </w:rPr>
+      </w:pPr>
+      <w:r>
+        <w:rPr>
+          <w:rFonts w:ascii="Candara" w:hAnsi="Candara"/>
+          <w:color w:val="000000" w:themeColor="text1"/>
+          <w:sz w:val="20"/>
+          <w:szCs w:val="20"/>
+        </w:rPr>
+        <w:t>Example 1: Chest pain + dizziness</w:t>
+      </w:r>
+    </w:p>
+    <w:p>
+      <w:pPr>
+        <w:pStyle w:val="NormalWeb"/>
+        <w:rPr>
+          <w:rFonts w:ascii="Candara" w:hAnsi="Candara"/>
+          <w:color w:val="000000" w:themeColor="text1"/>
+          <w:sz w:val="20"/>
+          <w:szCs w:val="20"/>
+        </w:rPr>
+      </w:pPr>
+      <w:r>
+        <w:rPr>
+          <w:rFonts w:ascii="Candara" w:hAnsi="Candara"/>
+          <w:sz w:val="20"/>
+          <w:szCs w:val="20"/>
+        </w:rPr>
+        <w:t>Chief complaint (primary): Chest tightness</w:t>
+      </w:r>
+      <w:r>
+        <w:rPr>
+          <w:rFonts w:ascii="Candara" w:hAnsi="Candara"/>
+          <w:sz w:val="20"/>
+          <w:szCs w:val="20"/>
+        </w:rPr>
+        <w:br/>
+        <w:t>Other concerns: Dizziness</w:t>
+      </w:r>
+      <w:r>
+        <w:rPr>
+          <w:rFonts w:ascii="Candara" w:hAnsi="Candara"/>
+          <w:sz w:val="20"/>
+          <w:szCs w:val="20"/>
+        </w:rPr>
+        <w:br/>
+      </w:r>
+      <w:r>
+        <w:rPr>
+          <w:rFonts w:ascii="Candara" w:hAnsi="Candara"/>
+          <w:sz w:val="20"/>
+          <w:szCs w:val="20"/>
+        </w:rPr>
+        <w:br/>
+        <w:t>HPI: Patient reports 1 hour of substernal tightness described as “pressure,” intermittent, severity 7/10. Radiation to jaw reported. Associated dizziness and nausea.</w:t>
+      </w:r>
+      <w:r>
+        <w:rPr>
+          <w:rFonts w:ascii="Candara" w:hAnsi="Candara"/>
+          <w:sz w:val="20"/>
+          <w:szCs w:val="20"/>
+        </w:rPr>
+        <w:br/>
+      </w:r>
+      <w:r>
+        <w:rPr>
+          <w:rFonts w:ascii="Candara" w:hAnsi="Candara"/>
+          <w:sz w:val="20"/>
+          <w:szCs w:val="20"/>
+        </w:rPr>
+        <w:br/>
+        <w:t>Review of Systems (ROS):</w:t>
+      </w:r>
+      <w:r>
+        <w:rPr>
+          <w:rFonts w:ascii="Candara" w:hAnsi="Candara"/>
+          <w:sz w:val="20"/>
+          <w:szCs w:val="20"/>
+        </w:rPr>
+        <w:br/>
+        <w:t>Constitutional: denies fever, denies chills</w:t>
+      </w:r>
+      <w:r>
+        <w:rPr>
+          <w:rFonts w:ascii="Candara" w:hAnsi="Candara"/>
+          <w:sz w:val="20"/>
+          <w:szCs w:val="20"/>
+        </w:rPr>
+        <w:br/>
+        <w:t>Cardiovascular: chest tightness present, denies palpitations, denies syncope</w:t>
+      </w:r>
+      <w:r>
+        <w:rPr>
+          <w:rFonts w:ascii="Candara" w:hAnsi="Candara"/>
+          <w:sz w:val="20"/>
+          <w:szCs w:val="20"/>
+        </w:rPr>
+        <w:br/>
+        <w:t>Respiratory: denies shortness of breath, denies cough</w:t>
+      </w:r>
+      <w:r>
+        <w:rPr>
+          <w:rFonts w:ascii="Candara" w:hAnsi="Candara"/>
+          <w:sz w:val="20"/>
+          <w:szCs w:val="20"/>
+        </w:rPr>
+        <w:br/>
+        <w:t>Gastrointestinal: nausea present, denies vomiting</w:t>
+      </w:r>
+      <w:r>
+        <w:rPr>
+          <w:rFonts w:ascii="Candara" w:hAnsi="Candara"/>
+          <w:sz w:val="20"/>
+          <w:szCs w:val="20"/>
+        </w:rPr>
+        <w:br/>
+        <w:t>Genitourinary: not assessed</w:t>
+      </w:r>
+      <w:r>
+        <w:rPr>
+          <w:rFonts w:ascii="Candara" w:hAnsi="Candara"/>
+          <w:sz w:val="20"/>
+          <w:szCs w:val="20"/>
+        </w:rPr>
+        <w:br/>
+        <w:t>Neurological: dizziness present, denies weakness, denies confusion</w:t>
+      </w:r>
+      <w:r>
+        <w:rPr>
+          <w:rFonts w:ascii="Candara" w:hAnsi="Candara"/>
+          <w:sz w:val="20"/>
+          <w:szCs w:val="20"/>
+        </w:rPr>
+        <w:br/>
+        <w:t>Musculoskeletal: not assessed</w:t>
+      </w:r>
+      <w:r>
+        <w:rPr>
+          <w:rFonts w:ascii="Candara" w:hAnsi="Candara"/>
+          <w:sz w:val="20"/>
+          <w:szCs w:val="20"/>
+        </w:rPr>
+        <w:br/>
+      </w:r>
+      <w:r>
+        <w:rPr>
+          <w:rFonts w:ascii="Candara" w:hAnsi="Candara"/>
+          <w:sz w:val="20"/>
+          <w:szCs w:val="20"/>
+        </w:rPr>
+        <w:lastRenderedPageBreak/>
+        <w:t>Skin: not assessed</w:t>
+      </w:r>
+      <w:r>
+        <w:rPr>
+          <w:rFonts w:ascii="Candara" w:hAnsi="Candara"/>
+          <w:sz w:val="20"/>
+          <w:szCs w:val="20"/>
+        </w:rPr>
+        <w:br/>
+        <w:t>Endocrine: not assessed</w:t>
+      </w:r>
+      <w:r>
+        <w:rPr>
+          <w:rFonts w:ascii="Candara" w:hAnsi="Candara"/>
+          <w:sz w:val="20"/>
+          <w:szCs w:val="20"/>
+        </w:rPr>
+        <w:br/>
+        <w:t>Hematologic/Lymphatic: not assessed</w:t>
+      </w:r>
+      <w:r>
+        <w:rPr>
+          <w:rFonts w:ascii="Candara" w:hAnsi="Candara"/>
+          <w:sz w:val="20"/>
+          <w:szCs w:val="20"/>
+        </w:rPr>
+        <w:br/>
+        <w:t>Psychiatric: not assessed</w:t>
+      </w:r>
+      <w:r>
+        <w:rPr>
+          <w:rFonts w:ascii="Candara" w:hAnsi="Candara"/>
+          <w:sz w:val="20"/>
+          <w:szCs w:val="20"/>
+        </w:rPr>
+        <w:br/>
+      </w:r>
+      <w:r>
+        <w:rPr>
+          <w:rFonts w:ascii="Candara" w:hAnsi="Candara"/>
+          <w:sz w:val="20"/>
+          <w:szCs w:val="20"/>
+        </w:rPr>
+        <w:br/>
+        <w:t xml:space="preserve">Pertinent positives: jaw radiation, nausea, dizziness </w:t>
+      </w:r>
+      <w:r>
+        <w:rPr>
+          <w:rFonts w:ascii="Candara" w:hAnsi="Candara"/>
+          <w:sz w:val="20"/>
+          <w:szCs w:val="20"/>
+        </w:rPr>
+        <w:br/>
+        <w:t xml:space="preserve">Pertinent negatives: denies shortness of breath, denies syncope, denies fever </w:t>
+      </w:r>
+      <w:r>
+        <w:rPr>
+          <w:rFonts w:ascii="Candara" w:hAnsi="Candara"/>
+          <w:sz w:val="20"/>
+          <w:szCs w:val="20"/>
+        </w:rPr>
+        <w:br/>
+      </w:r>
+      <w:r>
+        <w:rPr>
+          <w:rFonts w:ascii="Candara" w:hAnsi="Candara"/>
+          <w:sz w:val="20"/>
+          <w:szCs w:val="20"/>
+        </w:rPr>
+        <w:br/>
+        <w:t xml:space="preserve">PMH / PSH: Hypertension (per patient); no prior cardiac history reported </w:t>
+      </w:r>
+      <w:r>
+        <w:rPr>
+          <w:rFonts w:ascii="Candara" w:hAnsi="Candara"/>
+          <w:sz w:val="20"/>
+          <w:szCs w:val="20"/>
+        </w:rPr>
+        <w:br/>
+        <w:t xml:space="preserve">Medications: Lisinopril (per patient) </w:t>
+      </w:r>
+      <w:r>
+        <w:rPr>
+          <w:rFonts w:ascii="Candara" w:hAnsi="Candara"/>
+          <w:sz w:val="20"/>
+          <w:szCs w:val="20"/>
+        </w:rPr>
+        <w:br/>
+        <w:t xml:space="preserve">Allergies: Penicillin allergy (per patient) </w:t>
+      </w:r>
+      <w:r>
+        <w:rPr>
+          <w:rFonts w:ascii="Candara" w:hAnsi="Candara"/>
+          <w:sz w:val="20"/>
+          <w:szCs w:val="20"/>
+        </w:rPr>
+        <w:br/>
+      </w:r>
+      <w:r>
+        <w:rPr>
+          <w:rFonts w:ascii="Candara" w:hAnsi="Candara"/>
+          <w:sz w:val="20"/>
+          <w:szCs w:val="20"/>
+        </w:rPr>
+        <w:br/>
+        <w:t xml:space="preserve">Social factors: Smoking status not obtained </w:t>
+      </w:r>
+      <w:r>
+        <w:rPr>
+          <w:rFonts w:ascii="Candara" w:hAnsi="Candara"/>
+          <w:sz w:val="20"/>
+          <w:szCs w:val="20"/>
+        </w:rPr>
+        <w:br/>
+      </w:r>
+      <w:r>
+        <w:rPr>
+          <w:rFonts w:ascii="Candara" w:hAnsi="Candara"/>
+          <w:sz w:val="20"/>
+          <w:szCs w:val="20"/>
+        </w:rPr>
+        <w:br/>
+        <w:t xml:space="preserve">Missing clarifications: exertional trigger, prior similar episodes, diaphoresis, family history, aspirin/anticoagulant use </w:t>
+      </w:r>
+      <w:r>
+        <w:rPr>
+          <w:rFonts w:ascii="Candara" w:hAnsi="Candara"/>
+          <w:sz w:val="20"/>
+          <w:szCs w:val="20"/>
+        </w:rPr>
+        <w:br/>
+      </w:r>
+      <w:r>
+        <w:rPr>
+          <w:rFonts w:ascii="Candara" w:hAnsi="Candara"/>
+          <w:sz w:val="20"/>
+          <w:szCs w:val="20"/>
+        </w:rPr>
+        <w:br/>
+        <w:t>Flags (red-flag prompts): Acute chest symptoms; clinician review advised</w:t>
+      </w:r>
+    </w:p>
+    <w:p>
+      <w:pPr>
+        <w:rPr>
+          <w:rFonts w:ascii="Candara" w:hAnsi="Candara"/>
+          <w:color w:val="000000" w:themeColor="text1"/>
+          <w:sz w:val="20"/>
+          <w:szCs w:val="20"/>
+        </w:rPr>
+      </w:pPr>
+    </w:p>
+    <w:p>
+      <w:pPr>
+        <w:pStyle w:val="Heading2"/>
+        <w:rPr>
+          <w:rFonts w:ascii="Candara" w:hAnsi="Candara"/>
+          <w:color w:val="000000" w:themeColor="text1"/>
+          <w:sz w:val="20"/>
+          <w:szCs w:val="20"/>
+        </w:rPr>
+      </w:pPr>
+      <w:r>
+        <w:rPr>
+          <w:rFonts w:ascii="Candara" w:hAnsi="Candara"/>
+          <w:color w:val="000000" w:themeColor="text1"/>
+          <w:sz w:val="20"/>
+          <w:szCs w:val="20"/>
+        </w:rPr>
+        <w:t>Example 2: Abdominal pain + urinary symptoms</w:t>
+      </w:r>
+    </w:p>
+    <w:p/>
+    <w:p>
+      <w:pPr>
+        <w:rPr>
+          <w:rFonts w:ascii="Candara" w:hAnsi="Candara"/>
+          <w:color w:val="000000" w:themeColor="text1"/>
+          <w:sz w:val="20"/>
+          <w:szCs w:val="20"/>
+        </w:rPr>
+      </w:pPr>
+      <w:r>
+        <w:rPr>
+          <w:rFonts w:ascii="Candara" w:hAnsi="Candara"/>
+          <w:sz w:val="20"/>
+          <w:szCs w:val="20"/>
+        </w:rPr>
+        <w:t>Chief complaint (primary): Abdominal pain</w:t>
+      </w:r>
+      <w:r>
+        <w:rPr>
+          <w:rFonts w:ascii="Candara" w:hAnsi="Candara"/>
+          <w:sz w:val="20"/>
+          <w:szCs w:val="20"/>
+        </w:rPr>
+        <w:br/>
+        <w:t>Other concerns: Burning with urination</w:t>
+      </w:r>
+      <w:r>
+        <w:rPr>
+          <w:rFonts w:ascii="Candara" w:hAnsi="Candara"/>
+          <w:sz w:val="20"/>
+          <w:szCs w:val="20"/>
+        </w:rPr>
+        <w:br/>
+      </w:r>
+      <w:r>
+        <w:rPr>
+          <w:rFonts w:ascii="Candara" w:hAnsi="Candara"/>
+          <w:sz w:val="20"/>
+          <w:szCs w:val="20"/>
+        </w:rPr>
+        <w:br/>
+        <w:t>HPI: Patient reports 8 hours of worsening right lower quadrant abdominal pain, constant, severity 6/10. Associated nausea and reduced appetite. Also reports dysuria for 2 days.</w:t>
+      </w:r>
+      <w:r>
+        <w:rPr>
+          <w:rFonts w:ascii="Candara" w:hAnsi="Candara"/>
+          <w:sz w:val="20"/>
+          <w:szCs w:val="20"/>
+        </w:rPr>
+        <w:br/>
+      </w:r>
+      <w:r>
+        <w:rPr>
+          <w:rFonts w:ascii="Candara" w:hAnsi="Candara"/>
+          <w:sz w:val="20"/>
+          <w:szCs w:val="20"/>
+        </w:rPr>
+        <w:br/>
+        <w:t>Review of Systems (ROS):</w:t>
+      </w:r>
+      <w:r>
+        <w:rPr>
+          <w:rFonts w:ascii="Candara" w:hAnsi="Candara"/>
+          <w:sz w:val="20"/>
+          <w:szCs w:val="20"/>
+        </w:rPr>
+        <w:br/>
+        <w:t>Constitutional: denies fever, denies chills</w:t>
+      </w:r>
+      <w:r>
+        <w:rPr>
+          <w:rFonts w:ascii="Candara" w:hAnsi="Candara"/>
+          <w:sz w:val="20"/>
+          <w:szCs w:val="20"/>
+        </w:rPr>
+        <w:br/>
+        <w:t>Cardiovascular: denies chest pain</w:t>
+      </w:r>
+      <w:r>
+        <w:rPr>
+          <w:rFonts w:ascii="Candara" w:hAnsi="Candara"/>
+          <w:sz w:val="20"/>
+          <w:szCs w:val="20"/>
+        </w:rPr>
+        <w:br/>
+        <w:t>Respiratory: denies shortness of breath</w:t>
+      </w:r>
+      <w:r>
+        <w:rPr>
+          <w:rFonts w:ascii="Candara" w:hAnsi="Candara"/>
+          <w:sz w:val="20"/>
+          <w:szCs w:val="20"/>
+        </w:rPr>
+        <w:br/>
+        <w:t>Gastrointestinal: abdominal pain present, nausea present, denies vomiting, denies diarrhea</w:t>
+      </w:r>
+      <w:r>
+        <w:rPr>
+          <w:rFonts w:ascii="Candara" w:hAnsi="Candara"/>
+          <w:sz w:val="20"/>
+          <w:szCs w:val="20"/>
+        </w:rPr>
+        <w:br/>
+        <w:t>Genitourinary: dysuria present, denies hematuria, denies flank pain</w:t>
+      </w:r>
+      <w:r>
+        <w:rPr>
+          <w:rFonts w:ascii="Candara" w:hAnsi="Candara"/>
+          <w:sz w:val="20"/>
+          <w:szCs w:val="20"/>
+        </w:rPr>
+        <w:br/>
+        <w:t>Neurological: denies dizziness, denies weakness</w:t>
+      </w:r>
+      <w:r>
+        <w:rPr>
+          <w:rFonts w:ascii="Candara" w:hAnsi="Candara"/>
+          <w:sz w:val="20"/>
+          <w:szCs w:val="20"/>
+        </w:rPr>
+        <w:br/>
+        <w:t>Musculoskeletal: not assessed</w:t>
+      </w:r>
+      <w:r>
+        <w:rPr>
+          <w:rFonts w:ascii="Candara" w:hAnsi="Candara"/>
+          <w:sz w:val="20"/>
+          <w:szCs w:val="20"/>
+        </w:rPr>
+        <w:br/>
+        <w:t>Skin: not assessed</w:t>
+      </w:r>
+      <w:r>
+        <w:rPr>
+          <w:rFonts w:ascii="Candara" w:hAnsi="Candara"/>
+          <w:sz w:val="20"/>
+          <w:szCs w:val="20"/>
+        </w:rPr>
+        <w:br/>
+        <w:t>Endocrine: not assessed</w:t>
+      </w:r>
+      <w:r>
+        <w:rPr>
+          <w:rFonts w:ascii="Candara" w:hAnsi="Candara"/>
+          <w:sz w:val="20"/>
+          <w:szCs w:val="20"/>
+        </w:rPr>
+        <w:br/>
+        <w:t>Hematologic/Lymphatic: not assessed</w:t>
+      </w:r>
+      <w:r>
+        <w:rPr>
+          <w:rFonts w:ascii="Candara" w:hAnsi="Candara"/>
+          <w:sz w:val="20"/>
+          <w:szCs w:val="20"/>
+        </w:rPr>
+        <w:br/>
+        <w:t>Psychiatric: not assessed</w:t>
+      </w:r>
+      <w:r>
+        <w:rPr>
+          <w:rFonts w:ascii="Candara" w:hAnsi="Candara"/>
+          <w:sz w:val="20"/>
+          <w:szCs w:val="20"/>
+        </w:rPr>
+        <w:br/>
+      </w:r>
+      <w:r>
+        <w:rPr>
+          <w:rFonts w:ascii="Candara" w:hAnsi="Candara"/>
+          <w:sz w:val="20"/>
+          <w:szCs w:val="20"/>
+        </w:rPr>
+        <w:br/>
+        <w:t xml:space="preserve">Pertinent positives: RLQ pain, nausea, anorexia, dysuria </w:t>
+      </w:r>
+      <w:r>
+        <w:rPr>
+          <w:rFonts w:ascii="Candara" w:hAnsi="Candara"/>
+          <w:sz w:val="20"/>
+          <w:szCs w:val="20"/>
+        </w:rPr>
+        <w:br/>
+        <w:t xml:space="preserve">Pertinent negatives: denies diarrhea, denies vaginal bleeding, denies flank pain </w:t>
+      </w:r>
+      <w:r>
+        <w:rPr>
+          <w:rFonts w:ascii="Candara" w:hAnsi="Candara"/>
+          <w:sz w:val="20"/>
+          <w:szCs w:val="20"/>
+        </w:rPr>
+        <w:br/>
+        <w:t xml:space="preserve">PMH / PSH: No prior abdominal surgery reported </w:t>
+      </w:r>
+      <w:r>
+        <w:rPr>
+          <w:rFonts w:ascii="Candara" w:hAnsi="Candara"/>
+          <w:sz w:val="20"/>
+          <w:szCs w:val="20"/>
+        </w:rPr>
+        <w:br/>
+        <w:t xml:space="preserve">Medications: </w:t>
+      </w:r>
+      <w:r>
+        <w:rPr>
+          <w:rFonts w:ascii="Candara" w:hAnsi="Candara"/>
+          <w:sz w:val="20"/>
+          <w:szCs w:val="20"/>
+        </w:rPr>
+        <w:t>On daily Aspirin</w:t>
+      </w:r>
+      <w:r>
+        <w:rPr>
+          <w:rFonts w:ascii="Candara" w:hAnsi="Candara"/>
+          <w:sz w:val="20"/>
+          <w:szCs w:val="20"/>
+        </w:rPr>
+        <w:t xml:space="preserve"> </w:t>
+      </w:r>
+      <w:r>
+        <w:rPr>
+          <w:rFonts w:ascii="Candara" w:hAnsi="Candara"/>
+          <w:sz w:val="20"/>
+          <w:szCs w:val="20"/>
+        </w:rPr>
+        <w:br/>
+        <w:t xml:space="preserve">Allergies: None reported </w:t>
+      </w:r>
+      <w:r>
+        <w:rPr>
+          <w:rFonts w:ascii="Candara" w:hAnsi="Candara"/>
+          <w:sz w:val="20"/>
+          <w:szCs w:val="20"/>
+        </w:rPr>
+        <w:br/>
+        <w:t xml:space="preserve">Social factors: Pregnancy status not obtained </w:t>
+      </w:r>
+      <w:r>
+        <w:rPr>
+          <w:rFonts w:ascii="Candara" w:hAnsi="Candara"/>
+          <w:sz w:val="20"/>
+          <w:szCs w:val="20"/>
+        </w:rPr>
+        <w:br/>
+        <w:t xml:space="preserve">Missing clarifications: fever, vomiting, LMP/pregnancy risk, urinary frequency/urgency, hematuria </w:t>
+      </w:r>
+      <w:r>
+        <w:rPr>
+          <w:rFonts w:ascii="Candara" w:hAnsi="Candara"/>
+          <w:sz w:val="20"/>
+          <w:szCs w:val="20"/>
+        </w:rPr>
+        <w:br/>
+        <w:t>Flags (red-flag prompts): RLQ pain + nausea; pregnancy status needed</w:t>
+      </w:r>
+    </w:p>
+    <w:p>
+      <w:pPr>
+        <w:pStyle w:val="Heading2"/>
+        <w:rPr>
+          <w:rFonts w:ascii="Candara" w:hAnsi="Candara"/>
+          <w:color w:val="000000" w:themeColor="text1"/>
+          <w:sz w:val="20"/>
+          <w:szCs w:val="20"/>
+        </w:rPr>
+      </w:pPr>
+    </w:p>
+    <w:p>
+      <w:pPr>
+        <w:pStyle w:val="Heading2"/>
+        <w:rPr>
+          <w:rFonts w:ascii="Candara" w:hAnsi="Candara"/>
+          <w:color w:val="000000" w:themeColor="text1"/>
+          <w:sz w:val="20"/>
+          <w:szCs w:val="20"/>
+        </w:rPr>
+      </w:pPr>
+      <w:r>
+        <w:rPr>
+          <w:rFonts w:ascii="Candara" w:hAnsi="Candara"/>
+          <w:color w:val="000000" w:themeColor="text1"/>
+          <w:sz w:val="20"/>
+          <w:szCs w:val="20"/>
+        </w:rPr>
+        <w:t>E</w:t>
+      </w:r>
+      <w:r>
+        <w:rPr>
+          <w:rFonts w:ascii="Candara" w:hAnsi="Candara"/>
+          <w:color w:val="000000" w:themeColor="text1"/>
+          <w:sz w:val="20"/>
+          <w:szCs w:val="20"/>
+        </w:rPr>
+        <w:t>xample 3: Headache</w:t>
+      </w:r>
+    </w:p>
+    <w:p>
+      <w:pPr>
+        <w:pStyle w:val="NormalWeb"/>
+        <w:rPr>
+          <w:rFonts w:ascii="Candara" w:hAnsi="Candara"/>
+          <w:sz w:val="20"/>
+          <w:szCs w:val="20"/>
+        </w:rPr>
+      </w:pPr>
+      <w:r>
+        <w:rPr>
+          <w:rFonts w:ascii="Candara" w:hAnsi="Candara"/>
+          <w:sz w:val="20"/>
+          <w:szCs w:val="20"/>
+        </w:rPr>
+        <w:t>Chief complaint (primary): Headache</w:t>
+      </w:r>
+      <w:r>
+        <w:rPr>
+          <w:rFonts w:ascii="Candara" w:hAnsi="Candara"/>
+          <w:sz w:val="20"/>
+          <w:szCs w:val="20"/>
+        </w:rPr>
+        <w:br/>
+        <w:t>Other concerns: None reported</w:t>
+      </w:r>
+      <w:r>
+        <w:rPr>
+          <w:rFonts w:ascii="Candara" w:hAnsi="Candara"/>
+          <w:sz w:val="20"/>
+          <w:szCs w:val="20"/>
+        </w:rPr>
+        <w:br/>
+        <w:t>HPI: Patient reports headache for 3 days, gradual onset, severity 8/10, frontal, described as “throbbing.” Worse with light exposure.</w:t>
+      </w:r>
+    </w:p>
+    <w:p>
+      <w:pPr>
+        <w:pStyle w:val="NormalWeb"/>
+        <w:rPr>
+          <w:rFonts w:ascii="Candara" w:hAnsi="Candara"/>
+          <w:sz w:val="20"/>
+          <w:szCs w:val="20"/>
+        </w:rPr>
+      </w:pPr>
+      <w:r>
+        <w:rPr>
+          <w:rFonts w:ascii="Candara" w:hAnsi="Candara"/>
+          <w:sz w:val="20"/>
+          <w:szCs w:val="20"/>
+        </w:rPr>
+        <w:br/>
+        <w:t>Review of Systems (ROS):</w:t>
+      </w:r>
+      <w:r>
+        <w:rPr>
+          <w:rFonts w:ascii="Candara" w:hAnsi="Candara"/>
+          <w:sz w:val="20"/>
+          <w:szCs w:val="20"/>
+        </w:rPr>
+        <w:br/>
+        <w:t>Constitutional: denies fever</w:t>
+      </w:r>
+      <w:r>
+        <w:rPr>
+          <w:rFonts w:ascii="Candara" w:hAnsi="Candara"/>
+          <w:sz w:val="20"/>
+          <w:szCs w:val="20"/>
+        </w:rPr>
+        <w:br/>
+        <w:t>Cardiovascular: denies chest pain</w:t>
+      </w:r>
+      <w:r>
+        <w:rPr>
+          <w:rFonts w:ascii="Candara" w:hAnsi="Candara"/>
+          <w:sz w:val="20"/>
+          <w:szCs w:val="20"/>
+        </w:rPr>
+        <w:br/>
+        <w:t>Respiratory: denies shortness of breath</w:t>
+      </w:r>
+      <w:r>
+        <w:rPr>
+          <w:rFonts w:ascii="Candara" w:hAnsi="Candara"/>
+          <w:sz w:val="20"/>
+          <w:szCs w:val="20"/>
+        </w:rPr>
+        <w:br/>
+        <w:t>Gastrointestinal: denies nausea, denies vomiting</w:t>
+      </w:r>
+      <w:r>
+        <w:rPr>
+          <w:rFonts w:ascii="Candara" w:hAnsi="Candara"/>
+          <w:sz w:val="20"/>
+          <w:szCs w:val="20"/>
+        </w:rPr>
+        <w:br/>
+        <w:t>Genitourinary: not assessed</w:t>
+      </w:r>
+      <w:r>
+        <w:rPr>
+          <w:rFonts w:ascii="Candara" w:hAnsi="Candara"/>
+          <w:sz w:val="20"/>
+          <w:szCs w:val="20"/>
+        </w:rPr>
+        <w:br/>
+        <w:t>Neurological: headache present, photophobia present, denies weakness, denies confusion, denies seizures</w:t>
+      </w:r>
+      <w:r>
+        <w:rPr>
+          <w:rFonts w:ascii="Candara" w:hAnsi="Candara"/>
+          <w:sz w:val="20"/>
+          <w:szCs w:val="20"/>
+        </w:rPr>
+        <w:br/>
+        <w:t>Musculoskeletal: denies neck stiffness</w:t>
+      </w:r>
+      <w:r>
+        <w:rPr>
+          <w:rFonts w:ascii="Candara" w:hAnsi="Candara"/>
+          <w:sz w:val="20"/>
+          <w:szCs w:val="20"/>
+        </w:rPr>
+        <w:br/>
+        <w:t>Skin: not assessed</w:t>
+      </w:r>
+      <w:r>
+        <w:rPr>
+          <w:rFonts w:ascii="Candara" w:hAnsi="Candara"/>
+          <w:sz w:val="20"/>
+          <w:szCs w:val="20"/>
+        </w:rPr>
+        <w:br/>
+        <w:t>Endocrine: not assessed</w:t>
+      </w:r>
+      <w:r>
+        <w:rPr>
+          <w:rFonts w:ascii="Candara" w:hAnsi="Candara"/>
+          <w:sz w:val="20"/>
+          <w:szCs w:val="20"/>
+        </w:rPr>
+        <w:br/>
+        <w:t>Hematologic/Lymphatic: not assessed</w:t>
+      </w:r>
+      <w:r>
+        <w:rPr>
+          <w:rFonts w:ascii="Candara" w:hAnsi="Candara"/>
+          <w:sz w:val="20"/>
+          <w:szCs w:val="20"/>
+        </w:rPr>
+        <w:br/>
+        <w:t>Psychiatric: not assessed</w:t>
+      </w:r>
+      <w:r>
+        <w:rPr>
+          <w:rFonts w:ascii="Candara" w:hAnsi="Candara"/>
+          <w:sz w:val="20"/>
+          <w:szCs w:val="20"/>
+        </w:rPr>
+        <w:br/>
+      </w:r>
+      <w:r>
+        <w:rPr>
+          <w:rFonts w:ascii="Candara" w:hAnsi="Candara"/>
+          <w:sz w:val="20"/>
+          <w:szCs w:val="20"/>
+        </w:rPr>
+        <w:br/>
+        <w:t xml:space="preserve">Pertinent positives: photophobia </w:t>
+      </w:r>
+      <w:r>
+        <w:rPr>
+          <w:rFonts w:ascii="Candara" w:hAnsi="Candara"/>
+          <w:sz w:val="20"/>
+          <w:szCs w:val="20"/>
+        </w:rPr>
+        <w:br/>
+        <w:t xml:space="preserve">Pertinent negatives: denies neck stiffness, denies weakness, denies confusion, denies head trauma </w:t>
+      </w:r>
+      <w:r>
+        <w:rPr>
+          <w:rFonts w:ascii="Candara" w:hAnsi="Candara"/>
+          <w:sz w:val="20"/>
+          <w:szCs w:val="20"/>
+        </w:rPr>
+        <w:br/>
+      </w:r>
+    </w:p>
+    <w:p>
+      <w:pPr>
+        <w:pStyle w:val="NormalWeb"/>
+        <w:rPr>
+          <w:rFonts w:ascii="Candara" w:hAnsi="Candara"/>
+          <w:color w:val="000000" w:themeColor="text1"/>
+          <w:sz w:val="20"/>
+          <w:szCs w:val="20"/>
+        </w:rPr>
+      </w:pPr>
+      <w:r>
+        <w:rPr>
+          <w:rFonts w:ascii="Candara" w:hAnsi="Candara"/>
+          <w:sz w:val="20"/>
+          <w:szCs w:val="20"/>
+        </w:rPr>
+        <w:t xml:space="preserve">PMH / PSH: History of migraines reported </w:t>
+      </w:r>
+      <w:r>
+        <w:rPr>
+          <w:rFonts w:ascii="Candara" w:hAnsi="Candara"/>
+          <w:sz w:val="20"/>
+          <w:szCs w:val="20"/>
+        </w:rPr>
+        <w:br/>
+        <w:t xml:space="preserve">Medications: Tried acetaminophen with minimal relief </w:t>
+      </w:r>
+      <w:r>
+        <w:rPr>
+          <w:rFonts w:ascii="Candara" w:hAnsi="Candara"/>
+          <w:sz w:val="20"/>
+          <w:szCs w:val="20"/>
+        </w:rPr>
+        <w:br/>
+        <w:t xml:space="preserve">Allergies: None reported </w:t>
+      </w:r>
+      <w:r>
+        <w:rPr>
+          <w:rFonts w:ascii="Candara" w:hAnsi="Candara"/>
+          <w:sz w:val="20"/>
+          <w:szCs w:val="20"/>
+        </w:rPr>
+        <w:br/>
+        <w:t xml:space="preserve">Social factors: Hydration/sleep not obtained </w:t>
+      </w:r>
+      <w:r>
+        <w:rPr>
+          <w:rFonts w:ascii="Candara" w:hAnsi="Candara"/>
+          <w:sz w:val="20"/>
+          <w:szCs w:val="20"/>
+        </w:rPr>
+        <w:br/>
+        <w:t xml:space="preserve">Missing clarifications: fever, nausea/vomiting, visual changes, worst headache of life, anticoagulant use </w:t>
+      </w:r>
+      <w:r>
+        <w:rPr>
+          <w:rFonts w:ascii="Candara" w:hAnsi="Candara"/>
+          <w:sz w:val="20"/>
+          <w:szCs w:val="20"/>
+        </w:rPr>
+        <w:br/>
+        <w:t>Flags (red-flag prompts): Severe headache; confirm red-flag symptoms</w:t>
       </w:r>
     </w:p>
     <w:sectPr>
@@ -10788,6 +12672,1722 @@
     </w:lvl>
   </w:abstractNum>
   <w:abstractNum w:abstractNumId="10" w15:restartNumberingAfterBreak="0">
+    <w:nsid w:val="06077623"/>
+    <w:multiLevelType w:val="multilevel"/>
+    <w:tmpl w:val="D8CEE186"/>
+    <w:lvl w:ilvl="0">
+      <w:start w:val="1"/>
+      <w:numFmt w:val="bullet"/>
+      <w:lvlText w:val=""/>
+      <w:lvlJc w:val="left"/>
+      <w:pPr>
+        <w:tabs>
+          <w:tab w:val="num" w:pos="720"/>
+        </w:tabs>
+        <w:ind w:left="720" w:hanging="360"/>
+      </w:pPr>
+      <w:rPr>
+        <w:rFonts w:ascii="Symbol" w:hAnsi="Symbol" w:hint="default"/>
+        <w:sz w:val="20"/>
+      </w:rPr>
+    </w:lvl>
+    <w:lvl w:ilvl="1" w:tentative="1">
+      <w:start w:val="1"/>
+      <w:numFmt w:val="bullet"/>
+      <w:lvlText w:val="o"/>
+      <w:lvlJc w:val="left"/>
+      <w:pPr>
+        <w:tabs>
+          <w:tab w:val="num" w:pos="1440"/>
+        </w:tabs>
+        <w:ind w:left="1440" w:hanging="360"/>
+      </w:pPr>
+      <w:rPr>
+        <w:rFonts w:ascii="Courier New" w:hAnsi="Courier New" w:hint="default"/>
+        <w:sz w:val="20"/>
+      </w:rPr>
+    </w:lvl>
+    <w:lvl w:ilvl="2" w:tentative="1">
+      <w:start w:val="1"/>
+      <w:numFmt w:val="bullet"/>
+      <w:lvlText w:val=""/>
+      <w:lvlJc w:val="left"/>
+      <w:pPr>
+        <w:tabs>
+          <w:tab w:val="num" w:pos="2160"/>
+        </w:tabs>
+        <w:ind w:left="2160" w:hanging="360"/>
+      </w:pPr>
+      <w:rPr>
+        <w:rFonts w:ascii="Wingdings" w:hAnsi="Wingdings" w:hint="default"/>
+        <w:sz w:val="20"/>
+      </w:rPr>
+    </w:lvl>
+    <w:lvl w:ilvl="3" w:tentative="1">
+      <w:start w:val="1"/>
+      <w:numFmt w:val="bullet"/>
+      <w:lvlText w:val=""/>
+      <w:lvlJc w:val="left"/>
+      <w:pPr>
+        <w:tabs>
+          <w:tab w:val="num" w:pos="2880"/>
+        </w:tabs>
+        <w:ind w:left="2880" w:hanging="360"/>
+      </w:pPr>
+      <w:rPr>
+        <w:rFonts w:ascii="Wingdings" w:hAnsi="Wingdings" w:hint="default"/>
+        <w:sz w:val="20"/>
+      </w:rPr>
+    </w:lvl>
+    <w:lvl w:ilvl="4" w:tentative="1">
+      <w:start w:val="1"/>
+      <w:numFmt w:val="bullet"/>
+      <w:lvlText w:val=""/>
+      <w:lvlJc w:val="left"/>
+      <w:pPr>
+        <w:tabs>
+          <w:tab w:val="num" w:pos="3600"/>
+        </w:tabs>
+        <w:ind w:left="3600" w:hanging="360"/>
+      </w:pPr>
+      <w:rPr>
+        <w:rFonts w:ascii="Wingdings" w:hAnsi="Wingdings" w:hint="default"/>
+        <w:sz w:val="20"/>
+      </w:rPr>
+    </w:lvl>
+    <w:lvl w:ilvl="5" w:tentative="1">
+      <w:start w:val="1"/>
+      <w:numFmt w:val="bullet"/>
+      <w:lvlText w:val=""/>
+      <w:lvlJc w:val="left"/>
+      <w:pPr>
+        <w:tabs>
+          <w:tab w:val="num" w:pos="4320"/>
+        </w:tabs>
+        <w:ind w:left="4320" w:hanging="360"/>
+      </w:pPr>
+      <w:rPr>
+        <w:rFonts w:ascii="Wingdings" w:hAnsi="Wingdings" w:hint="default"/>
+        <w:sz w:val="20"/>
+      </w:rPr>
+    </w:lvl>
+    <w:lvl w:ilvl="6" w:tentative="1">
+      <w:start w:val="1"/>
+      <w:numFmt w:val="bullet"/>
+      <w:lvlText w:val=""/>
+      <w:lvlJc w:val="left"/>
+      <w:pPr>
+        <w:tabs>
+          <w:tab w:val="num" w:pos="5040"/>
+        </w:tabs>
+        <w:ind w:left="5040" w:hanging="360"/>
+      </w:pPr>
+      <w:rPr>
+        <w:rFonts w:ascii="Wingdings" w:hAnsi="Wingdings" w:hint="default"/>
+        <w:sz w:val="20"/>
+      </w:rPr>
+    </w:lvl>
+    <w:lvl w:ilvl="7" w:tentative="1">
+      <w:start w:val="1"/>
+      <w:numFmt w:val="bullet"/>
+      <w:lvlText w:val=""/>
+      <w:lvlJc w:val="left"/>
+      <w:pPr>
+        <w:tabs>
+          <w:tab w:val="num" w:pos="5760"/>
+        </w:tabs>
+        <w:ind w:left="5760" w:hanging="360"/>
+      </w:pPr>
+      <w:rPr>
+        <w:rFonts w:ascii="Wingdings" w:hAnsi="Wingdings" w:hint="default"/>
+        <w:sz w:val="20"/>
+      </w:rPr>
+    </w:lvl>
+    <w:lvl w:ilvl="8" w:tentative="1">
+      <w:start w:val="1"/>
+      <w:numFmt w:val="bullet"/>
+      <w:lvlText w:val=""/>
+      <w:lvlJc w:val="left"/>
+      <w:pPr>
+        <w:tabs>
+          <w:tab w:val="num" w:pos="6480"/>
+        </w:tabs>
+        <w:ind w:left="6480" w:hanging="360"/>
+      </w:pPr>
+      <w:rPr>
+        <w:rFonts w:ascii="Wingdings" w:hAnsi="Wingdings" w:hint="default"/>
+        <w:sz w:val="20"/>
+      </w:rPr>
+    </w:lvl>
+  </w:abstractNum>
+  <w:abstractNum w:abstractNumId="11" w15:restartNumberingAfterBreak="0">
+    <w:nsid w:val="062A28E7"/>
+    <w:multiLevelType w:val="multilevel"/>
+    <w:tmpl w:val="AB1006E4"/>
+    <w:lvl w:ilvl="0">
+      <w:start w:val="1"/>
+      <w:numFmt w:val="decimal"/>
+      <w:lvlText w:val="%1."/>
+      <w:lvlJc w:val="left"/>
+      <w:pPr>
+        <w:tabs>
+          <w:tab w:val="num" w:pos="720"/>
+        </w:tabs>
+        <w:ind w:left="720" w:hanging="360"/>
+      </w:pPr>
+    </w:lvl>
+    <w:lvl w:ilvl="1" w:tentative="1">
+      <w:start w:val="1"/>
+      <w:numFmt w:val="decimal"/>
+      <w:lvlText w:val="%2."/>
+      <w:lvlJc w:val="left"/>
+      <w:pPr>
+        <w:tabs>
+          <w:tab w:val="num" w:pos="1440"/>
+        </w:tabs>
+        <w:ind w:left="1440" w:hanging="360"/>
+      </w:pPr>
+    </w:lvl>
+    <w:lvl w:ilvl="2" w:tentative="1">
+      <w:start w:val="1"/>
+      <w:numFmt w:val="decimal"/>
+      <w:lvlText w:val="%3."/>
+      <w:lvlJc w:val="left"/>
+      <w:pPr>
+        <w:tabs>
+          <w:tab w:val="num" w:pos="2160"/>
+        </w:tabs>
+        <w:ind w:left="2160" w:hanging="360"/>
+      </w:pPr>
+    </w:lvl>
+    <w:lvl w:ilvl="3" w:tentative="1">
+      <w:start w:val="1"/>
+      <w:numFmt w:val="decimal"/>
+      <w:lvlText w:val="%4."/>
+      <w:lvlJc w:val="left"/>
+      <w:pPr>
+        <w:tabs>
+          <w:tab w:val="num" w:pos="2880"/>
+        </w:tabs>
+        <w:ind w:left="2880" w:hanging="360"/>
+      </w:pPr>
+    </w:lvl>
+    <w:lvl w:ilvl="4" w:tentative="1">
+      <w:start w:val="1"/>
+      <w:numFmt w:val="decimal"/>
+      <w:lvlText w:val="%5."/>
+      <w:lvlJc w:val="left"/>
+      <w:pPr>
+        <w:tabs>
+          <w:tab w:val="num" w:pos="3600"/>
+        </w:tabs>
+        <w:ind w:left="3600" w:hanging="360"/>
+      </w:pPr>
+    </w:lvl>
+    <w:lvl w:ilvl="5" w:tentative="1">
+      <w:start w:val="1"/>
+      <w:numFmt w:val="decimal"/>
+      <w:lvlText w:val="%6."/>
+      <w:lvlJc w:val="left"/>
+      <w:pPr>
+        <w:tabs>
+          <w:tab w:val="num" w:pos="4320"/>
+        </w:tabs>
+        <w:ind w:left="4320" w:hanging="360"/>
+      </w:pPr>
+    </w:lvl>
+    <w:lvl w:ilvl="6" w:tentative="1">
+      <w:start w:val="1"/>
+      <w:numFmt w:val="decimal"/>
+      <w:lvlText w:val="%7."/>
+      <w:lvlJc w:val="left"/>
+      <w:pPr>
+        <w:tabs>
+          <w:tab w:val="num" w:pos="5040"/>
+        </w:tabs>
+        <w:ind w:left="5040" w:hanging="360"/>
+      </w:pPr>
+    </w:lvl>
+    <w:lvl w:ilvl="7" w:tentative="1">
+      <w:start w:val="1"/>
+      <w:numFmt w:val="decimal"/>
+      <w:lvlText w:val="%8."/>
+      <w:lvlJc w:val="left"/>
+      <w:pPr>
+        <w:tabs>
+          <w:tab w:val="num" w:pos="5760"/>
+        </w:tabs>
+        <w:ind w:left="5760" w:hanging="360"/>
+      </w:pPr>
+    </w:lvl>
+    <w:lvl w:ilvl="8" w:tentative="1">
+      <w:start w:val="1"/>
+      <w:numFmt w:val="decimal"/>
+      <w:lvlText w:val="%9."/>
+      <w:lvlJc w:val="left"/>
+      <w:pPr>
+        <w:tabs>
+          <w:tab w:val="num" w:pos="6480"/>
+        </w:tabs>
+        <w:ind w:left="6480" w:hanging="360"/>
+      </w:pPr>
+    </w:lvl>
+  </w:abstractNum>
+  <w:abstractNum w:abstractNumId="12" w15:restartNumberingAfterBreak="0">
+    <w:nsid w:val="09BA4FF0"/>
+    <w:multiLevelType w:val="multilevel"/>
+    <w:tmpl w:val="E2F20842"/>
+    <w:lvl w:ilvl="0">
+      <w:start w:val="1"/>
+      <w:numFmt w:val="bullet"/>
+      <w:lvlText w:val=""/>
+      <w:lvlJc w:val="left"/>
+      <w:pPr>
+        <w:tabs>
+          <w:tab w:val="num" w:pos="720"/>
+        </w:tabs>
+        <w:ind w:left="720" w:hanging="360"/>
+      </w:pPr>
+      <w:rPr>
+        <w:rFonts w:ascii="Symbol" w:hAnsi="Symbol" w:hint="default"/>
+        <w:sz w:val="20"/>
+      </w:rPr>
+    </w:lvl>
+    <w:lvl w:ilvl="1" w:tentative="1">
+      <w:start w:val="1"/>
+      <w:numFmt w:val="bullet"/>
+      <w:lvlText w:val="o"/>
+      <w:lvlJc w:val="left"/>
+      <w:pPr>
+        <w:tabs>
+          <w:tab w:val="num" w:pos="1440"/>
+        </w:tabs>
+        <w:ind w:left="1440" w:hanging="360"/>
+      </w:pPr>
+      <w:rPr>
+        <w:rFonts w:ascii="Courier New" w:hAnsi="Courier New" w:hint="default"/>
+        <w:sz w:val="20"/>
+      </w:rPr>
+    </w:lvl>
+    <w:lvl w:ilvl="2" w:tentative="1">
+      <w:start w:val="1"/>
+      <w:numFmt w:val="bullet"/>
+      <w:lvlText w:val=""/>
+      <w:lvlJc w:val="left"/>
+      <w:pPr>
+        <w:tabs>
+          <w:tab w:val="num" w:pos="2160"/>
+        </w:tabs>
+        <w:ind w:left="2160" w:hanging="360"/>
+      </w:pPr>
+      <w:rPr>
+        <w:rFonts w:ascii="Wingdings" w:hAnsi="Wingdings" w:hint="default"/>
+        <w:sz w:val="20"/>
+      </w:rPr>
+    </w:lvl>
+    <w:lvl w:ilvl="3" w:tentative="1">
+      <w:start w:val="1"/>
+      <w:numFmt w:val="bullet"/>
+      <w:lvlText w:val=""/>
+      <w:lvlJc w:val="left"/>
+      <w:pPr>
+        <w:tabs>
+          <w:tab w:val="num" w:pos="2880"/>
+        </w:tabs>
+        <w:ind w:left="2880" w:hanging="360"/>
+      </w:pPr>
+      <w:rPr>
+        <w:rFonts w:ascii="Wingdings" w:hAnsi="Wingdings" w:hint="default"/>
+        <w:sz w:val="20"/>
+      </w:rPr>
+    </w:lvl>
+    <w:lvl w:ilvl="4" w:tentative="1">
+      <w:start w:val="1"/>
+      <w:numFmt w:val="bullet"/>
+      <w:lvlText w:val=""/>
+      <w:lvlJc w:val="left"/>
+      <w:pPr>
+        <w:tabs>
+          <w:tab w:val="num" w:pos="3600"/>
+        </w:tabs>
+        <w:ind w:left="3600" w:hanging="360"/>
+      </w:pPr>
+      <w:rPr>
+        <w:rFonts w:ascii="Wingdings" w:hAnsi="Wingdings" w:hint="default"/>
+        <w:sz w:val="20"/>
+      </w:rPr>
+    </w:lvl>
+    <w:lvl w:ilvl="5" w:tentative="1">
+      <w:start w:val="1"/>
+      <w:numFmt w:val="bullet"/>
+      <w:lvlText w:val=""/>
+      <w:lvlJc w:val="left"/>
+      <w:pPr>
+        <w:tabs>
+          <w:tab w:val="num" w:pos="4320"/>
+        </w:tabs>
+        <w:ind w:left="4320" w:hanging="360"/>
+      </w:pPr>
+      <w:rPr>
+        <w:rFonts w:ascii="Wingdings" w:hAnsi="Wingdings" w:hint="default"/>
+        <w:sz w:val="20"/>
+      </w:rPr>
+    </w:lvl>
+    <w:lvl w:ilvl="6" w:tentative="1">
+      <w:start w:val="1"/>
+      <w:numFmt w:val="bullet"/>
+      <w:lvlText w:val=""/>
+      <w:lvlJc w:val="left"/>
+      <w:pPr>
+        <w:tabs>
+          <w:tab w:val="num" w:pos="5040"/>
+        </w:tabs>
+        <w:ind w:left="5040" w:hanging="360"/>
+      </w:pPr>
+      <w:rPr>
+        <w:rFonts w:ascii="Wingdings" w:hAnsi="Wingdings" w:hint="default"/>
+        <w:sz w:val="20"/>
+      </w:rPr>
+    </w:lvl>
+    <w:lvl w:ilvl="7" w:tentative="1">
+      <w:start w:val="1"/>
+      <w:numFmt w:val="bullet"/>
+      <w:lvlText w:val=""/>
+      <w:lvlJc w:val="left"/>
+      <w:pPr>
+        <w:tabs>
+          <w:tab w:val="num" w:pos="5760"/>
+        </w:tabs>
+        <w:ind w:left="5760" w:hanging="360"/>
+      </w:pPr>
+      <w:rPr>
+        <w:rFonts w:ascii="Wingdings" w:hAnsi="Wingdings" w:hint="default"/>
+        <w:sz w:val="20"/>
+      </w:rPr>
+    </w:lvl>
+    <w:lvl w:ilvl="8" w:tentative="1">
+      <w:start w:val="1"/>
+      <w:numFmt w:val="bullet"/>
+      <w:lvlText w:val=""/>
+      <w:lvlJc w:val="left"/>
+      <w:pPr>
+        <w:tabs>
+          <w:tab w:val="num" w:pos="6480"/>
+        </w:tabs>
+        <w:ind w:left="6480" w:hanging="360"/>
+      </w:pPr>
+      <w:rPr>
+        <w:rFonts w:ascii="Wingdings" w:hAnsi="Wingdings" w:hint="default"/>
+        <w:sz w:val="20"/>
+      </w:rPr>
+    </w:lvl>
+  </w:abstractNum>
+  <w:abstractNum w:abstractNumId="13" w15:restartNumberingAfterBreak="0">
+    <w:nsid w:val="0E3C55E0"/>
+    <w:multiLevelType w:val="multilevel"/>
+    <w:tmpl w:val="7F2C428C"/>
+    <w:lvl w:ilvl="0">
+      <w:start w:val="1"/>
+      <w:numFmt w:val="bullet"/>
+      <w:lvlText w:val=""/>
+      <w:lvlJc w:val="left"/>
+      <w:pPr>
+        <w:tabs>
+          <w:tab w:val="num" w:pos="720"/>
+        </w:tabs>
+        <w:ind w:left="720" w:hanging="360"/>
+      </w:pPr>
+      <w:rPr>
+        <w:rFonts w:ascii="Symbol" w:hAnsi="Symbol" w:hint="default"/>
+        <w:sz w:val="20"/>
+      </w:rPr>
+    </w:lvl>
+    <w:lvl w:ilvl="1" w:tentative="1">
+      <w:start w:val="1"/>
+      <w:numFmt w:val="bullet"/>
+      <w:lvlText w:val="o"/>
+      <w:lvlJc w:val="left"/>
+      <w:pPr>
+        <w:tabs>
+          <w:tab w:val="num" w:pos="1440"/>
+        </w:tabs>
+        <w:ind w:left="1440" w:hanging="360"/>
+      </w:pPr>
+      <w:rPr>
+        <w:rFonts w:ascii="Courier New" w:hAnsi="Courier New" w:hint="default"/>
+        <w:sz w:val="20"/>
+      </w:rPr>
+    </w:lvl>
+    <w:lvl w:ilvl="2" w:tentative="1">
+      <w:start w:val="1"/>
+      <w:numFmt w:val="bullet"/>
+      <w:lvlText w:val=""/>
+      <w:lvlJc w:val="left"/>
+      <w:pPr>
+        <w:tabs>
+          <w:tab w:val="num" w:pos="2160"/>
+        </w:tabs>
+        <w:ind w:left="2160" w:hanging="360"/>
+      </w:pPr>
+      <w:rPr>
+        <w:rFonts w:ascii="Wingdings" w:hAnsi="Wingdings" w:hint="default"/>
+        <w:sz w:val="20"/>
+      </w:rPr>
+    </w:lvl>
+    <w:lvl w:ilvl="3" w:tentative="1">
+      <w:start w:val="1"/>
+      <w:numFmt w:val="bullet"/>
+      <w:lvlText w:val=""/>
+      <w:lvlJc w:val="left"/>
+      <w:pPr>
+        <w:tabs>
+          <w:tab w:val="num" w:pos="2880"/>
+        </w:tabs>
+        <w:ind w:left="2880" w:hanging="360"/>
+      </w:pPr>
+      <w:rPr>
+        <w:rFonts w:ascii="Wingdings" w:hAnsi="Wingdings" w:hint="default"/>
+        <w:sz w:val="20"/>
+      </w:rPr>
+    </w:lvl>
+    <w:lvl w:ilvl="4" w:tentative="1">
+      <w:start w:val="1"/>
+      <w:numFmt w:val="bullet"/>
+      <w:lvlText w:val=""/>
+      <w:lvlJc w:val="left"/>
+      <w:pPr>
+        <w:tabs>
+          <w:tab w:val="num" w:pos="3600"/>
+        </w:tabs>
+        <w:ind w:left="3600" w:hanging="360"/>
+      </w:pPr>
+      <w:rPr>
+        <w:rFonts w:ascii="Wingdings" w:hAnsi="Wingdings" w:hint="default"/>
+        <w:sz w:val="20"/>
+      </w:rPr>
+    </w:lvl>
+    <w:lvl w:ilvl="5" w:tentative="1">
+      <w:start w:val="1"/>
+      <w:numFmt w:val="bullet"/>
+      <w:lvlText w:val=""/>
+      <w:lvlJc w:val="left"/>
+      <w:pPr>
+        <w:tabs>
+          <w:tab w:val="num" w:pos="4320"/>
+        </w:tabs>
+        <w:ind w:left="4320" w:hanging="360"/>
+      </w:pPr>
+      <w:rPr>
+        <w:rFonts w:ascii="Wingdings" w:hAnsi="Wingdings" w:hint="default"/>
+        <w:sz w:val="20"/>
+      </w:rPr>
+    </w:lvl>
+    <w:lvl w:ilvl="6" w:tentative="1">
+      <w:start w:val="1"/>
+      <w:numFmt w:val="bullet"/>
+      <w:lvlText w:val=""/>
+      <w:lvlJc w:val="left"/>
+      <w:pPr>
+        <w:tabs>
+          <w:tab w:val="num" w:pos="5040"/>
+        </w:tabs>
+        <w:ind w:left="5040" w:hanging="360"/>
+      </w:pPr>
+      <w:rPr>
+        <w:rFonts w:ascii="Wingdings" w:hAnsi="Wingdings" w:hint="default"/>
+        <w:sz w:val="20"/>
+      </w:rPr>
+    </w:lvl>
+    <w:lvl w:ilvl="7" w:tentative="1">
+      <w:start w:val="1"/>
+      <w:numFmt w:val="bullet"/>
+      <w:lvlText w:val=""/>
+      <w:lvlJc w:val="left"/>
+      <w:pPr>
+        <w:tabs>
+          <w:tab w:val="num" w:pos="5760"/>
+        </w:tabs>
+        <w:ind w:left="5760" w:hanging="360"/>
+      </w:pPr>
+      <w:rPr>
+        <w:rFonts w:ascii="Wingdings" w:hAnsi="Wingdings" w:hint="default"/>
+        <w:sz w:val="20"/>
+      </w:rPr>
+    </w:lvl>
+    <w:lvl w:ilvl="8" w:tentative="1">
+      <w:start w:val="1"/>
+      <w:numFmt w:val="bullet"/>
+      <w:lvlText w:val=""/>
+      <w:lvlJc w:val="left"/>
+      <w:pPr>
+        <w:tabs>
+          <w:tab w:val="num" w:pos="6480"/>
+        </w:tabs>
+        <w:ind w:left="6480" w:hanging="360"/>
+      </w:pPr>
+      <w:rPr>
+        <w:rFonts w:ascii="Wingdings" w:hAnsi="Wingdings" w:hint="default"/>
+        <w:sz w:val="20"/>
+      </w:rPr>
+    </w:lvl>
+  </w:abstractNum>
+  <w:abstractNum w:abstractNumId="14" w15:restartNumberingAfterBreak="0">
+    <w:nsid w:val="10C15FC7"/>
+    <w:multiLevelType w:val="multilevel"/>
+    <w:tmpl w:val="5F9078AE"/>
+    <w:lvl w:ilvl="0">
+      <w:start w:val="1"/>
+      <w:numFmt w:val="bullet"/>
+      <w:lvlText w:val=""/>
+      <w:lvlJc w:val="left"/>
+      <w:pPr>
+        <w:tabs>
+          <w:tab w:val="num" w:pos="720"/>
+        </w:tabs>
+        <w:ind w:left="720" w:hanging="360"/>
+      </w:pPr>
+      <w:rPr>
+        <w:rFonts w:ascii="Symbol" w:hAnsi="Symbol" w:hint="default"/>
+        <w:sz w:val="20"/>
+      </w:rPr>
+    </w:lvl>
+    <w:lvl w:ilvl="1" w:tentative="1">
+      <w:start w:val="1"/>
+      <w:numFmt w:val="bullet"/>
+      <w:lvlText w:val="o"/>
+      <w:lvlJc w:val="left"/>
+      <w:pPr>
+        <w:tabs>
+          <w:tab w:val="num" w:pos="1440"/>
+        </w:tabs>
+        <w:ind w:left="1440" w:hanging="360"/>
+      </w:pPr>
+      <w:rPr>
+        <w:rFonts w:ascii="Courier New" w:hAnsi="Courier New" w:hint="default"/>
+        <w:sz w:val="20"/>
+      </w:rPr>
+    </w:lvl>
+    <w:lvl w:ilvl="2" w:tentative="1">
+      <w:start w:val="1"/>
+      <w:numFmt w:val="bullet"/>
+      <w:lvlText w:val=""/>
+      <w:lvlJc w:val="left"/>
+      <w:pPr>
+        <w:tabs>
+          <w:tab w:val="num" w:pos="2160"/>
+        </w:tabs>
+        <w:ind w:left="2160" w:hanging="360"/>
+      </w:pPr>
+      <w:rPr>
+        <w:rFonts w:ascii="Wingdings" w:hAnsi="Wingdings" w:hint="default"/>
+        <w:sz w:val="20"/>
+      </w:rPr>
+    </w:lvl>
+    <w:lvl w:ilvl="3" w:tentative="1">
+      <w:start w:val="1"/>
+      <w:numFmt w:val="bullet"/>
+      <w:lvlText w:val=""/>
+      <w:lvlJc w:val="left"/>
+      <w:pPr>
+        <w:tabs>
+          <w:tab w:val="num" w:pos="2880"/>
+        </w:tabs>
+        <w:ind w:left="2880" w:hanging="360"/>
+      </w:pPr>
+      <w:rPr>
+        <w:rFonts w:ascii="Wingdings" w:hAnsi="Wingdings" w:hint="default"/>
+        <w:sz w:val="20"/>
+      </w:rPr>
+    </w:lvl>
+    <w:lvl w:ilvl="4" w:tentative="1">
+      <w:start w:val="1"/>
+      <w:numFmt w:val="bullet"/>
+      <w:lvlText w:val=""/>
+      <w:lvlJc w:val="left"/>
+      <w:pPr>
+        <w:tabs>
+          <w:tab w:val="num" w:pos="3600"/>
+        </w:tabs>
+        <w:ind w:left="3600" w:hanging="360"/>
+      </w:pPr>
+      <w:rPr>
+        <w:rFonts w:ascii="Wingdings" w:hAnsi="Wingdings" w:hint="default"/>
+        <w:sz w:val="20"/>
+      </w:rPr>
+    </w:lvl>
+    <w:lvl w:ilvl="5" w:tentative="1">
+      <w:start w:val="1"/>
+      <w:numFmt w:val="bullet"/>
+      <w:lvlText w:val=""/>
+      <w:lvlJc w:val="left"/>
+      <w:pPr>
+        <w:tabs>
+          <w:tab w:val="num" w:pos="4320"/>
+        </w:tabs>
+        <w:ind w:left="4320" w:hanging="360"/>
+      </w:pPr>
+      <w:rPr>
+        <w:rFonts w:ascii="Wingdings" w:hAnsi="Wingdings" w:hint="default"/>
+        <w:sz w:val="20"/>
+      </w:rPr>
+    </w:lvl>
+    <w:lvl w:ilvl="6" w:tentative="1">
+      <w:start w:val="1"/>
+      <w:numFmt w:val="bullet"/>
+      <w:lvlText w:val=""/>
+      <w:lvlJc w:val="left"/>
+      <w:pPr>
+        <w:tabs>
+          <w:tab w:val="num" w:pos="5040"/>
+        </w:tabs>
+        <w:ind w:left="5040" w:hanging="360"/>
+      </w:pPr>
+      <w:rPr>
+        <w:rFonts w:ascii="Wingdings" w:hAnsi="Wingdings" w:hint="default"/>
+        <w:sz w:val="20"/>
+      </w:rPr>
+    </w:lvl>
+    <w:lvl w:ilvl="7" w:tentative="1">
+      <w:start w:val="1"/>
+      <w:numFmt w:val="bullet"/>
+      <w:lvlText w:val=""/>
+      <w:lvlJc w:val="left"/>
+      <w:pPr>
+        <w:tabs>
+          <w:tab w:val="num" w:pos="5760"/>
+        </w:tabs>
+        <w:ind w:left="5760" w:hanging="360"/>
+      </w:pPr>
+      <w:rPr>
+        <w:rFonts w:ascii="Wingdings" w:hAnsi="Wingdings" w:hint="default"/>
+        <w:sz w:val="20"/>
+      </w:rPr>
+    </w:lvl>
+    <w:lvl w:ilvl="8" w:tentative="1">
+      <w:start w:val="1"/>
+      <w:numFmt w:val="bullet"/>
+      <w:lvlText w:val=""/>
+      <w:lvlJc w:val="left"/>
+      <w:pPr>
+        <w:tabs>
+          <w:tab w:val="num" w:pos="6480"/>
+        </w:tabs>
+        <w:ind w:left="6480" w:hanging="360"/>
+      </w:pPr>
+      <w:rPr>
+        <w:rFonts w:ascii="Wingdings" w:hAnsi="Wingdings" w:hint="default"/>
+        <w:sz w:val="20"/>
+      </w:rPr>
+    </w:lvl>
+  </w:abstractNum>
+  <w:abstractNum w:abstractNumId="15" w15:restartNumberingAfterBreak="0">
+    <w:nsid w:val="122B216D"/>
+    <w:multiLevelType w:val="multilevel"/>
+    <w:tmpl w:val="F05A2D86"/>
+    <w:lvl w:ilvl="0">
+      <w:start w:val="1"/>
+      <w:numFmt w:val="bullet"/>
+      <w:lvlText w:val=""/>
+      <w:lvlJc w:val="left"/>
+      <w:pPr>
+        <w:tabs>
+          <w:tab w:val="num" w:pos="720"/>
+        </w:tabs>
+        <w:ind w:left="720" w:hanging="360"/>
+      </w:pPr>
+      <w:rPr>
+        <w:rFonts w:ascii="Symbol" w:hAnsi="Symbol" w:hint="default"/>
+        <w:sz w:val="20"/>
+      </w:rPr>
+    </w:lvl>
+    <w:lvl w:ilvl="1" w:tentative="1">
+      <w:start w:val="1"/>
+      <w:numFmt w:val="bullet"/>
+      <w:lvlText w:val="o"/>
+      <w:lvlJc w:val="left"/>
+      <w:pPr>
+        <w:tabs>
+          <w:tab w:val="num" w:pos="1440"/>
+        </w:tabs>
+        <w:ind w:left="1440" w:hanging="360"/>
+      </w:pPr>
+      <w:rPr>
+        <w:rFonts w:ascii="Courier New" w:hAnsi="Courier New" w:hint="default"/>
+        <w:sz w:val="20"/>
+      </w:rPr>
+    </w:lvl>
+    <w:lvl w:ilvl="2" w:tentative="1">
+      <w:start w:val="1"/>
+      <w:numFmt w:val="bullet"/>
+      <w:lvlText w:val=""/>
+      <w:lvlJc w:val="left"/>
+      <w:pPr>
+        <w:tabs>
+          <w:tab w:val="num" w:pos="2160"/>
+        </w:tabs>
+        <w:ind w:left="2160" w:hanging="360"/>
+      </w:pPr>
+      <w:rPr>
+        <w:rFonts w:ascii="Wingdings" w:hAnsi="Wingdings" w:hint="default"/>
+        <w:sz w:val="20"/>
+      </w:rPr>
+    </w:lvl>
+    <w:lvl w:ilvl="3" w:tentative="1">
+      <w:start w:val="1"/>
+      <w:numFmt w:val="bullet"/>
+      <w:lvlText w:val=""/>
+      <w:lvlJc w:val="left"/>
+      <w:pPr>
+        <w:tabs>
+          <w:tab w:val="num" w:pos="2880"/>
+        </w:tabs>
+        <w:ind w:left="2880" w:hanging="360"/>
+      </w:pPr>
+      <w:rPr>
+        <w:rFonts w:ascii="Wingdings" w:hAnsi="Wingdings" w:hint="default"/>
+        <w:sz w:val="20"/>
+      </w:rPr>
+    </w:lvl>
+    <w:lvl w:ilvl="4" w:tentative="1">
+      <w:start w:val="1"/>
+      <w:numFmt w:val="bullet"/>
+      <w:lvlText w:val=""/>
+      <w:lvlJc w:val="left"/>
+      <w:pPr>
+        <w:tabs>
+          <w:tab w:val="num" w:pos="3600"/>
+        </w:tabs>
+        <w:ind w:left="3600" w:hanging="360"/>
+      </w:pPr>
+      <w:rPr>
+        <w:rFonts w:ascii="Wingdings" w:hAnsi="Wingdings" w:hint="default"/>
+        <w:sz w:val="20"/>
+      </w:rPr>
+    </w:lvl>
+    <w:lvl w:ilvl="5" w:tentative="1">
+      <w:start w:val="1"/>
+      <w:numFmt w:val="bullet"/>
+      <w:lvlText w:val=""/>
+      <w:lvlJc w:val="left"/>
+      <w:pPr>
+        <w:tabs>
+          <w:tab w:val="num" w:pos="4320"/>
+        </w:tabs>
+        <w:ind w:left="4320" w:hanging="360"/>
+      </w:pPr>
+      <w:rPr>
+        <w:rFonts w:ascii="Wingdings" w:hAnsi="Wingdings" w:hint="default"/>
+        <w:sz w:val="20"/>
+      </w:rPr>
+    </w:lvl>
+    <w:lvl w:ilvl="6" w:tentative="1">
+      <w:start w:val="1"/>
+      <w:numFmt w:val="bullet"/>
+      <w:lvlText w:val=""/>
+      <w:lvlJc w:val="left"/>
+      <w:pPr>
+        <w:tabs>
+          <w:tab w:val="num" w:pos="5040"/>
+        </w:tabs>
+        <w:ind w:left="5040" w:hanging="360"/>
+      </w:pPr>
+      <w:rPr>
+        <w:rFonts w:ascii="Wingdings" w:hAnsi="Wingdings" w:hint="default"/>
+        <w:sz w:val="20"/>
+      </w:rPr>
+    </w:lvl>
+    <w:lvl w:ilvl="7" w:tentative="1">
+      <w:start w:val="1"/>
+      <w:numFmt w:val="bullet"/>
+      <w:lvlText w:val=""/>
+      <w:lvlJc w:val="left"/>
+      <w:pPr>
+        <w:tabs>
+          <w:tab w:val="num" w:pos="5760"/>
+        </w:tabs>
+        <w:ind w:left="5760" w:hanging="360"/>
+      </w:pPr>
+      <w:rPr>
+        <w:rFonts w:ascii="Wingdings" w:hAnsi="Wingdings" w:hint="default"/>
+        <w:sz w:val="20"/>
+      </w:rPr>
+    </w:lvl>
+    <w:lvl w:ilvl="8" w:tentative="1">
+      <w:start w:val="1"/>
+      <w:numFmt w:val="bullet"/>
+      <w:lvlText w:val=""/>
+      <w:lvlJc w:val="left"/>
+      <w:pPr>
+        <w:tabs>
+          <w:tab w:val="num" w:pos="6480"/>
+        </w:tabs>
+        <w:ind w:left="6480" w:hanging="360"/>
+      </w:pPr>
+      <w:rPr>
+        <w:rFonts w:ascii="Wingdings" w:hAnsi="Wingdings" w:hint="default"/>
+        <w:sz w:val="20"/>
+      </w:rPr>
+    </w:lvl>
+  </w:abstractNum>
+  <w:abstractNum w:abstractNumId="16" w15:restartNumberingAfterBreak="0">
+    <w:nsid w:val="126550C2"/>
+    <w:multiLevelType w:val="multilevel"/>
+    <w:tmpl w:val="EAF20228"/>
+    <w:lvl w:ilvl="0">
+      <w:start w:val="1"/>
+      <w:numFmt w:val="bullet"/>
+      <w:lvlText w:val=""/>
+      <w:lvlJc w:val="left"/>
+      <w:pPr>
+        <w:tabs>
+          <w:tab w:val="num" w:pos="720"/>
+        </w:tabs>
+        <w:ind w:left="720" w:hanging="360"/>
+      </w:pPr>
+      <w:rPr>
+        <w:rFonts w:ascii="Symbol" w:hAnsi="Symbol" w:hint="default"/>
+        <w:sz w:val="20"/>
+      </w:rPr>
+    </w:lvl>
+    <w:lvl w:ilvl="1" w:tentative="1">
+      <w:start w:val="1"/>
+      <w:numFmt w:val="bullet"/>
+      <w:lvlText w:val="o"/>
+      <w:lvlJc w:val="left"/>
+      <w:pPr>
+        <w:tabs>
+          <w:tab w:val="num" w:pos="1440"/>
+        </w:tabs>
+        <w:ind w:left="1440" w:hanging="360"/>
+      </w:pPr>
+      <w:rPr>
+        <w:rFonts w:ascii="Courier New" w:hAnsi="Courier New" w:hint="default"/>
+        <w:sz w:val="20"/>
+      </w:rPr>
+    </w:lvl>
+    <w:lvl w:ilvl="2" w:tentative="1">
+      <w:start w:val="1"/>
+      <w:numFmt w:val="bullet"/>
+      <w:lvlText w:val=""/>
+      <w:lvlJc w:val="left"/>
+      <w:pPr>
+        <w:tabs>
+          <w:tab w:val="num" w:pos="2160"/>
+        </w:tabs>
+        <w:ind w:left="2160" w:hanging="360"/>
+      </w:pPr>
+      <w:rPr>
+        <w:rFonts w:ascii="Wingdings" w:hAnsi="Wingdings" w:hint="default"/>
+        <w:sz w:val="20"/>
+      </w:rPr>
+    </w:lvl>
+    <w:lvl w:ilvl="3" w:tentative="1">
+      <w:start w:val="1"/>
+      <w:numFmt w:val="bullet"/>
+      <w:lvlText w:val=""/>
+      <w:lvlJc w:val="left"/>
+      <w:pPr>
+        <w:tabs>
+          <w:tab w:val="num" w:pos="2880"/>
+        </w:tabs>
+        <w:ind w:left="2880" w:hanging="360"/>
+      </w:pPr>
+      <w:rPr>
+        <w:rFonts w:ascii="Wingdings" w:hAnsi="Wingdings" w:hint="default"/>
+        <w:sz w:val="20"/>
+      </w:rPr>
+    </w:lvl>
+    <w:lvl w:ilvl="4" w:tentative="1">
+      <w:start w:val="1"/>
+      <w:numFmt w:val="bullet"/>
+      <w:lvlText w:val=""/>
+      <w:lvlJc w:val="left"/>
+      <w:pPr>
+        <w:tabs>
+          <w:tab w:val="num" w:pos="3600"/>
+        </w:tabs>
+        <w:ind w:left="3600" w:hanging="360"/>
+      </w:pPr>
+      <w:rPr>
+        <w:rFonts w:ascii="Wingdings" w:hAnsi="Wingdings" w:hint="default"/>
+        <w:sz w:val="20"/>
+      </w:rPr>
+    </w:lvl>
+    <w:lvl w:ilvl="5" w:tentative="1">
+      <w:start w:val="1"/>
+      <w:numFmt w:val="bullet"/>
+      <w:lvlText w:val=""/>
+      <w:lvlJc w:val="left"/>
+      <w:pPr>
+        <w:tabs>
+          <w:tab w:val="num" w:pos="4320"/>
+        </w:tabs>
+        <w:ind w:left="4320" w:hanging="360"/>
+      </w:pPr>
+      <w:rPr>
+        <w:rFonts w:ascii="Wingdings" w:hAnsi="Wingdings" w:hint="default"/>
+        <w:sz w:val="20"/>
+      </w:rPr>
+    </w:lvl>
+    <w:lvl w:ilvl="6" w:tentative="1">
+      <w:start w:val="1"/>
+      <w:numFmt w:val="bullet"/>
+      <w:lvlText w:val=""/>
+      <w:lvlJc w:val="left"/>
+      <w:pPr>
+        <w:tabs>
+          <w:tab w:val="num" w:pos="5040"/>
+        </w:tabs>
+        <w:ind w:left="5040" w:hanging="360"/>
+      </w:pPr>
+      <w:rPr>
+        <w:rFonts w:ascii="Wingdings" w:hAnsi="Wingdings" w:hint="default"/>
+        <w:sz w:val="20"/>
+      </w:rPr>
+    </w:lvl>
+    <w:lvl w:ilvl="7" w:tentative="1">
+      <w:start w:val="1"/>
+      <w:numFmt w:val="bullet"/>
+      <w:lvlText w:val=""/>
+      <w:lvlJc w:val="left"/>
+      <w:pPr>
+        <w:tabs>
+          <w:tab w:val="num" w:pos="5760"/>
+        </w:tabs>
+        <w:ind w:left="5760" w:hanging="360"/>
+      </w:pPr>
+      <w:rPr>
+        <w:rFonts w:ascii="Wingdings" w:hAnsi="Wingdings" w:hint="default"/>
+        <w:sz w:val="20"/>
+      </w:rPr>
+    </w:lvl>
+    <w:lvl w:ilvl="8" w:tentative="1">
+      <w:start w:val="1"/>
+      <w:numFmt w:val="bullet"/>
+      <w:lvlText w:val=""/>
+      <w:lvlJc w:val="left"/>
+      <w:pPr>
+        <w:tabs>
+          <w:tab w:val="num" w:pos="6480"/>
+        </w:tabs>
+        <w:ind w:left="6480" w:hanging="360"/>
+      </w:pPr>
+      <w:rPr>
+        <w:rFonts w:ascii="Wingdings" w:hAnsi="Wingdings" w:hint="default"/>
+        <w:sz w:val="20"/>
+      </w:rPr>
+    </w:lvl>
+  </w:abstractNum>
+  <w:abstractNum w:abstractNumId="17" w15:restartNumberingAfterBreak="0">
+    <w:nsid w:val="14216625"/>
+    <w:multiLevelType w:val="multilevel"/>
+    <w:tmpl w:val="E3D6224E"/>
+    <w:lvl w:ilvl="0">
+      <w:start w:val="1"/>
+      <w:numFmt w:val="bullet"/>
+      <w:lvlText w:val=""/>
+      <w:lvlJc w:val="left"/>
+      <w:pPr>
+        <w:tabs>
+          <w:tab w:val="num" w:pos="720"/>
+        </w:tabs>
+        <w:ind w:left="720" w:hanging="360"/>
+      </w:pPr>
+      <w:rPr>
+        <w:rFonts w:ascii="Symbol" w:hAnsi="Symbol" w:hint="default"/>
+        <w:sz w:val="20"/>
+      </w:rPr>
+    </w:lvl>
+    <w:lvl w:ilvl="1" w:tentative="1">
+      <w:start w:val="1"/>
+      <w:numFmt w:val="bullet"/>
+      <w:lvlText w:val="o"/>
+      <w:lvlJc w:val="left"/>
+      <w:pPr>
+        <w:tabs>
+          <w:tab w:val="num" w:pos="1440"/>
+        </w:tabs>
+        <w:ind w:left="1440" w:hanging="360"/>
+      </w:pPr>
+      <w:rPr>
+        <w:rFonts w:ascii="Courier New" w:hAnsi="Courier New" w:hint="default"/>
+        <w:sz w:val="20"/>
+      </w:rPr>
+    </w:lvl>
+    <w:lvl w:ilvl="2" w:tentative="1">
+      <w:start w:val="1"/>
+      <w:numFmt w:val="bullet"/>
+      <w:lvlText w:val=""/>
+      <w:lvlJc w:val="left"/>
+      <w:pPr>
+        <w:tabs>
+          <w:tab w:val="num" w:pos="2160"/>
+        </w:tabs>
+        <w:ind w:left="2160" w:hanging="360"/>
+      </w:pPr>
+      <w:rPr>
+        <w:rFonts w:ascii="Wingdings" w:hAnsi="Wingdings" w:hint="default"/>
+        <w:sz w:val="20"/>
+      </w:rPr>
+    </w:lvl>
+    <w:lvl w:ilvl="3" w:tentative="1">
+      <w:start w:val="1"/>
+      <w:numFmt w:val="bullet"/>
+      <w:lvlText w:val=""/>
+      <w:lvlJc w:val="left"/>
+      <w:pPr>
+        <w:tabs>
+          <w:tab w:val="num" w:pos="2880"/>
+        </w:tabs>
+        <w:ind w:left="2880" w:hanging="360"/>
+      </w:pPr>
+      <w:rPr>
+        <w:rFonts w:ascii="Wingdings" w:hAnsi="Wingdings" w:hint="default"/>
+        <w:sz w:val="20"/>
+      </w:rPr>
+    </w:lvl>
+    <w:lvl w:ilvl="4" w:tentative="1">
+      <w:start w:val="1"/>
+      <w:numFmt w:val="bullet"/>
+      <w:lvlText w:val=""/>
+      <w:lvlJc w:val="left"/>
+      <w:pPr>
+        <w:tabs>
+          <w:tab w:val="num" w:pos="3600"/>
+        </w:tabs>
+        <w:ind w:left="3600" w:hanging="360"/>
+      </w:pPr>
+      <w:rPr>
+        <w:rFonts w:ascii="Wingdings" w:hAnsi="Wingdings" w:hint="default"/>
+        <w:sz w:val="20"/>
+      </w:rPr>
+    </w:lvl>
+    <w:lvl w:ilvl="5" w:tentative="1">
+      <w:start w:val="1"/>
+      <w:numFmt w:val="bullet"/>
+      <w:lvlText w:val=""/>
+      <w:lvlJc w:val="left"/>
+      <w:pPr>
+        <w:tabs>
+          <w:tab w:val="num" w:pos="4320"/>
+        </w:tabs>
+        <w:ind w:left="4320" w:hanging="360"/>
+      </w:pPr>
+      <w:rPr>
+        <w:rFonts w:ascii="Wingdings" w:hAnsi="Wingdings" w:hint="default"/>
+        <w:sz w:val="20"/>
+      </w:rPr>
+    </w:lvl>
+    <w:lvl w:ilvl="6" w:tentative="1">
+      <w:start w:val="1"/>
+      <w:numFmt w:val="bullet"/>
+      <w:lvlText w:val=""/>
+      <w:lvlJc w:val="left"/>
+      <w:pPr>
+        <w:tabs>
+          <w:tab w:val="num" w:pos="5040"/>
+        </w:tabs>
+        <w:ind w:left="5040" w:hanging="360"/>
+      </w:pPr>
+      <w:rPr>
+        <w:rFonts w:ascii="Wingdings" w:hAnsi="Wingdings" w:hint="default"/>
+        <w:sz w:val="20"/>
+      </w:rPr>
+    </w:lvl>
+    <w:lvl w:ilvl="7" w:tentative="1">
+      <w:start w:val="1"/>
+      <w:numFmt w:val="bullet"/>
+      <w:lvlText w:val=""/>
+      <w:lvlJc w:val="left"/>
+      <w:pPr>
+        <w:tabs>
+          <w:tab w:val="num" w:pos="5760"/>
+        </w:tabs>
+        <w:ind w:left="5760" w:hanging="360"/>
+      </w:pPr>
+      <w:rPr>
+        <w:rFonts w:ascii="Wingdings" w:hAnsi="Wingdings" w:hint="default"/>
+        <w:sz w:val="20"/>
+      </w:rPr>
+    </w:lvl>
+    <w:lvl w:ilvl="8" w:tentative="1">
+      <w:start w:val="1"/>
+      <w:numFmt w:val="bullet"/>
+      <w:lvlText w:val=""/>
+      <w:lvlJc w:val="left"/>
+      <w:pPr>
+        <w:tabs>
+          <w:tab w:val="num" w:pos="6480"/>
+        </w:tabs>
+        <w:ind w:left="6480" w:hanging="360"/>
+      </w:pPr>
+      <w:rPr>
+        <w:rFonts w:ascii="Wingdings" w:hAnsi="Wingdings" w:hint="default"/>
+        <w:sz w:val="20"/>
+      </w:rPr>
+    </w:lvl>
+  </w:abstractNum>
+  <w:abstractNum w:abstractNumId="18" w15:restartNumberingAfterBreak="0">
+    <w:nsid w:val="15B74FE0"/>
+    <w:multiLevelType w:val="multilevel"/>
+    <w:tmpl w:val="0A20B2A8"/>
+    <w:lvl w:ilvl="0">
+      <w:start w:val="1"/>
+      <w:numFmt w:val="bullet"/>
+      <w:lvlText w:val=""/>
+      <w:lvlJc w:val="left"/>
+      <w:pPr>
+        <w:tabs>
+          <w:tab w:val="num" w:pos="720"/>
+        </w:tabs>
+        <w:ind w:left="720" w:hanging="360"/>
+      </w:pPr>
+      <w:rPr>
+        <w:rFonts w:ascii="Symbol" w:hAnsi="Symbol" w:hint="default"/>
+        <w:sz w:val="20"/>
+      </w:rPr>
+    </w:lvl>
+    <w:lvl w:ilvl="1" w:tentative="1">
+      <w:start w:val="1"/>
+      <w:numFmt w:val="bullet"/>
+      <w:lvlText w:val="o"/>
+      <w:lvlJc w:val="left"/>
+      <w:pPr>
+        <w:tabs>
+          <w:tab w:val="num" w:pos="1440"/>
+        </w:tabs>
+        <w:ind w:left="1440" w:hanging="360"/>
+      </w:pPr>
+      <w:rPr>
+        <w:rFonts w:ascii="Courier New" w:hAnsi="Courier New" w:hint="default"/>
+        <w:sz w:val="20"/>
+      </w:rPr>
+    </w:lvl>
+    <w:lvl w:ilvl="2" w:tentative="1">
+      <w:start w:val="1"/>
+      <w:numFmt w:val="bullet"/>
+      <w:lvlText w:val=""/>
+      <w:lvlJc w:val="left"/>
+      <w:pPr>
+        <w:tabs>
+          <w:tab w:val="num" w:pos="2160"/>
+        </w:tabs>
+        <w:ind w:left="2160" w:hanging="360"/>
+      </w:pPr>
+      <w:rPr>
+        <w:rFonts w:ascii="Wingdings" w:hAnsi="Wingdings" w:hint="default"/>
+        <w:sz w:val="20"/>
+      </w:rPr>
+    </w:lvl>
+    <w:lvl w:ilvl="3" w:tentative="1">
+      <w:start w:val="1"/>
+      <w:numFmt w:val="bullet"/>
+      <w:lvlText w:val=""/>
+      <w:lvlJc w:val="left"/>
+      <w:pPr>
+        <w:tabs>
+          <w:tab w:val="num" w:pos="2880"/>
+        </w:tabs>
+        <w:ind w:left="2880" w:hanging="360"/>
+      </w:pPr>
+      <w:rPr>
+        <w:rFonts w:ascii="Wingdings" w:hAnsi="Wingdings" w:hint="default"/>
+        <w:sz w:val="20"/>
+      </w:rPr>
+    </w:lvl>
+    <w:lvl w:ilvl="4" w:tentative="1">
+      <w:start w:val="1"/>
+      <w:numFmt w:val="bullet"/>
+      <w:lvlText w:val=""/>
+      <w:lvlJc w:val="left"/>
+      <w:pPr>
+        <w:tabs>
+          <w:tab w:val="num" w:pos="3600"/>
+        </w:tabs>
+        <w:ind w:left="3600" w:hanging="360"/>
+      </w:pPr>
+      <w:rPr>
+        <w:rFonts w:ascii="Wingdings" w:hAnsi="Wingdings" w:hint="default"/>
+        <w:sz w:val="20"/>
+      </w:rPr>
+    </w:lvl>
+    <w:lvl w:ilvl="5" w:tentative="1">
+      <w:start w:val="1"/>
+      <w:numFmt w:val="bullet"/>
+      <w:lvlText w:val=""/>
+      <w:lvlJc w:val="left"/>
+      <w:pPr>
+        <w:tabs>
+          <w:tab w:val="num" w:pos="4320"/>
+        </w:tabs>
+        <w:ind w:left="4320" w:hanging="360"/>
+      </w:pPr>
+      <w:rPr>
+        <w:rFonts w:ascii="Wingdings" w:hAnsi="Wingdings" w:hint="default"/>
+        <w:sz w:val="20"/>
+      </w:rPr>
+    </w:lvl>
+    <w:lvl w:ilvl="6" w:tentative="1">
+      <w:start w:val="1"/>
+      <w:numFmt w:val="bullet"/>
+      <w:lvlText w:val=""/>
+      <w:lvlJc w:val="left"/>
+      <w:pPr>
+        <w:tabs>
+          <w:tab w:val="num" w:pos="5040"/>
+        </w:tabs>
+        <w:ind w:left="5040" w:hanging="360"/>
+      </w:pPr>
+      <w:rPr>
+        <w:rFonts w:ascii="Wingdings" w:hAnsi="Wingdings" w:hint="default"/>
+        <w:sz w:val="20"/>
+      </w:rPr>
+    </w:lvl>
+    <w:lvl w:ilvl="7" w:tentative="1">
+      <w:start w:val="1"/>
+      <w:numFmt w:val="bullet"/>
+      <w:lvlText w:val=""/>
+      <w:lvlJc w:val="left"/>
+      <w:pPr>
+        <w:tabs>
+          <w:tab w:val="num" w:pos="5760"/>
+        </w:tabs>
+        <w:ind w:left="5760" w:hanging="360"/>
+      </w:pPr>
+      <w:rPr>
+        <w:rFonts w:ascii="Wingdings" w:hAnsi="Wingdings" w:hint="default"/>
+        <w:sz w:val="20"/>
+      </w:rPr>
+    </w:lvl>
+    <w:lvl w:ilvl="8" w:tentative="1">
+      <w:start w:val="1"/>
+      <w:numFmt w:val="bullet"/>
+      <w:lvlText w:val=""/>
+      <w:lvlJc w:val="left"/>
+      <w:pPr>
+        <w:tabs>
+          <w:tab w:val="num" w:pos="6480"/>
+        </w:tabs>
+        <w:ind w:left="6480" w:hanging="360"/>
+      </w:pPr>
+      <w:rPr>
+        <w:rFonts w:ascii="Wingdings" w:hAnsi="Wingdings" w:hint="default"/>
+        <w:sz w:val="20"/>
+      </w:rPr>
+    </w:lvl>
+  </w:abstractNum>
+  <w:abstractNum w:abstractNumId="19" w15:restartNumberingAfterBreak="0">
+    <w:nsid w:val="17875917"/>
+    <w:multiLevelType w:val="multilevel"/>
+    <w:tmpl w:val="FF9CA8F0"/>
+    <w:lvl w:ilvl="0">
+      <w:start w:val="1"/>
+      <w:numFmt w:val="bullet"/>
+      <w:lvlText w:val=""/>
+      <w:lvlJc w:val="left"/>
+      <w:pPr>
+        <w:tabs>
+          <w:tab w:val="num" w:pos="720"/>
+        </w:tabs>
+        <w:ind w:left="720" w:hanging="360"/>
+      </w:pPr>
+      <w:rPr>
+        <w:rFonts w:ascii="Symbol" w:hAnsi="Symbol" w:hint="default"/>
+        <w:sz w:val="20"/>
+      </w:rPr>
+    </w:lvl>
+    <w:lvl w:ilvl="1" w:tentative="1">
+      <w:start w:val="1"/>
+      <w:numFmt w:val="bullet"/>
+      <w:lvlText w:val="o"/>
+      <w:lvlJc w:val="left"/>
+      <w:pPr>
+        <w:tabs>
+          <w:tab w:val="num" w:pos="1440"/>
+        </w:tabs>
+        <w:ind w:left="1440" w:hanging="360"/>
+      </w:pPr>
+      <w:rPr>
+        <w:rFonts w:ascii="Courier New" w:hAnsi="Courier New" w:hint="default"/>
+        <w:sz w:val="20"/>
+      </w:rPr>
+    </w:lvl>
+    <w:lvl w:ilvl="2" w:tentative="1">
+      <w:start w:val="1"/>
+      <w:numFmt w:val="bullet"/>
+      <w:lvlText w:val=""/>
+      <w:lvlJc w:val="left"/>
+      <w:pPr>
+        <w:tabs>
+          <w:tab w:val="num" w:pos="2160"/>
+        </w:tabs>
+        <w:ind w:left="2160" w:hanging="360"/>
+      </w:pPr>
+      <w:rPr>
+        <w:rFonts w:ascii="Wingdings" w:hAnsi="Wingdings" w:hint="default"/>
+        <w:sz w:val="20"/>
+      </w:rPr>
+    </w:lvl>
+    <w:lvl w:ilvl="3" w:tentative="1">
+      <w:start w:val="1"/>
+      <w:numFmt w:val="bullet"/>
+      <w:lvlText w:val=""/>
+      <w:lvlJc w:val="left"/>
+      <w:pPr>
+        <w:tabs>
+          <w:tab w:val="num" w:pos="2880"/>
+        </w:tabs>
+        <w:ind w:left="2880" w:hanging="360"/>
+      </w:pPr>
+      <w:rPr>
+        <w:rFonts w:ascii="Wingdings" w:hAnsi="Wingdings" w:hint="default"/>
+        <w:sz w:val="20"/>
+      </w:rPr>
+    </w:lvl>
+    <w:lvl w:ilvl="4" w:tentative="1">
+      <w:start w:val="1"/>
+      <w:numFmt w:val="bullet"/>
+      <w:lvlText w:val=""/>
+      <w:lvlJc w:val="left"/>
+      <w:pPr>
+        <w:tabs>
+          <w:tab w:val="num" w:pos="3600"/>
+        </w:tabs>
+        <w:ind w:left="3600" w:hanging="360"/>
+      </w:pPr>
+      <w:rPr>
+        <w:rFonts w:ascii="Wingdings" w:hAnsi="Wingdings" w:hint="default"/>
+        <w:sz w:val="20"/>
+      </w:rPr>
+    </w:lvl>
+    <w:lvl w:ilvl="5" w:tentative="1">
+      <w:start w:val="1"/>
+      <w:numFmt w:val="bullet"/>
+      <w:lvlText w:val=""/>
+      <w:lvlJc w:val="left"/>
+      <w:pPr>
+        <w:tabs>
+          <w:tab w:val="num" w:pos="4320"/>
+        </w:tabs>
+        <w:ind w:left="4320" w:hanging="360"/>
+      </w:pPr>
+      <w:rPr>
+        <w:rFonts w:ascii="Wingdings" w:hAnsi="Wingdings" w:hint="default"/>
+        <w:sz w:val="20"/>
+      </w:rPr>
+    </w:lvl>
+    <w:lvl w:ilvl="6" w:tentative="1">
+      <w:start w:val="1"/>
+      <w:numFmt w:val="bullet"/>
+      <w:lvlText w:val=""/>
+      <w:lvlJc w:val="left"/>
+      <w:pPr>
+        <w:tabs>
+          <w:tab w:val="num" w:pos="5040"/>
+        </w:tabs>
+        <w:ind w:left="5040" w:hanging="360"/>
+      </w:pPr>
+      <w:rPr>
+        <w:rFonts w:ascii="Wingdings" w:hAnsi="Wingdings" w:hint="default"/>
+        <w:sz w:val="20"/>
+      </w:rPr>
+    </w:lvl>
+    <w:lvl w:ilvl="7" w:tentative="1">
+      <w:start w:val="1"/>
+      <w:numFmt w:val="bullet"/>
+      <w:lvlText w:val=""/>
+      <w:lvlJc w:val="left"/>
+      <w:pPr>
+        <w:tabs>
+          <w:tab w:val="num" w:pos="5760"/>
+        </w:tabs>
+        <w:ind w:left="5760" w:hanging="360"/>
+      </w:pPr>
+      <w:rPr>
+        <w:rFonts w:ascii="Wingdings" w:hAnsi="Wingdings" w:hint="default"/>
+        <w:sz w:val="20"/>
+      </w:rPr>
+    </w:lvl>
+    <w:lvl w:ilvl="8" w:tentative="1">
+      <w:start w:val="1"/>
+      <w:numFmt w:val="bullet"/>
+      <w:lvlText w:val=""/>
+      <w:lvlJc w:val="left"/>
+      <w:pPr>
+        <w:tabs>
+          <w:tab w:val="num" w:pos="6480"/>
+        </w:tabs>
+        <w:ind w:left="6480" w:hanging="360"/>
+      </w:pPr>
+      <w:rPr>
+        <w:rFonts w:ascii="Wingdings" w:hAnsi="Wingdings" w:hint="default"/>
+        <w:sz w:val="20"/>
+      </w:rPr>
+    </w:lvl>
+  </w:abstractNum>
+  <w:abstractNum w:abstractNumId="20" w15:restartNumberingAfterBreak="0">
+    <w:nsid w:val="19BF7147"/>
+    <w:multiLevelType w:val="multilevel"/>
+    <w:tmpl w:val="E3EA2F50"/>
+    <w:lvl w:ilvl="0">
+      <w:start w:val="1"/>
+      <w:numFmt w:val="bullet"/>
+      <w:lvlText w:val=""/>
+      <w:lvlJc w:val="left"/>
+      <w:pPr>
+        <w:tabs>
+          <w:tab w:val="num" w:pos="720"/>
+        </w:tabs>
+        <w:ind w:left="720" w:hanging="360"/>
+      </w:pPr>
+      <w:rPr>
+        <w:rFonts w:ascii="Symbol" w:hAnsi="Symbol" w:hint="default"/>
+        <w:sz w:val="20"/>
+      </w:rPr>
+    </w:lvl>
+    <w:lvl w:ilvl="1" w:tentative="1">
+      <w:start w:val="1"/>
+      <w:numFmt w:val="bullet"/>
+      <w:lvlText w:val="o"/>
+      <w:lvlJc w:val="left"/>
+      <w:pPr>
+        <w:tabs>
+          <w:tab w:val="num" w:pos="1440"/>
+        </w:tabs>
+        <w:ind w:left="1440" w:hanging="360"/>
+      </w:pPr>
+      <w:rPr>
+        <w:rFonts w:ascii="Courier New" w:hAnsi="Courier New" w:hint="default"/>
+        <w:sz w:val="20"/>
+      </w:rPr>
+    </w:lvl>
+    <w:lvl w:ilvl="2" w:tentative="1">
+      <w:start w:val="1"/>
+      <w:numFmt w:val="bullet"/>
+      <w:lvlText w:val=""/>
+      <w:lvlJc w:val="left"/>
+      <w:pPr>
+        <w:tabs>
+          <w:tab w:val="num" w:pos="2160"/>
+        </w:tabs>
+        <w:ind w:left="2160" w:hanging="360"/>
+      </w:pPr>
+      <w:rPr>
+        <w:rFonts w:ascii="Wingdings" w:hAnsi="Wingdings" w:hint="default"/>
+        <w:sz w:val="20"/>
+      </w:rPr>
+    </w:lvl>
+    <w:lvl w:ilvl="3" w:tentative="1">
+      <w:start w:val="1"/>
+      <w:numFmt w:val="bullet"/>
+      <w:lvlText w:val=""/>
+      <w:lvlJc w:val="left"/>
+      <w:pPr>
+        <w:tabs>
+          <w:tab w:val="num" w:pos="2880"/>
+        </w:tabs>
+        <w:ind w:left="2880" w:hanging="360"/>
+      </w:pPr>
+      <w:rPr>
+        <w:rFonts w:ascii="Wingdings" w:hAnsi="Wingdings" w:hint="default"/>
+        <w:sz w:val="20"/>
+      </w:rPr>
+    </w:lvl>
+    <w:lvl w:ilvl="4" w:tentative="1">
+      <w:start w:val="1"/>
+      <w:numFmt w:val="bullet"/>
+      <w:lvlText w:val=""/>
+      <w:lvlJc w:val="left"/>
+      <w:pPr>
+        <w:tabs>
+          <w:tab w:val="num" w:pos="3600"/>
+        </w:tabs>
+        <w:ind w:left="3600" w:hanging="360"/>
+      </w:pPr>
+      <w:rPr>
+        <w:rFonts w:ascii="Wingdings" w:hAnsi="Wingdings" w:hint="default"/>
+        <w:sz w:val="20"/>
+      </w:rPr>
+    </w:lvl>
+    <w:lvl w:ilvl="5" w:tentative="1">
+      <w:start w:val="1"/>
+      <w:numFmt w:val="bullet"/>
+      <w:lvlText w:val=""/>
+      <w:lvlJc w:val="left"/>
+      <w:pPr>
+        <w:tabs>
+          <w:tab w:val="num" w:pos="4320"/>
+        </w:tabs>
+        <w:ind w:left="4320" w:hanging="360"/>
+      </w:pPr>
+      <w:rPr>
+        <w:rFonts w:ascii="Wingdings" w:hAnsi="Wingdings" w:hint="default"/>
+        <w:sz w:val="20"/>
+      </w:rPr>
+    </w:lvl>
+    <w:lvl w:ilvl="6" w:tentative="1">
+      <w:start w:val="1"/>
+      <w:numFmt w:val="bullet"/>
+      <w:lvlText w:val=""/>
+      <w:lvlJc w:val="left"/>
+      <w:pPr>
+        <w:tabs>
+          <w:tab w:val="num" w:pos="5040"/>
+        </w:tabs>
+        <w:ind w:left="5040" w:hanging="360"/>
+      </w:pPr>
+      <w:rPr>
+        <w:rFonts w:ascii="Wingdings" w:hAnsi="Wingdings" w:hint="default"/>
+        <w:sz w:val="20"/>
+      </w:rPr>
+    </w:lvl>
+    <w:lvl w:ilvl="7" w:tentative="1">
+      <w:start w:val="1"/>
+      <w:numFmt w:val="bullet"/>
+      <w:lvlText w:val=""/>
+      <w:lvlJc w:val="left"/>
+      <w:pPr>
+        <w:tabs>
+          <w:tab w:val="num" w:pos="5760"/>
+        </w:tabs>
+        <w:ind w:left="5760" w:hanging="360"/>
+      </w:pPr>
+      <w:rPr>
+        <w:rFonts w:ascii="Wingdings" w:hAnsi="Wingdings" w:hint="default"/>
+        <w:sz w:val="20"/>
+      </w:rPr>
+    </w:lvl>
+    <w:lvl w:ilvl="8" w:tentative="1">
+      <w:start w:val="1"/>
+      <w:numFmt w:val="bullet"/>
+      <w:lvlText w:val=""/>
+      <w:lvlJc w:val="left"/>
+      <w:pPr>
+        <w:tabs>
+          <w:tab w:val="num" w:pos="6480"/>
+        </w:tabs>
+        <w:ind w:left="6480" w:hanging="360"/>
+      </w:pPr>
+      <w:rPr>
+        <w:rFonts w:ascii="Wingdings" w:hAnsi="Wingdings" w:hint="default"/>
+        <w:sz w:val="20"/>
+      </w:rPr>
+    </w:lvl>
+  </w:abstractNum>
+  <w:abstractNum w:abstractNumId="21" w15:restartNumberingAfterBreak="0">
+    <w:nsid w:val="1F042622"/>
+    <w:multiLevelType w:val="multilevel"/>
+    <w:tmpl w:val="2D741D26"/>
+    <w:lvl w:ilvl="0">
+      <w:start w:val="1"/>
+      <w:numFmt w:val="decimal"/>
+      <w:lvlText w:val="%1."/>
+      <w:lvlJc w:val="left"/>
+      <w:pPr>
+        <w:tabs>
+          <w:tab w:val="num" w:pos="720"/>
+        </w:tabs>
+        <w:ind w:left="720" w:hanging="360"/>
+      </w:pPr>
+    </w:lvl>
+    <w:lvl w:ilvl="1" w:tentative="1">
+      <w:start w:val="1"/>
+      <w:numFmt w:val="decimal"/>
+      <w:lvlText w:val="%2."/>
+      <w:lvlJc w:val="left"/>
+      <w:pPr>
+        <w:tabs>
+          <w:tab w:val="num" w:pos="1440"/>
+        </w:tabs>
+        <w:ind w:left="1440" w:hanging="360"/>
+      </w:pPr>
+    </w:lvl>
+    <w:lvl w:ilvl="2" w:tentative="1">
+      <w:start w:val="1"/>
+      <w:numFmt w:val="decimal"/>
+      <w:lvlText w:val="%3."/>
+      <w:lvlJc w:val="left"/>
+      <w:pPr>
+        <w:tabs>
+          <w:tab w:val="num" w:pos="2160"/>
+        </w:tabs>
+        <w:ind w:left="2160" w:hanging="360"/>
+      </w:pPr>
+    </w:lvl>
+    <w:lvl w:ilvl="3" w:tentative="1">
+      <w:start w:val="1"/>
+      <w:numFmt w:val="decimal"/>
+      <w:lvlText w:val="%4."/>
+      <w:lvlJc w:val="left"/>
+      <w:pPr>
+        <w:tabs>
+          <w:tab w:val="num" w:pos="2880"/>
+        </w:tabs>
+        <w:ind w:left="2880" w:hanging="360"/>
+      </w:pPr>
+    </w:lvl>
+    <w:lvl w:ilvl="4" w:tentative="1">
+      <w:start w:val="1"/>
+      <w:numFmt w:val="decimal"/>
+      <w:lvlText w:val="%5."/>
+      <w:lvlJc w:val="left"/>
+      <w:pPr>
+        <w:tabs>
+          <w:tab w:val="num" w:pos="3600"/>
+        </w:tabs>
+        <w:ind w:left="3600" w:hanging="360"/>
+      </w:pPr>
+    </w:lvl>
+    <w:lvl w:ilvl="5" w:tentative="1">
+      <w:start w:val="1"/>
+      <w:numFmt w:val="decimal"/>
+      <w:lvlText w:val="%6."/>
+      <w:lvlJc w:val="left"/>
+      <w:pPr>
+        <w:tabs>
+          <w:tab w:val="num" w:pos="4320"/>
+        </w:tabs>
+        <w:ind w:left="4320" w:hanging="360"/>
+      </w:pPr>
+    </w:lvl>
+    <w:lvl w:ilvl="6" w:tentative="1">
+      <w:start w:val="1"/>
+      <w:numFmt w:val="decimal"/>
+      <w:lvlText w:val="%7."/>
+      <w:lvlJc w:val="left"/>
+      <w:pPr>
+        <w:tabs>
+          <w:tab w:val="num" w:pos="5040"/>
+        </w:tabs>
+        <w:ind w:left="5040" w:hanging="360"/>
+      </w:pPr>
+    </w:lvl>
+    <w:lvl w:ilvl="7" w:tentative="1">
+      <w:start w:val="1"/>
+      <w:numFmt w:val="decimal"/>
+      <w:lvlText w:val="%8."/>
+      <w:lvlJc w:val="left"/>
+      <w:pPr>
+        <w:tabs>
+          <w:tab w:val="num" w:pos="5760"/>
+        </w:tabs>
+        <w:ind w:left="5760" w:hanging="360"/>
+      </w:pPr>
+    </w:lvl>
+    <w:lvl w:ilvl="8" w:tentative="1">
+      <w:start w:val="1"/>
+      <w:numFmt w:val="decimal"/>
+      <w:lvlText w:val="%9."/>
+      <w:lvlJc w:val="left"/>
+      <w:pPr>
+        <w:tabs>
+          <w:tab w:val="num" w:pos="6480"/>
+        </w:tabs>
+        <w:ind w:left="6480" w:hanging="360"/>
+      </w:pPr>
+    </w:lvl>
+  </w:abstractNum>
+  <w:abstractNum w:abstractNumId="22" w15:restartNumberingAfterBreak="0">
     <w:nsid w:val="20604974"/>
     <w:multiLevelType w:val="multilevel"/>
     <w:tmpl w:val="3B94F7B6"/>
@@ -10936,7 +14536,7 @@
       </w:rPr>
     </w:lvl>
   </w:abstractNum>
-  <w:abstractNum w:abstractNumId="11" w15:restartNumberingAfterBreak="0">
+  <w:abstractNum w:abstractNumId="23" w15:restartNumberingAfterBreak="0">
     <w:nsid w:val="33573C21"/>
     <w:multiLevelType w:val="hybridMultilevel"/>
     <w:tmpl w:val="91781F46"/>
@@ -11025,7 +14625,454 @@
       </w:pPr>
     </w:lvl>
   </w:abstractNum>
-  <w:abstractNum w:abstractNumId="12" w15:restartNumberingAfterBreak="0">
+  <w:abstractNum w:abstractNumId="24" w15:restartNumberingAfterBreak="0">
+    <w:nsid w:val="37712C13"/>
+    <w:multiLevelType w:val="multilevel"/>
+    <w:tmpl w:val="02BC3542"/>
+    <w:lvl w:ilvl="0">
+      <w:start w:val="1"/>
+      <w:numFmt w:val="bullet"/>
+      <w:lvlText w:val=""/>
+      <w:lvlJc w:val="left"/>
+      <w:pPr>
+        <w:tabs>
+          <w:tab w:val="num" w:pos="720"/>
+        </w:tabs>
+        <w:ind w:left="720" w:hanging="360"/>
+      </w:pPr>
+      <w:rPr>
+        <w:rFonts w:ascii="Symbol" w:hAnsi="Symbol" w:hint="default"/>
+        <w:sz w:val="20"/>
+      </w:rPr>
+    </w:lvl>
+    <w:lvl w:ilvl="1" w:tentative="1">
+      <w:start w:val="1"/>
+      <w:numFmt w:val="bullet"/>
+      <w:lvlText w:val="o"/>
+      <w:lvlJc w:val="left"/>
+      <w:pPr>
+        <w:tabs>
+          <w:tab w:val="num" w:pos="1440"/>
+        </w:tabs>
+        <w:ind w:left="1440" w:hanging="360"/>
+      </w:pPr>
+      <w:rPr>
+        <w:rFonts w:ascii="Courier New" w:hAnsi="Courier New" w:hint="default"/>
+        <w:sz w:val="20"/>
+      </w:rPr>
+    </w:lvl>
+    <w:lvl w:ilvl="2" w:tentative="1">
+      <w:start w:val="1"/>
+      <w:numFmt w:val="bullet"/>
+      <w:lvlText w:val=""/>
+      <w:lvlJc w:val="left"/>
+      <w:pPr>
+        <w:tabs>
+          <w:tab w:val="num" w:pos="2160"/>
+        </w:tabs>
+        <w:ind w:left="2160" w:hanging="360"/>
+      </w:pPr>
+      <w:rPr>
+        <w:rFonts w:ascii="Wingdings" w:hAnsi="Wingdings" w:hint="default"/>
+        <w:sz w:val="20"/>
+      </w:rPr>
+    </w:lvl>
+    <w:lvl w:ilvl="3" w:tentative="1">
+      <w:start w:val="1"/>
+      <w:numFmt w:val="bullet"/>
+      <w:lvlText w:val=""/>
+      <w:lvlJc w:val="left"/>
+      <w:pPr>
+        <w:tabs>
+          <w:tab w:val="num" w:pos="2880"/>
+        </w:tabs>
+        <w:ind w:left="2880" w:hanging="360"/>
+      </w:pPr>
+      <w:rPr>
+        <w:rFonts w:ascii="Wingdings" w:hAnsi="Wingdings" w:hint="default"/>
+        <w:sz w:val="20"/>
+      </w:rPr>
+    </w:lvl>
+    <w:lvl w:ilvl="4" w:tentative="1">
+      <w:start w:val="1"/>
+      <w:numFmt w:val="bullet"/>
+      <w:lvlText w:val=""/>
+      <w:lvlJc w:val="left"/>
+      <w:pPr>
+        <w:tabs>
+          <w:tab w:val="num" w:pos="3600"/>
+        </w:tabs>
+        <w:ind w:left="3600" w:hanging="360"/>
+      </w:pPr>
+      <w:rPr>
+        <w:rFonts w:ascii="Wingdings" w:hAnsi="Wingdings" w:hint="default"/>
+        <w:sz w:val="20"/>
+      </w:rPr>
+    </w:lvl>
+    <w:lvl w:ilvl="5" w:tentative="1">
+      <w:start w:val="1"/>
+      <w:numFmt w:val="bullet"/>
+      <w:lvlText w:val=""/>
+      <w:lvlJc w:val="left"/>
+      <w:pPr>
+        <w:tabs>
+          <w:tab w:val="num" w:pos="4320"/>
+        </w:tabs>
+        <w:ind w:left="4320" w:hanging="360"/>
+      </w:pPr>
+      <w:rPr>
+        <w:rFonts w:ascii="Wingdings" w:hAnsi="Wingdings" w:hint="default"/>
+        <w:sz w:val="20"/>
+      </w:rPr>
+    </w:lvl>
+    <w:lvl w:ilvl="6" w:tentative="1">
+      <w:start w:val="1"/>
+      <w:numFmt w:val="bullet"/>
+      <w:lvlText w:val=""/>
+      <w:lvlJc w:val="left"/>
+      <w:pPr>
+        <w:tabs>
+          <w:tab w:val="num" w:pos="5040"/>
+        </w:tabs>
+        <w:ind w:left="5040" w:hanging="360"/>
+      </w:pPr>
+      <w:rPr>
+        <w:rFonts w:ascii="Wingdings" w:hAnsi="Wingdings" w:hint="default"/>
+        <w:sz w:val="20"/>
+      </w:rPr>
+    </w:lvl>
+    <w:lvl w:ilvl="7" w:tentative="1">
+      <w:start w:val="1"/>
+      <w:numFmt w:val="bullet"/>
+      <w:lvlText w:val=""/>
+      <w:lvlJc w:val="left"/>
+      <w:pPr>
+        <w:tabs>
+          <w:tab w:val="num" w:pos="5760"/>
+        </w:tabs>
+        <w:ind w:left="5760" w:hanging="360"/>
+      </w:pPr>
+      <w:rPr>
+        <w:rFonts w:ascii="Wingdings" w:hAnsi="Wingdings" w:hint="default"/>
+        <w:sz w:val="20"/>
+      </w:rPr>
+    </w:lvl>
+    <w:lvl w:ilvl="8" w:tentative="1">
+      <w:start w:val="1"/>
+      <w:numFmt w:val="bullet"/>
+      <w:lvlText w:val=""/>
+      <w:lvlJc w:val="left"/>
+      <w:pPr>
+        <w:tabs>
+          <w:tab w:val="num" w:pos="6480"/>
+        </w:tabs>
+        <w:ind w:left="6480" w:hanging="360"/>
+      </w:pPr>
+      <w:rPr>
+        <w:rFonts w:ascii="Wingdings" w:hAnsi="Wingdings" w:hint="default"/>
+        <w:sz w:val="20"/>
+      </w:rPr>
+    </w:lvl>
+  </w:abstractNum>
+  <w:abstractNum w:abstractNumId="25" w15:restartNumberingAfterBreak="0">
+    <w:nsid w:val="3A3843B3"/>
+    <w:multiLevelType w:val="multilevel"/>
+    <w:tmpl w:val="DBCE2CC0"/>
+    <w:lvl w:ilvl="0">
+      <w:start w:val="1"/>
+      <w:numFmt w:val="bullet"/>
+      <w:lvlText w:val=""/>
+      <w:lvlJc w:val="left"/>
+      <w:pPr>
+        <w:tabs>
+          <w:tab w:val="num" w:pos="720"/>
+        </w:tabs>
+        <w:ind w:left="720" w:hanging="360"/>
+      </w:pPr>
+      <w:rPr>
+        <w:rFonts w:ascii="Symbol" w:hAnsi="Symbol" w:hint="default"/>
+        <w:sz w:val="20"/>
+      </w:rPr>
+    </w:lvl>
+    <w:lvl w:ilvl="1" w:tentative="1">
+      <w:start w:val="1"/>
+      <w:numFmt w:val="bullet"/>
+      <w:lvlText w:val="o"/>
+      <w:lvlJc w:val="left"/>
+      <w:pPr>
+        <w:tabs>
+          <w:tab w:val="num" w:pos="1440"/>
+        </w:tabs>
+        <w:ind w:left="1440" w:hanging="360"/>
+      </w:pPr>
+      <w:rPr>
+        <w:rFonts w:ascii="Courier New" w:hAnsi="Courier New" w:hint="default"/>
+        <w:sz w:val="20"/>
+      </w:rPr>
+    </w:lvl>
+    <w:lvl w:ilvl="2" w:tentative="1">
+      <w:start w:val="1"/>
+      <w:numFmt w:val="bullet"/>
+      <w:lvlText w:val=""/>
+      <w:lvlJc w:val="left"/>
+      <w:pPr>
+        <w:tabs>
+          <w:tab w:val="num" w:pos="2160"/>
+        </w:tabs>
+        <w:ind w:left="2160" w:hanging="360"/>
+      </w:pPr>
+      <w:rPr>
+        <w:rFonts w:ascii="Wingdings" w:hAnsi="Wingdings" w:hint="default"/>
+        <w:sz w:val="20"/>
+      </w:rPr>
+    </w:lvl>
+    <w:lvl w:ilvl="3" w:tentative="1">
+      <w:start w:val="1"/>
+      <w:numFmt w:val="bullet"/>
+      <w:lvlText w:val=""/>
+      <w:lvlJc w:val="left"/>
+      <w:pPr>
+        <w:tabs>
+          <w:tab w:val="num" w:pos="2880"/>
+        </w:tabs>
+        <w:ind w:left="2880" w:hanging="360"/>
+      </w:pPr>
+      <w:rPr>
+        <w:rFonts w:ascii="Wingdings" w:hAnsi="Wingdings" w:hint="default"/>
+        <w:sz w:val="20"/>
+      </w:rPr>
+    </w:lvl>
+    <w:lvl w:ilvl="4" w:tentative="1">
+      <w:start w:val="1"/>
+      <w:numFmt w:val="bullet"/>
+      <w:lvlText w:val=""/>
+      <w:lvlJc w:val="left"/>
+      <w:pPr>
+        <w:tabs>
+          <w:tab w:val="num" w:pos="3600"/>
+        </w:tabs>
+        <w:ind w:left="3600" w:hanging="360"/>
+      </w:pPr>
+      <w:rPr>
+        <w:rFonts w:ascii="Wingdings" w:hAnsi="Wingdings" w:hint="default"/>
+        <w:sz w:val="20"/>
+      </w:rPr>
+    </w:lvl>
+    <w:lvl w:ilvl="5" w:tentative="1">
+      <w:start w:val="1"/>
+      <w:numFmt w:val="bullet"/>
+      <w:lvlText w:val=""/>
+      <w:lvlJc w:val="left"/>
+      <w:pPr>
+        <w:tabs>
+          <w:tab w:val="num" w:pos="4320"/>
+        </w:tabs>
+        <w:ind w:left="4320" w:hanging="360"/>
+      </w:pPr>
+      <w:rPr>
+        <w:rFonts w:ascii="Wingdings" w:hAnsi="Wingdings" w:hint="default"/>
+        <w:sz w:val="20"/>
+      </w:rPr>
+    </w:lvl>
+    <w:lvl w:ilvl="6" w:tentative="1">
+      <w:start w:val="1"/>
+      <w:numFmt w:val="bullet"/>
+      <w:lvlText w:val=""/>
+      <w:lvlJc w:val="left"/>
+      <w:pPr>
+        <w:tabs>
+          <w:tab w:val="num" w:pos="5040"/>
+        </w:tabs>
+        <w:ind w:left="5040" w:hanging="360"/>
+      </w:pPr>
+      <w:rPr>
+        <w:rFonts w:ascii="Wingdings" w:hAnsi="Wingdings" w:hint="default"/>
+        <w:sz w:val="20"/>
+      </w:rPr>
+    </w:lvl>
+    <w:lvl w:ilvl="7" w:tentative="1">
+      <w:start w:val="1"/>
+      <w:numFmt w:val="bullet"/>
+      <w:lvlText w:val=""/>
+      <w:lvlJc w:val="left"/>
+      <w:pPr>
+        <w:tabs>
+          <w:tab w:val="num" w:pos="5760"/>
+        </w:tabs>
+        <w:ind w:left="5760" w:hanging="360"/>
+      </w:pPr>
+      <w:rPr>
+        <w:rFonts w:ascii="Wingdings" w:hAnsi="Wingdings" w:hint="default"/>
+        <w:sz w:val="20"/>
+      </w:rPr>
+    </w:lvl>
+    <w:lvl w:ilvl="8" w:tentative="1">
+      <w:start w:val="1"/>
+      <w:numFmt w:val="bullet"/>
+      <w:lvlText w:val=""/>
+      <w:lvlJc w:val="left"/>
+      <w:pPr>
+        <w:tabs>
+          <w:tab w:val="num" w:pos="6480"/>
+        </w:tabs>
+        <w:ind w:left="6480" w:hanging="360"/>
+      </w:pPr>
+      <w:rPr>
+        <w:rFonts w:ascii="Wingdings" w:hAnsi="Wingdings" w:hint="default"/>
+        <w:sz w:val="20"/>
+      </w:rPr>
+    </w:lvl>
+  </w:abstractNum>
+  <w:abstractNum w:abstractNumId="26" w15:restartNumberingAfterBreak="0">
+    <w:nsid w:val="3D7152EB"/>
+    <w:multiLevelType w:val="multilevel"/>
+    <w:tmpl w:val="9858D646"/>
+    <w:lvl w:ilvl="0">
+      <w:start w:val="1"/>
+      <w:numFmt w:val="bullet"/>
+      <w:lvlText w:val=""/>
+      <w:lvlJc w:val="left"/>
+      <w:pPr>
+        <w:tabs>
+          <w:tab w:val="num" w:pos="720"/>
+        </w:tabs>
+        <w:ind w:left="720" w:hanging="360"/>
+      </w:pPr>
+      <w:rPr>
+        <w:rFonts w:ascii="Symbol" w:hAnsi="Symbol" w:hint="default"/>
+        <w:sz w:val="20"/>
+      </w:rPr>
+    </w:lvl>
+    <w:lvl w:ilvl="1" w:tentative="1">
+      <w:start w:val="1"/>
+      <w:numFmt w:val="bullet"/>
+      <w:lvlText w:val="o"/>
+      <w:lvlJc w:val="left"/>
+      <w:pPr>
+        <w:tabs>
+          <w:tab w:val="num" w:pos="1440"/>
+        </w:tabs>
+        <w:ind w:left="1440" w:hanging="360"/>
+      </w:pPr>
+      <w:rPr>
+        <w:rFonts w:ascii="Courier New" w:hAnsi="Courier New" w:hint="default"/>
+        <w:sz w:val="20"/>
+      </w:rPr>
+    </w:lvl>
+    <w:lvl w:ilvl="2" w:tentative="1">
+      <w:start w:val="1"/>
+      <w:numFmt w:val="bullet"/>
+      <w:lvlText w:val=""/>
+      <w:lvlJc w:val="left"/>
+      <w:pPr>
+        <w:tabs>
+          <w:tab w:val="num" w:pos="2160"/>
+        </w:tabs>
+        <w:ind w:left="2160" w:hanging="360"/>
+      </w:pPr>
+      <w:rPr>
+        <w:rFonts w:ascii="Wingdings" w:hAnsi="Wingdings" w:hint="default"/>
+        <w:sz w:val="20"/>
+      </w:rPr>
+    </w:lvl>
+    <w:lvl w:ilvl="3" w:tentative="1">
+      <w:start w:val="1"/>
+      <w:numFmt w:val="bullet"/>
+      <w:lvlText w:val=""/>
+      <w:lvlJc w:val="left"/>
+      <w:pPr>
+        <w:tabs>
+          <w:tab w:val="num" w:pos="2880"/>
+        </w:tabs>
+        <w:ind w:left="2880" w:hanging="360"/>
+      </w:pPr>
+      <w:rPr>
+        <w:rFonts w:ascii="Wingdings" w:hAnsi="Wingdings" w:hint="default"/>
+        <w:sz w:val="20"/>
+      </w:rPr>
+    </w:lvl>
+    <w:lvl w:ilvl="4" w:tentative="1">
+      <w:start w:val="1"/>
+      <w:numFmt w:val="bullet"/>
+      <w:lvlText w:val=""/>
+      <w:lvlJc w:val="left"/>
+      <w:pPr>
+        <w:tabs>
+          <w:tab w:val="num" w:pos="3600"/>
+        </w:tabs>
+        <w:ind w:left="3600" w:hanging="360"/>
+      </w:pPr>
+      <w:rPr>
+        <w:rFonts w:ascii="Wingdings" w:hAnsi="Wingdings" w:hint="default"/>
+        <w:sz w:val="20"/>
+      </w:rPr>
+    </w:lvl>
+    <w:lvl w:ilvl="5" w:tentative="1">
+      <w:start w:val="1"/>
+      <w:numFmt w:val="bullet"/>
+      <w:lvlText w:val=""/>
+      <w:lvlJc w:val="left"/>
+      <w:pPr>
+        <w:tabs>
+          <w:tab w:val="num" w:pos="4320"/>
+        </w:tabs>
+        <w:ind w:left="4320" w:hanging="360"/>
+      </w:pPr>
+      <w:rPr>
+        <w:rFonts w:ascii="Wingdings" w:hAnsi="Wingdings" w:hint="default"/>
+        <w:sz w:val="20"/>
+      </w:rPr>
+    </w:lvl>
+    <w:lvl w:ilvl="6" w:tentative="1">
+      <w:start w:val="1"/>
+      <w:numFmt w:val="bullet"/>
+      <w:lvlText w:val=""/>
+      <w:lvlJc w:val="left"/>
+      <w:pPr>
+        <w:tabs>
+          <w:tab w:val="num" w:pos="5040"/>
+        </w:tabs>
+        <w:ind w:left="5040" w:hanging="360"/>
+      </w:pPr>
+      <w:rPr>
+        <w:rFonts w:ascii="Wingdings" w:hAnsi="Wingdings" w:hint="default"/>
+        <w:sz w:val="20"/>
+      </w:rPr>
+    </w:lvl>
+    <w:lvl w:ilvl="7" w:tentative="1">
+      <w:start w:val="1"/>
+      <w:numFmt w:val="bullet"/>
+      <w:lvlText w:val=""/>
+      <w:lvlJc w:val="left"/>
+      <w:pPr>
+        <w:tabs>
+          <w:tab w:val="num" w:pos="5760"/>
+        </w:tabs>
+        <w:ind w:left="5760" w:hanging="360"/>
+      </w:pPr>
+      <w:rPr>
+        <w:rFonts w:ascii="Wingdings" w:hAnsi="Wingdings" w:hint="default"/>
+        <w:sz w:val="20"/>
+      </w:rPr>
+    </w:lvl>
+    <w:lvl w:ilvl="8" w:tentative="1">
+      <w:start w:val="1"/>
+      <w:numFmt w:val="bullet"/>
+      <w:lvlText w:val=""/>
+      <w:lvlJc w:val="left"/>
+      <w:pPr>
+        <w:tabs>
+          <w:tab w:val="num" w:pos="6480"/>
+        </w:tabs>
+        <w:ind w:left="6480" w:hanging="360"/>
+      </w:pPr>
+      <w:rPr>
+        <w:rFonts w:ascii="Wingdings" w:hAnsi="Wingdings" w:hint="default"/>
+        <w:sz w:val="20"/>
+      </w:rPr>
+    </w:lvl>
+  </w:abstractNum>
+  <w:abstractNum w:abstractNumId="27" w15:restartNumberingAfterBreak="0">
     <w:nsid w:val="3E383494"/>
     <w:multiLevelType w:val="multilevel"/>
     <w:tmpl w:val="AF4C9736"/>
@@ -11174,7 +15221,2391 @@
       </w:rPr>
     </w:lvl>
   </w:abstractNum>
-  <w:abstractNum w:abstractNumId="13" w15:restartNumberingAfterBreak="0">
+  <w:abstractNum w:abstractNumId="28" w15:restartNumberingAfterBreak="0">
+    <w:nsid w:val="4E5F67CF"/>
+    <w:multiLevelType w:val="multilevel"/>
+    <w:tmpl w:val="99641BFC"/>
+    <w:lvl w:ilvl="0">
+      <w:start w:val="1"/>
+      <w:numFmt w:val="bullet"/>
+      <w:lvlText w:val=""/>
+      <w:lvlJc w:val="left"/>
+      <w:pPr>
+        <w:tabs>
+          <w:tab w:val="num" w:pos="720"/>
+        </w:tabs>
+        <w:ind w:left="720" w:hanging="360"/>
+      </w:pPr>
+      <w:rPr>
+        <w:rFonts w:ascii="Symbol" w:hAnsi="Symbol" w:hint="default"/>
+        <w:sz w:val="20"/>
+      </w:rPr>
+    </w:lvl>
+    <w:lvl w:ilvl="1" w:tentative="1">
+      <w:start w:val="1"/>
+      <w:numFmt w:val="bullet"/>
+      <w:lvlText w:val="o"/>
+      <w:lvlJc w:val="left"/>
+      <w:pPr>
+        <w:tabs>
+          <w:tab w:val="num" w:pos="1440"/>
+        </w:tabs>
+        <w:ind w:left="1440" w:hanging="360"/>
+      </w:pPr>
+      <w:rPr>
+        <w:rFonts w:ascii="Courier New" w:hAnsi="Courier New" w:hint="default"/>
+        <w:sz w:val="20"/>
+      </w:rPr>
+    </w:lvl>
+    <w:lvl w:ilvl="2" w:tentative="1">
+      <w:start w:val="1"/>
+      <w:numFmt w:val="bullet"/>
+      <w:lvlText w:val=""/>
+      <w:lvlJc w:val="left"/>
+      <w:pPr>
+        <w:tabs>
+          <w:tab w:val="num" w:pos="2160"/>
+        </w:tabs>
+        <w:ind w:left="2160" w:hanging="360"/>
+      </w:pPr>
+      <w:rPr>
+        <w:rFonts w:ascii="Wingdings" w:hAnsi="Wingdings" w:hint="default"/>
+        <w:sz w:val="20"/>
+      </w:rPr>
+    </w:lvl>
+    <w:lvl w:ilvl="3" w:tentative="1">
+      <w:start w:val="1"/>
+      <w:numFmt w:val="bullet"/>
+      <w:lvlText w:val=""/>
+      <w:lvlJc w:val="left"/>
+      <w:pPr>
+        <w:tabs>
+          <w:tab w:val="num" w:pos="2880"/>
+        </w:tabs>
+        <w:ind w:left="2880" w:hanging="360"/>
+      </w:pPr>
+      <w:rPr>
+        <w:rFonts w:ascii="Wingdings" w:hAnsi="Wingdings" w:hint="default"/>
+        <w:sz w:val="20"/>
+      </w:rPr>
+    </w:lvl>
+    <w:lvl w:ilvl="4" w:tentative="1">
+      <w:start w:val="1"/>
+      <w:numFmt w:val="bullet"/>
+      <w:lvlText w:val=""/>
+      <w:lvlJc w:val="left"/>
+      <w:pPr>
+        <w:tabs>
+          <w:tab w:val="num" w:pos="3600"/>
+        </w:tabs>
+        <w:ind w:left="3600" w:hanging="360"/>
+      </w:pPr>
+      <w:rPr>
+        <w:rFonts w:ascii="Wingdings" w:hAnsi="Wingdings" w:hint="default"/>
+        <w:sz w:val="20"/>
+      </w:rPr>
+    </w:lvl>
+    <w:lvl w:ilvl="5" w:tentative="1">
+      <w:start w:val="1"/>
+      <w:numFmt w:val="bullet"/>
+      <w:lvlText w:val=""/>
+      <w:lvlJc w:val="left"/>
+      <w:pPr>
+        <w:tabs>
+          <w:tab w:val="num" w:pos="4320"/>
+        </w:tabs>
+        <w:ind w:left="4320" w:hanging="360"/>
+      </w:pPr>
+      <w:rPr>
+        <w:rFonts w:ascii="Wingdings" w:hAnsi="Wingdings" w:hint="default"/>
+        <w:sz w:val="20"/>
+      </w:rPr>
+    </w:lvl>
+    <w:lvl w:ilvl="6" w:tentative="1">
+      <w:start w:val="1"/>
+      <w:numFmt w:val="bullet"/>
+      <w:lvlText w:val=""/>
+      <w:lvlJc w:val="left"/>
+      <w:pPr>
+        <w:tabs>
+          <w:tab w:val="num" w:pos="5040"/>
+        </w:tabs>
+        <w:ind w:left="5040" w:hanging="360"/>
+      </w:pPr>
+      <w:rPr>
+        <w:rFonts w:ascii="Wingdings" w:hAnsi="Wingdings" w:hint="default"/>
+        <w:sz w:val="20"/>
+      </w:rPr>
+    </w:lvl>
+    <w:lvl w:ilvl="7" w:tentative="1">
+      <w:start w:val="1"/>
+      <w:numFmt w:val="bullet"/>
+      <w:lvlText w:val=""/>
+      <w:lvlJc w:val="left"/>
+      <w:pPr>
+        <w:tabs>
+          <w:tab w:val="num" w:pos="5760"/>
+        </w:tabs>
+        <w:ind w:left="5760" w:hanging="360"/>
+      </w:pPr>
+      <w:rPr>
+        <w:rFonts w:ascii="Wingdings" w:hAnsi="Wingdings" w:hint="default"/>
+        <w:sz w:val="20"/>
+      </w:rPr>
+    </w:lvl>
+    <w:lvl w:ilvl="8" w:tentative="1">
+      <w:start w:val="1"/>
+      <w:numFmt w:val="bullet"/>
+      <w:lvlText w:val=""/>
+      <w:lvlJc w:val="left"/>
+      <w:pPr>
+        <w:tabs>
+          <w:tab w:val="num" w:pos="6480"/>
+        </w:tabs>
+        <w:ind w:left="6480" w:hanging="360"/>
+      </w:pPr>
+      <w:rPr>
+        <w:rFonts w:ascii="Wingdings" w:hAnsi="Wingdings" w:hint="default"/>
+        <w:sz w:val="20"/>
+      </w:rPr>
+    </w:lvl>
+  </w:abstractNum>
+  <w:abstractNum w:abstractNumId="29" w15:restartNumberingAfterBreak="0">
+    <w:nsid w:val="4E7F30A4"/>
+    <w:multiLevelType w:val="multilevel"/>
+    <w:tmpl w:val="8EC0D8D0"/>
+    <w:lvl w:ilvl="0">
+      <w:start w:val="1"/>
+      <w:numFmt w:val="bullet"/>
+      <w:lvlText w:val=""/>
+      <w:lvlJc w:val="left"/>
+      <w:pPr>
+        <w:tabs>
+          <w:tab w:val="num" w:pos="720"/>
+        </w:tabs>
+        <w:ind w:left="720" w:hanging="360"/>
+      </w:pPr>
+      <w:rPr>
+        <w:rFonts w:ascii="Symbol" w:hAnsi="Symbol" w:hint="default"/>
+        <w:sz w:val="20"/>
+      </w:rPr>
+    </w:lvl>
+    <w:lvl w:ilvl="1" w:tentative="1">
+      <w:start w:val="1"/>
+      <w:numFmt w:val="bullet"/>
+      <w:lvlText w:val="o"/>
+      <w:lvlJc w:val="left"/>
+      <w:pPr>
+        <w:tabs>
+          <w:tab w:val="num" w:pos="1440"/>
+        </w:tabs>
+        <w:ind w:left="1440" w:hanging="360"/>
+      </w:pPr>
+      <w:rPr>
+        <w:rFonts w:ascii="Courier New" w:hAnsi="Courier New" w:hint="default"/>
+        <w:sz w:val="20"/>
+      </w:rPr>
+    </w:lvl>
+    <w:lvl w:ilvl="2" w:tentative="1">
+      <w:start w:val="1"/>
+      <w:numFmt w:val="bullet"/>
+      <w:lvlText w:val=""/>
+      <w:lvlJc w:val="left"/>
+      <w:pPr>
+        <w:tabs>
+          <w:tab w:val="num" w:pos="2160"/>
+        </w:tabs>
+        <w:ind w:left="2160" w:hanging="360"/>
+      </w:pPr>
+      <w:rPr>
+        <w:rFonts w:ascii="Wingdings" w:hAnsi="Wingdings" w:hint="default"/>
+        <w:sz w:val="20"/>
+      </w:rPr>
+    </w:lvl>
+    <w:lvl w:ilvl="3" w:tentative="1">
+      <w:start w:val="1"/>
+      <w:numFmt w:val="bullet"/>
+      <w:lvlText w:val=""/>
+      <w:lvlJc w:val="left"/>
+      <w:pPr>
+        <w:tabs>
+          <w:tab w:val="num" w:pos="2880"/>
+        </w:tabs>
+        <w:ind w:left="2880" w:hanging="360"/>
+      </w:pPr>
+      <w:rPr>
+        <w:rFonts w:ascii="Wingdings" w:hAnsi="Wingdings" w:hint="default"/>
+        <w:sz w:val="20"/>
+      </w:rPr>
+    </w:lvl>
+    <w:lvl w:ilvl="4" w:tentative="1">
+      <w:start w:val="1"/>
+      <w:numFmt w:val="bullet"/>
+      <w:lvlText w:val=""/>
+      <w:lvlJc w:val="left"/>
+      <w:pPr>
+        <w:tabs>
+          <w:tab w:val="num" w:pos="3600"/>
+        </w:tabs>
+        <w:ind w:left="3600" w:hanging="360"/>
+      </w:pPr>
+      <w:rPr>
+        <w:rFonts w:ascii="Wingdings" w:hAnsi="Wingdings" w:hint="default"/>
+        <w:sz w:val="20"/>
+      </w:rPr>
+    </w:lvl>
+    <w:lvl w:ilvl="5" w:tentative="1">
+      <w:start w:val="1"/>
+      <w:numFmt w:val="bullet"/>
+      <w:lvlText w:val=""/>
+      <w:lvlJc w:val="left"/>
+      <w:pPr>
+        <w:tabs>
+          <w:tab w:val="num" w:pos="4320"/>
+        </w:tabs>
+        <w:ind w:left="4320" w:hanging="360"/>
+      </w:pPr>
+      <w:rPr>
+        <w:rFonts w:ascii="Wingdings" w:hAnsi="Wingdings" w:hint="default"/>
+        <w:sz w:val="20"/>
+      </w:rPr>
+    </w:lvl>
+    <w:lvl w:ilvl="6" w:tentative="1">
+      <w:start w:val="1"/>
+      <w:numFmt w:val="bullet"/>
+      <w:lvlText w:val=""/>
+      <w:lvlJc w:val="left"/>
+      <w:pPr>
+        <w:tabs>
+          <w:tab w:val="num" w:pos="5040"/>
+        </w:tabs>
+        <w:ind w:left="5040" w:hanging="360"/>
+      </w:pPr>
+      <w:rPr>
+        <w:rFonts w:ascii="Wingdings" w:hAnsi="Wingdings" w:hint="default"/>
+        <w:sz w:val="20"/>
+      </w:rPr>
+    </w:lvl>
+    <w:lvl w:ilvl="7" w:tentative="1">
+      <w:start w:val="1"/>
+      <w:numFmt w:val="bullet"/>
+      <w:lvlText w:val=""/>
+      <w:lvlJc w:val="left"/>
+      <w:pPr>
+        <w:tabs>
+          <w:tab w:val="num" w:pos="5760"/>
+        </w:tabs>
+        <w:ind w:left="5760" w:hanging="360"/>
+      </w:pPr>
+      <w:rPr>
+        <w:rFonts w:ascii="Wingdings" w:hAnsi="Wingdings" w:hint="default"/>
+        <w:sz w:val="20"/>
+      </w:rPr>
+    </w:lvl>
+    <w:lvl w:ilvl="8" w:tentative="1">
+      <w:start w:val="1"/>
+      <w:numFmt w:val="bullet"/>
+      <w:lvlText w:val=""/>
+      <w:lvlJc w:val="left"/>
+      <w:pPr>
+        <w:tabs>
+          <w:tab w:val="num" w:pos="6480"/>
+        </w:tabs>
+        <w:ind w:left="6480" w:hanging="360"/>
+      </w:pPr>
+      <w:rPr>
+        <w:rFonts w:ascii="Wingdings" w:hAnsi="Wingdings" w:hint="default"/>
+        <w:sz w:val="20"/>
+      </w:rPr>
+    </w:lvl>
+  </w:abstractNum>
+  <w:abstractNum w:abstractNumId="30" w15:restartNumberingAfterBreak="0">
+    <w:nsid w:val="522C297C"/>
+    <w:multiLevelType w:val="multilevel"/>
+    <w:tmpl w:val="73F8556C"/>
+    <w:lvl w:ilvl="0">
+      <w:start w:val="1"/>
+      <w:numFmt w:val="bullet"/>
+      <w:lvlText w:val=""/>
+      <w:lvlJc w:val="left"/>
+      <w:pPr>
+        <w:tabs>
+          <w:tab w:val="num" w:pos="720"/>
+        </w:tabs>
+        <w:ind w:left="720" w:hanging="360"/>
+      </w:pPr>
+      <w:rPr>
+        <w:rFonts w:ascii="Symbol" w:hAnsi="Symbol" w:hint="default"/>
+        <w:sz w:val="20"/>
+      </w:rPr>
+    </w:lvl>
+    <w:lvl w:ilvl="1" w:tentative="1">
+      <w:start w:val="1"/>
+      <w:numFmt w:val="bullet"/>
+      <w:lvlText w:val="o"/>
+      <w:lvlJc w:val="left"/>
+      <w:pPr>
+        <w:tabs>
+          <w:tab w:val="num" w:pos="1440"/>
+        </w:tabs>
+        <w:ind w:left="1440" w:hanging="360"/>
+      </w:pPr>
+      <w:rPr>
+        <w:rFonts w:ascii="Courier New" w:hAnsi="Courier New" w:hint="default"/>
+        <w:sz w:val="20"/>
+      </w:rPr>
+    </w:lvl>
+    <w:lvl w:ilvl="2" w:tentative="1">
+      <w:start w:val="1"/>
+      <w:numFmt w:val="bullet"/>
+      <w:lvlText w:val=""/>
+      <w:lvlJc w:val="left"/>
+      <w:pPr>
+        <w:tabs>
+          <w:tab w:val="num" w:pos="2160"/>
+        </w:tabs>
+        <w:ind w:left="2160" w:hanging="360"/>
+      </w:pPr>
+      <w:rPr>
+        <w:rFonts w:ascii="Wingdings" w:hAnsi="Wingdings" w:hint="default"/>
+        <w:sz w:val="20"/>
+      </w:rPr>
+    </w:lvl>
+    <w:lvl w:ilvl="3" w:tentative="1">
+      <w:start w:val="1"/>
+      <w:numFmt w:val="bullet"/>
+      <w:lvlText w:val=""/>
+      <w:lvlJc w:val="left"/>
+      <w:pPr>
+        <w:tabs>
+          <w:tab w:val="num" w:pos="2880"/>
+        </w:tabs>
+        <w:ind w:left="2880" w:hanging="360"/>
+      </w:pPr>
+      <w:rPr>
+        <w:rFonts w:ascii="Wingdings" w:hAnsi="Wingdings" w:hint="default"/>
+        <w:sz w:val="20"/>
+      </w:rPr>
+    </w:lvl>
+    <w:lvl w:ilvl="4" w:tentative="1">
+      <w:start w:val="1"/>
+      <w:numFmt w:val="bullet"/>
+      <w:lvlText w:val=""/>
+      <w:lvlJc w:val="left"/>
+      <w:pPr>
+        <w:tabs>
+          <w:tab w:val="num" w:pos="3600"/>
+        </w:tabs>
+        <w:ind w:left="3600" w:hanging="360"/>
+      </w:pPr>
+      <w:rPr>
+        <w:rFonts w:ascii="Wingdings" w:hAnsi="Wingdings" w:hint="default"/>
+        <w:sz w:val="20"/>
+      </w:rPr>
+    </w:lvl>
+    <w:lvl w:ilvl="5" w:tentative="1">
+      <w:start w:val="1"/>
+      <w:numFmt w:val="bullet"/>
+      <w:lvlText w:val=""/>
+      <w:lvlJc w:val="left"/>
+      <w:pPr>
+        <w:tabs>
+          <w:tab w:val="num" w:pos="4320"/>
+        </w:tabs>
+        <w:ind w:left="4320" w:hanging="360"/>
+      </w:pPr>
+      <w:rPr>
+        <w:rFonts w:ascii="Wingdings" w:hAnsi="Wingdings" w:hint="default"/>
+        <w:sz w:val="20"/>
+      </w:rPr>
+    </w:lvl>
+    <w:lvl w:ilvl="6" w:tentative="1">
+      <w:start w:val="1"/>
+      <w:numFmt w:val="bullet"/>
+      <w:lvlText w:val=""/>
+      <w:lvlJc w:val="left"/>
+      <w:pPr>
+        <w:tabs>
+          <w:tab w:val="num" w:pos="5040"/>
+        </w:tabs>
+        <w:ind w:left="5040" w:hanging="360"/>
+      </w:pPr>
+      <w:rPr>
+        <w:rFonts w:ascii="Wingdings" w:hAnsi="Wingdings" w:hint="default"/>
+        <w:sz w:val="20"/>
+      </w:rPr>
+    </w:lvl>
+    <w:lvl w:ilvl="7" w:tentative="1">
+      <w:start w:val="1"/>
+      <w:numFmt w:val="bullet"/>
+      <w:lvlText w:val=""/>
+      <w:lvlJc w:val="left"/>
+      <w:pPr>
+        <w:tabs>
+          <w:tab w:val="num" w:pos="5760"/>
+        </w:tabs>
+        <w:ind w:left="5760" w:hanging="360"/>
+      </w:pPr>
+      <w:rPr>
+        <w:rFonts w:ascii="Wingdings" w:hAnsi="Wingdings" w:hint="default"/>
+        <w:sz w:val="20"/>
+      </w:rPr>
+    </w:lvl>
+    <w:lvl w:ilvl="8" w:tentative="1">
+      <w:start w:val="1"/>
+      <w:numFmt w:val="bullet"/>
+      <w:lvlText w:val=""/>
+      <w:lvlJc w:val="left"/>
+      <w:pPr>
+        <w:tabs>
+          <w:tab w:val="num" w:pos="6480"/>
+        </w:tabs>
+        <w:ind w:left="6480" w:hanging="360"/>
+      </w:pPr>
+      <w:rPr>
+        <w:rFonts w:ascii="Wingdings" w:hAnsi="Wingdings" w:hint="default"/>
+        <w:sz w:val="20"/>
+      </w:rPr>
+    </w:lvl>
+  </w:abstractNum>
+  <w:abstractNum w:abstractNumId="31" w15:restartNumberingAfterBreak="0">
+    <w:nsid w:val="57FD53D3"/>
+    <w:multiLevelType w:val="multilevel"/>
+    <w:tmpl w:val="30105F0C"/>
+    <w:lvl w:ilvl="0">
+      <w:start w:val="1"/>
+      <w:numFmt w:val="bullet"/>
+      <w:lvlText w:val=""/>
+      <w:lvlJc w:val="left"/>
+      <w:pPr>
+        <w:tabs>
+          <w:tab w:val="num" w:pos="720"/>
+        </w:tabs>
+        <w:ind w:left="720" w:hanging="360"/>
+      </w:pPr>
+      <w:rPr>
+        <w:rFonts w:ascii="Symbol" w:hAnsi="Symbol" w:hint="default"/>
+        <w:sz w:val="20"/>
+      </w:rPr>
+    </w:lvl>
+    <w:lvl w:ilvl="1" w:tentative="1">
+      <w:start w:val="1"/>
+      <w:numFmt w:val="bullet"/>
+      <w:lvlText w:val="o"/>
+      <w:lvlJc w:val="left"/>
+      <w:pPr>
+        <w:tabs>
+          <w:tab w:val="num" w:pos="1440"/>
+        </w:tabs>
+        <w:ind w:left="1440" w:hanging="360"/>
+      </w:pPr>
+      <w:rPr>
+        <w:rFonts w:ascii="Courier New" w:hAnsi="Courier New" w:hint="default"/>
+        <w:sz w:val="20"/>
+      </w:rPr>
+    </w:lvl>
+    <w:lvl w:ilvl="2" w:tentative="1">
+      <w:start w:val="1"/>
+      <w:numFmt w:val="bullet"/>
+      <w:lvlText w:val=""/>
+      <w:lvlJc w:val="left"/>
+      <w:pPr>
+        <w:tabs>
+          <w:tab w:val="num" w:pos="2160"/>
+        </w:tabs>
+        <w:ind w:left="2160" w:hanging="360"/>
+      </w:pPr>
+      <w:rPr>
+        <w:rFonts w:ascii="Wingdings" w:hAnsi="Wingdings" w:hint="default"/>
+        <w:sz w:val="20"/>
+      </w:rPr>
+    </w:lvl>
+    <w:lvl w:ilvl="3" w:tentative="1">
+      <w:start w:val="1"/>
+      <w:numFmt w:val="bullet"/>
+      <w:lvlText w:val=""/>
+      <w:lvlJc w:val="left"/>
+      <w:pPr>
+        <w:tabs>
+          <w:tab w:val="num" w:pos="2880"/>
+        </w:tabs>
+        <w:ind w:left="2880" w:hanging="360"/>
+      </w:pPr>
+      <w:rPr>
+        <w:rFonts w:ascii="Wingdings" w:hAnsi="Wingdings" w:hint="default"/>
+        <w:sz w:val="20"/>
+      </w:rPr>
+    </w:lvl>
+    <w:lvl w:ilvl="4" w:tentative="1">
+      <w:start w:val="1"/>
+      <w:numFmt w:val="bullet"/>
+      <w:lvlText w:val=""/>
+      <w:lvlJc w:val="left"/>
+      <w:pPr>
+        <w:tabs>
+          <w:tab w:val="num" w:pos="3600"/>
+        </w:tabs>
+        <w:ind w:left="3600" w:hanging="360"/>
+      </w:pPr>
+      <w:rPr>
+        <w:rFonts w:ascii="Wingdings" w:hAnsi="Wingdings" w:hint="default"/>
+        <w:sz w:val="20"/>
+      </w:rPr>
+    </w:lvl>
+    <w:lvl w:ilvl="5" w:tentative="1">
+      <w:start w:val="1"/>
+      <w:numFmt w:val="bullet"/>
+      <w:lvlText w:val=""/>
+      <w:lvlJc w:val="left"/>
+      <w:pPr>
+        <w:tabs>
+          <w:tab w:val="num" w:pos="4320"/>
+        </w:tabs>
+        <w:ind w:left="4320" w:hanging="360"/>
+      </w:pPr>
+      <w:rPr>
+        <w:rFonts w:ascii="Wingdings" w:hAnsi="Wingdings" w:hint="default"/>
+        <w:sz w:val="20"/>
+      </w:rPr>
+    </w:lvl>
+    <w:lvl w:ilvl="6" w:tentative="1">
+      <w:start w:val="1"/>
+      <w:numFmt w:val="bullet"/>
+      <w:lvlText w:val=""/>
+      <w:lvlJc w:val="left"/>
+      <w:pPr>
+        <w:tabs>
+          <w:tab w:val="num" w:pos="5040"/>
+        </w:tabs>
+        <w:ind w:left="5040" w:hanging="360"/>
+      </w:pPr>
+      <w:rPr>
+        <w:rFonts w:ascii="Wingdings" w:hAnsi="Wingdings" w:hint="default"/>
+        <w:sz w:val="20"/>
+      </w:rPr>
+    </w:lvl>
+    <w:lvl w:ilvl="7" w:tentative="1">
+      <w:start w:val="1"/>
+      <w:numFmt w:val="bullet"/>
+      <w:lvlText w:val=""/>
+      <w:lvlJc w:val="left"/>
+      <w:pPr>
+        <w:tabs>
+          <w:tab w:val="num" w:pos="5760"/>
+        </w:tabs>
+        <w:ind w:left="5760" w:hanging="360"/>
+      </w:pPr>
+      <w:rPr>
+        <w:rFonts w:ascii="Wingdings" w:hAnsi="Wingdings" w:hint="default"/>
+        <w:sz w:val="20"/>
+      </w:rPr>
+    </w:lvl>
+    <w:lvl w:ilvl="8" w:tentative="1">
+      <w:start w:val="1"/>
+      <w:numFmt w:val="bullet"/>
+      <w:lvlText w:val=""/>
+      <w:lvlJc w:val="left"/>
+      <w:pPr>
+        <w:tabs>
+          <w:tab w:val="num" w:pos="6480"/>
+        </w:tabs>
+        <w:ind w:left="6480" w:hanging="360"/>
+      </w:pPr>
+      <w:rPr>
+        <w:rFonts w:ascii="Wingdings" w:hAnsi="Wingdings" w:hint="default"/>
+        <w:sz w:val="20"/>
+      </w:rPr>
+    </w:lvl>
+  </w:abstractNum>
+  <w:abstractNum w:abstractNumId="32" w15:restartNumberingAfterBreak="0">
+    <w:nsid w:val="581D1C1B"/>
+    <w:multiLevelType w:val="multilevel"/>
+    <w:tmpl w:val="C570D7A0"/>
+    <w:lvl w:ilvl="0">
+      <w:start w:val="1"/>
+      <w:numFmt w:val="bullet"/>
+      <w:lvlText w:val=""/>
+      <w:lvlJc w:val="left"/>
+      <w:pPr>
+        <w:tabs>
+          <w:tab w:val="num" w:pos="720"/>
+        </w:tabs>
+        <w:ind w:left="720" w:hanging="360"/>
+      </w:pPr>
+      <w:rPr>
+        <w:rFonts w:ascii="Symbol" w:hAnsi="Symbol" w:hint="default"/>
+        <w:sz w:val="20"/>
+      </w:rPr>
+    </w:lvl>
+    <w:lvl w:ilvl="1" w:tentative="1">
+      <w:start w:val="1"/>
+      <w:numFmt w:val="bullet"/>
+      <w:lvlText w:val="o"/>
+      <w:lvlJc w:val="left"/>
+      <w:pPr>
+        <w:tabs>
+          <w:tab w:val="num" w:pos="1440"/>
+        </w:tabs>
+        <w:ind w:left="1440" w:hanging="360"/>
+      </w:pPr>
+      <w:rPr>
+        <w:rFonts w:ascii="Courier New" w:hAnsi="Courier New" w:hint="default"/>
+        <w:sz w:val="20"/>
+      </w:rPr>
+    </w:lvl>
+    <w:lvl w:ilvl="2" w:tentative="1">
+      <w:start w:val="1"/>
+      <w:numFmt w:val="bullet"/>
+      <w:lvlText w:val=""/>
+      <w:lvlJc w:val="left"/>
+      <w:pPr>
+        <w:tabs>
+          <w:tab w:val="num" w:pos="2160"/>
+        </w:tabs>
+        <w:ind w:left="2160" w:hanging="360"/>
+      </w:pPr>
+      <w:rPr>
+        <w:rFonts w:ascii="Wingdings" w:hAnsi="Wingdings" w:hint="default"/>
+        <w:sz w:val="20"/>
+      </w:rPr>
+    </w:lvl>
+    <w:lvl w:ilvl="3" w:tentative="1">
+      <w:start w:val="1"/>
+      <w:numFmt w:val="bullet"/>
+      <w:lvlText w:val=""/>
+      <w:lvlJc w:val="left"/>
+      <w:pPr>
+        <w:tabs>
+          <w:tab w:val="num" w:pos="2880"/>
+        </w:tabs>
+        <w:ind w:left="2880" w:hanging="360"/>
+      </w:pPr>
+      <w:rPr>
+        <w:rFonts w:ascii="Wingdings" w:hAnsi="Wingdings" w:hint="default"/>
+        <w:sz w:val="20"/>
+      </w:rPr>
+    </w:lvl>
+    <w:lvl w:ilvl="4" w:tentative="1">
+      <w:start w:val="1"/>
+      <w:numFmt w:val="bullet"/>
+      <w:lvlText w:val=""/>
+      <w:lvlJc w:val="left"/>
+      <w:pPr>
+        <w:tabs>
+          <w:tab w:val="num" w:pos="3600"/>
+        </w:tabs>
+        <w:ind w:left="3600" w:hanging="360"/>
+      </w:pPr>
+      <w:rPr>
+        <w:rFonts w:ascii="Wingdings" w:hAnsi="Wingdings" w:hint="default"/>
+        <w:sz w:val="20"/>
+      </w:rPr>
+    </w:lvl>
+    <w:lvl w:ilvl="5" w:tentative="1">
+      <w:start w:val="1"/>
+      <w:numFmt w:val="bullet"/>
+      <w:lvlText w:val=""/>
+      <w:lvlJc w:val="left"/>
+      <w:pPr>
+        <w:tabs>
+          <w:tab w:val="num" w:pos="4320"/>
+        </w:tabs>
+        <w:ind w:left="4320" w:hanging="360"/>
+      </w:pPr>
+      <w:rPr>
+        <w:rFonts w:ascii="Wingdings" w:hAnsi="Wingdings" w:hint="default"/>
+        <w:sz w:val="20"/>
+      </w:rPr>
+    </w:lvl>
+    <w:lvl w:ilvl="6" w:tentative="1">
+      <w:start w:val="1"/>
+      <w:numFmt w:val="bullet"/>
+      <w:lvlText w:val=""/>
+      <w:lvlJc w:val="left"/>
+      <w:pPr>
+        <w:tabs>
+          <w:tab w:val="num" w:pos="5040"/>
+        </w:tabs>
+        <w:ind w:left="5040" w:hanging="360"/>
+      </w:pPr>
+      <w:rPr>
+        <w:rFonts w:ascii="Wingdings" w:hAnsi="Wingdings" w:hint="default"/>
+        <w:sz w:val="20"/>
+      </w:rPr>
+    </w:lvl>
+    <w:lvl w:ilvl="7" w:tentative="1">
+      <w:start w:val="1"/>
+      <w:numFmt w:val="bullet"/>
+      <w:lvlText w:val=""/>
+      <w:lvlJc w:val="left"/>
+      <w:pPr>
+        <w:tabs>
+          <w:tab w:val="num" w:pos="5760"/>
+        </w:tabs>
+        <w:ind w:left="5760" w:hanging="360"/>
+      </w:pPr>
+      <w:rPr>
+        <w:rFonts w:ascii="Wingdings" w:hAnsi="Wingdings" w:hint="default"/>
+        <w:sz w:val="20"/>
+      </w:rPr>
+    </w:lvl>
+    <w:lvl w:ilvl="8" w:tentative="1">
+      <w:start w:val="1"/>
+      <w:numFmt w:val="bullet"/>
+      <w:lvlText w:val=""/>
+      <w:lvlJc w:val="left"/>
+      <w:pPr>
+        <w:tabs>
+          <w:tab w:val="num" w:pos="6480"/>
+        </w:tabs>
+        <w:ind w:left="6480" w:hanging="360"/>
+      </w:pPr>
+      <w:rPr>
+        <w:rFonts w:ascii="Wingdings" w:hAnsi="Wingdings" w:hint="default"/>
+        <w:sz w:val="20"/>
+      </w:rPr>
+    </w:lvl>
+  </w:abstractNum>
+  <w:abstractNum w:abstractNumId="33" w15:restartNumberingAfterBreak="0">
+    <w:nsid w:val="581F676B"/>
+    <w:multiLevelType w:val="multilevel"/>
+    <w:tmpl w:val="7AC42A0C"/>
+    <w:lvl w:ilvl="0">
+      <w:start w:val="1"/>
+      <w:numFmt w:val="bullet"/>
+      <w:lvlText w:val=""/>
+      <w:lvlJc w:val="left"/>
+      <w:pPr>
+        <w:tabs>
+          <w:tab w:val="num" w:pos="720"/>
+        </w:tabs>
+        <w:ind w:left="720" w:hanging="360"/>
+      </w:pPr>
+      <w:rPr>
+        <w:rFonts w:ascii="Symbol" w:hAnsi="Symbol" w:hint="default"/>
+        <w:sz w:val="20"/>
+      </w:rPr>
+    </w:lvl>
+    <w:lvl w:ilvl="1" w:tentative="1">
+      <w:start w:val="1"/>
+      <w:numFmt w:val="bullet"/>
+      <w:lvlText w:val="o"/>
+      <w:lvlJc w:val="left"/>
+      <w:pPr>
+        <w:tabs>
+          <w:tab w:val="num" w:pos="1440"/>
+        </w:tabs>
+        <w:ind w:left="1440" w:hanging="360"/>
+      </w:pPr>
+      <w:rPr>
+        <w:rFonts w:ascii="Courier New" w:hAnsi="Courier New" w:hint="default"/>
+        <w:sz w:val="20"/>
+      </w:rPr>
+    </w:lvl>
+    <w:lvl w:ilvl="2" w:tentative="1">
+      <w:start w:val="1"/>
+      <w:numFmt w:val="bullet"/>
+      <w:lvlText w:val=""/>
+      <w:lvlJc w:val="left"/>
+      <w:pPr>
+        <w:tabs>
+          <w:tab w:val="num" w:pos="2160"/>
+        </w:tabs>
+        <w:ind w:left="2160" w:hanging="360"/>
+      </w:pPr>
+      <w:rPr>
+        <w:rFonts w:ascii="Wingdings" w:hAnsi="Wingdings" w:hint="default"/>
+        <w:sz w:val="20"/>
+      </w:rPr>
+    </w:lvl>
+    <w:lvl w:ilvl="3" w:tentative="1">
+      <w:start w:val="1"/>
+      <w:numFmt w:val="bullet"/>
+      <w:lvlText w:val=""/>
+      <w:lvlJc w:val="left"/>
+      <w:pPr>
+        <w:tabs>
+          <w:tab w:val="num" w:pos="2880"/>
+        </w:tabs>
+        <w:ind w:left="2880" w:hanging="360"/>
+      </w:pPr>
+      <w:rPr>
+        <w:rFonts w:ascii="Wingdings" w:hAnsi="Wingdings" w:hint="default"/>
+        <w:sz w:val="20"/>
+      </w:rPr>
+    </w:lvl>
+    <w:lvl w:ilvl="4" w:tentative="1">
+      <w:start w:val="1"/>
+      <w:numFmt w:val="bullet"/>
+      <w:lvlText w:val=""/>
+      <w:lvlJc w:val="left"/>
+      <w:pPr>
+        <w:tabs>
+          <w:tab w:val="num" w:pos="3600"/>
+        </w:tabs>
+        <w:ind w:left="3600" w:hanging="360"/>
+      </w:pPr>
+      <w:rPr>
+        <w:rFonts w:ascii="Wingdings" w:hAnsi="Wingdings" w:hint="default"/>
+        <w:sz w:val="20"/>
+      </w:rPr>
+    </w:lvl>
+    <w:lvl w:ilvl="5" w:tentative="1">
+      <w:start w:val="1"/>
+      <w:numFmt w:val="bullet"/>
+      <w:lvlText w:val=""/>
+      <w:lvlJc w:val="left"/>
+      <w:pPr>
+        <w:tabs>
+          <w:tab w:val="num" w:pos="4320"/>
+        </w:tabs>
+        <w:ind w:left="4320" w:hanging="360"/>
+      </w:pPr>
+      <w:rPr>
+        <w:rFonts w:ascii="Wingdings" w:hAnsi="Wingdings" w:hint="default"/>
+        <w:sz w:val="20"/>
+      </w:rPr>
+    </w:lvl>
+    <w:lvl w:ilvl="6" w:tentative="1">
+      <w:start w:val="1"/>
+      <w:numFmt w:val="bullet"/>
+      <w:lvlText w:val=""/>
+      <w:lvlJc w:val="left"/>
+      <w:pPr>
+        <w:tabs>
+          <w:tab w:val="num" w:pos="5040"/>
+        </w:tabs>
+        <w:ind w:left="5040" w:hanging="360"/>
+      </w:pPr>
+      <w:rPr>
+        <w:rFonts w:ascii="Wingdings" w:hAnsi="Wingdings" w:hint="default"/>
+        <w:sz w:val="20"/>
+      </w:rPr>
+    </w:lvl>
+    <w:lvl w:ilvl="7" w:tentative="1">
+      <w:start w:val="1"/>
+      <w:numFmt w:val="bullet"/>
+      <w:lvlText w:val=""/>
+      <w:lvlJc w:val="left"/>
+      <w:pPr>
+        <w:tabs>
+          <w:tab w:val="num" w:pos="5760"/>
+        </w:tabs>
+        <w:ind w:left="5760" w:hanging="360"/>
+      </w:pPr>
+      <w:rPr>
+        <w:rFonts w:ascii="Wingdings" w:hAnsi="Wingdings" w:hint="default"/>
+        <w:sz w:val="20"/>
+      </w:rPr>
+    </w:lvl>
+    <w:lvl w:ilvl="8" w:tentative="1">
+      <w:start w:val="1"/>
+      <w:numFmt w:val="bullet"/>
+      <w:lvlText w:val=""/>
+      <w:lvlJc w:val="left"/>
+      <w:pPr>
+        <w:tabs>
+          <w:tab w:val="num" w:pos="6480"/>
+        </w:tabs>
+        <w:ind w:left="6480" w:hanging="360"/>
+      </w:pPr>
+      <w:rPr>
+        <w:rFonts w:ascii="Wingdings" w:hAnsi="Wingdings" w:hint="default"/>
+        <w:sz w:val="20"/>
+      </w:rPr>
+    </w:lvl>
+  </w:abstractNum>
+  <w:abstractNum w:abstractNumId="34" w15:restartNumberingAfterBreak="0">
+    <w:nsid w:val="5B325B07"/>
+    <w:multiLevelType w:val="multilevel"/>
+    <w:tmpl w:val="DD66556C"/>
+    <w:lvl w:ilvl="0">
+      <w:start w:val="1"/>
+      <w:numFmt w:val="bullet"/>
+      <w:lvlText w:val=""/>
+      <w:lvlJc w:val="left"/>
+      <w:pPr>
+        <w:tabs>
+          <w:tab w:val="num" w:pos="720"/>
+        </w:tabs>
+        <w:ind w:left="720" w:hanging="360"/>
+      </w:pPr>
+      <w:rPr>
+        <w:rFonts w:ascii="Symbol" w:hAnsi="Symbol" w:hint="default"/>
+        <w:sz w:val="20"/>
+      </w:rPr>
+    </w:lvl>
+    <w:lvl w:ilvl="1" w:tentative="1">
+      <w:start w:val="1"/>
+      <w:numFmt w:val="bullet"/>
+      <w:lvlText w:val="o"/>
+      <w:lvlJc w:val="left"/>
+      <w:pPr>
+        <w:tabs>
+          <w:tab w:val="num" w:pos="1440"/>
+        </w:tabs>
+        <w:ind w:left="1440" w:hanging="360"/>
+      </w:pPr>
+      <w:rPr>
+        <w:rFonts w:ascii="Courier New" w:hAnsi="Courier New" w:hint="default"/>
+        <w:sz w:val="20"/>
+      </w:rPr>
+    </w:lvl>
+    <w:lvl w:ilvl="2" w:tentative="1">
+      <w:start w:val="1"/>
+      <w:numFmt w:val="bullet"/>
+      <w:lvlText w:val=""/>
+      <w:lvlJc w:val="left"/>
+      <w:pPr>
+        <w:tabs>
+          <w:tab w:val="num" w:pos="2160"/>
+        </w:tabs>
+        <w:ind w:left="2160" w:hanging="360"/>
+      </w:pPr>
+      <w:rPr>
+        <w:rFonts w:ascii="Wingdings" w:hAnsi="Wingdings" w:hint="default"/>
+        <w:sz w:val="20"/>
+      </w:rPr>
+    </w:lvl>
+    <w:lvl w:ilvl="3" w:tentative="1">
+      <w:start w:val="1"/>
+      <w:numFmt w:val="bullet"/>
+      <w:lvlText w:val=""/>
+      <w:lvlJc w:val="left"/>
+      <w:pPr>
+        <w:tabs>
+          <w:tab w:val="num" w:pos="2880"/>
+        </w:tabs>
+        <w:ind w:left="2880" w:hanging="360"/>
+      </w:pPr>
+      <w:rPr>
+        <w:rFonts w:ascii="Wingdings" w:hAnsi="Wingdings" w:hint="default"/>
+        <w:sz w:val="20"/>
+      </w:rPr>
+    </w:lvl>
+    <w:lvl w:ilvl="4" w:tentative="1">
+      <w:start w:val="1"/>
+      <w:numFmt w:val="bullet"/>
+      <w:lvlText w:val=""/>
+      <w:lvlJc w:val="left"/>
+      <w:pPr>
+        <w:tabs>
+          <w:tab w:val="num" w:pos="3600"/>
+        </w:tabs>
+        <w:ind w:left="3600" w:hanging="360"/>
+      </w:pPr>
+      <w:rPr>
+        <w:rFonts w:ascii="Wingdings" w:hAnsi="Wingdings" w:hint="default"/>
+        <w:sz w:val="20"/>
+      </w:rPr>
+    </w:lvl>
+    <w:lvl w:ilvl="5" w:tentative="1">
+      <w:start w:val="1"/>
+      <w:numFmt w:val="bullet"/>
+      <w:lvlText w:val=""/>
+      <w:lvlJc w:val="left"/>
+      <w:pPr>
+        <w:tabs>
+          <w:tab w:val="num" w:pos="4320"/>
+        </w:tabs>
+        <w:ind w:left="4320" w:hanging="360"/>
+      </w:pPr>
+      <w:rPr>
+        <w:rFonts w:ascii="Wingdings" w:hAnsi="Wingdings" w:hint="default"/>
+        <w:sz w:val="20"/>
+      </w:rPr>
+    </w:lvl>
+    <w:lvl w:ilvl="6" w:tentative="1">
+      <w:start w:val="1"/>
+      <w:numFmt w:val="bullet"/>
+      <w:lvlText w:val=""/>
+      <w:lvlJc w:val="left"/>
+      <w:pPr>
+        <w:tabs>
+          <w:tab w:val="num" w:pos="5040"/>
+        </w:tabs>
+        <w:ind w:left="5040" w:hanging="360"/>
+      </w:pPr>
+      <w:rPr>
+        <w:rFonts w:ascii="Wingdings" w:hAnsi="Wingdings" w:hint="default"/>
+        <w:sz w:val="20"/>
+      </w:rPr>
+    </w:lvl>
+    <w:lvl w:ilvl="7" w:tentative="1">
+      <w:start w:val="1"/>
+      <w:numFmt w:val="bullet"/>
+      <w:lvlText w:val=""/>
+      <w:lvlJc w:val="left"/>
+      <w:pPr>
+        <w:tabs>
+          <w:tab w:val="num" w:pos="5760"/>
+        </w:tabs>
+        <w:ind w:left="5760" w:hanging="360"/>
+      </w:pPr>
+      <w:rPr>
+        <w:rFonts w:ascii="Wingdings" w:hAnsi="Wingdings" w:hint="default"/>
+        <w:sz w:val="20"/>
+      </w:rPr>
+    </w:lvl>
+    <w:lvl w:ilvl="8" w:tentative="1">
+      <w:start w:val="1"/>
+      <w:numFmt w:val="bullet"/>
+      <w:lvlText w:val=""/>
+      <w:lvlJc w:val="left"/>
+      <w:pPr>
+        <w:tabs>
+          <w:tab w:val="num" w:pos="6480"/>
+        </w:tabs>
+        <w:ind w:left="6480" w:hanging="360"/>
+      </w:pPr>
+      <w:rPr>
+        <w:rFonts w:ascii="Wingdings" w:hAnsi="Wingdings" w:hint="default"/>
+        <w:sz w:val="20"/>
+      </w:rPr>
+    </w:lvl>
+  </w:abstractNum>
+  <w:abstractNum w:abstractNumId="35" w15:restartNumberingAfterBreak="0">
+    <w:nsid w:val="5C770B58"/>
+    <w:multiLevelType w:val="multilevel"/>
+    <w:tmpl w:val="AE5EC3C2"/>
+    <w:lvl w:ilvl="0">
+      <w:start w:val="1"/>
+      <w:numFmt w:val="bullet"/>
+      <w:lvlText w:val=""/>
+      <w:lvlJc w:val="left"/>
+      <w:pPr>
+        <w:tabs>
+          <w:tab w:val="num" w:pos="720"/>
+        </w:tabs>
+        <w:ind w:left="720" w:hanging="360"/>
+      </w:pPr>
+      <w:rPr>
+        <w:rFonts w:ascii="Symbol" w:hAnsi="Symbol" w:hint="default"/>
+        <w:sz w:val="20"/>
+      </w:rPr>
+    </w:lvl>
+    <w:lvl w:ilvl="1" w:tentative="1">
+      <w:start w:val="1"/>
+      <w:numFmt w:val="bullet"/>
+      <w:lvlText w:val="o"/>
+      <w:lvlJc w:val="left"/>
+      <w:pPr>
+        <w:tabs>
+          <w:tab w:val="num" w:pos="1440"/>
+        </w:tabs>
+        <w:ind w:left="1440" w:hanging="360"/>
+      </w:pPr>
+      <w:rPr>
+        <w:rFonts w:ascii="Courier New" w:hAnsi="Courier New" w:hint="default"/>
+        <w:sz w:val="20"/>
+      </w:rPr>
+    </w:lvl>
+    <w:lvl w:ilvl="2" w:tentative="1">
+      <w:start w:val="1"/>
+      <w:numFmt w:val="bullet"/>
+      <w:lvlText w:val=""/>
+      <w:lvlJc w:val="left"/>
+      <w:pPr>
+        <w:tabs>
+          <w:tab w:val="num" w:pos="2160"/>
+        </w:tabs>
+        <w:ind w:left="2160" w:hanging="360"/>
+      </w:pPr>
+      <w:rPr>
+        <w:rFonts w:ascii="Wingdings" w:hAnsi="Wingdings" w:hint="default"/>
+        <w:sz w:val="20"/>
+      </w:rPr>
+    </w:lvl>
+    <w:lvl w:ilvl="3" w:tentative="1">
+      <w:start w:val="1"/>
+      <w:numFmt w:val="bullet"/>
+      <w:lvlText w:val=""/>
+      <w:lvlJc w:val="left"/>
+      <w:pPr>
+        <w:tabs>
+          <w:tab w:val="num" w:pos="2880"/>
+        </w:tabs>
+        <w:ind w:left="2880" w:hanging="360"/>
+      </w:pPr>
+      <w:rPr>
+        <w:rFonts w:ascii="Wingdings" w:hAnsi="Wingdings" w:hint="default"/>
+        <w:sz w:val="20"/>
+      </w:rPr>
+    </w:lvl>
+    <w:lvl w:ilvl="4" w:tentative="1">
+      <w:start w:val="1"/>
+      <w:numFmt w:val="bullet"/>
+      <w:lvlText w:val=""/>
+      <w:lvlJc w:val="left"/>
+      <w:pPr>
+        <w:tabs>
+          <w:tab w:val="num" w:pos="3600"/>
+        </w:tabs>
+        <w:ind w:left="3600" w:hanging="360"/>
+      </w:pPr>
+      <w:rPr>
+        <w:rFonts w:ascii="Wingdings" w:hAnsi="Wingdings" w:hint="default"/>
+        <w:sz w:val="20"/>
+      </w:rPr>
+    </w:lvl>
+    <w:lvl w:ilvl="5" w:tentative="1">
+      <w:start w:val="1"/>
+      <w:numFmt w:val="bullet"/>
+      <w:lvlText w:val=""/>
+      <w:lvlJc w:val="left"/>
+      <w:pPr>
+        <w:tabs>
+          <w:tab w:val="num" w:pos="4320"/>
+        </w:tabs>
+        <w:ind w:left="4320" w:hanging="360"/>
+      </w:pPr>
+      <w:rPr>
+        <w:rFonts w:ascii="Wingdings" w:hAnsi="Wingdings" w:hint="default"/>
+        <w:sz w:val="20"/>
+      </w:rPr>
+    </w:lvl>
+    <w:lvl w:ilvl="6" w:tentative="1">
+      <w:start w:val="1"/>
+      <w:numFmt w:val="bullet"/>
+      <w:lvlText w:val=""/>
+      <w:lvlJc w:val="left"/>
+      <w:pPr>
+        <w:tabs>
+          <w:tab w:val="num" w:pos="5040"/>
+        </w:tabs>
+        <w:ind w:left="5040" w:hanging="360"/>
+      </w:pPr>
+      <w:rPr>
+        <w:rFonts w:ascii="Wingdings" w:hAnsi="Wingdings" w:hint="default"/>
+        <w:sz w:val="20"/>
+      </w:rPr>
+    </w:lvl>
+    <w:lvl w:ilvl="7" w:tentative="1">
+      <w:start w:val="1"/>
+      <w:numFmt w:val="bullet"/>
+      <w:lvlText w:val=""/>
+      <w:lvlJc w:val="left"/>
+      <w:pPr>
+        <w:tabs>
+          <w:tab w:val="num" w:pos="5760"/>
+        </w:tabs>
+        <w:ind w:left="5760" w:hanging="360"/>
+      </w:pPr>
+      <w:rPr>
+        <w:rFonts w:ascii="Wingdings" w:hAnsi="Wingdings" w:hint="default"/>
+        <w:sz w:val="20"/>
+      </w:rPr>
+    </w:lvl>
+    <w:lvl w:ilvl="8" w:tentative="1">
+      <w:start w:val="1"/>
+      <w:numFmt w:val="bullet"/>
+      <w:lvlText w:val=""/>
+      <w:lvlJc w:val="left"/>
+      <w:pPr>
+        <w:tabs>
+          <w:tab w:val="num" w:pos="6480"/>
+        </w:tabs>
+        <w:ind w:left="6480" w:hanging="360"/>
+      </w:pPr>
+      <w:rPr>
+        <w:rFonts w:ascii="Wingdings" w:hAnsi="Wingdings" w:hint="default"/>
+        <w:sz w:val="20"/>
+      </w:rPr>
+    </w:lvl>
+  </w:abstractNum>
+  <w:abstractNum w:abstractNumId="36" w15:restartNumberingAfterBreak="0">
+    <w:nsid w:val="613B729E"/>
+    <w:multiLevelType w:val="multilevel"/>
+    <w:tmpl w:val="AD1CC074"/>
+    <w:lvl w:ilvl="0">
+      <w:start w:val="1"/>
+      <w:numFmt w:val="bullet"/>
+      <w:lvlText w:val=""/>
+      <w:lvlJc w:val="left"/>
+      <w:pPr>
+        <w:tabs>
+          <w:tab w:val="num" w:pos="720"/>
+        </w:tabs>
+        <w:ind w:left="720" w:hanging="360"/>
+      </w:pPr>
+      <w:rPr>
+        <w:rFonts w:ascii="Symbol" w:hAnsi="Symbol" w:hint="default"/>
+        <w:sz w:val="20"/>
+      </w:rPr>
+    </w:lvl>
+    <w:lvl w:ilvl="1" w:tentative="1">
+      <w:start w:val="1"/>
+      <w:numFmt w:val="bullet"/>
+      <w:lvlText w:val="o"/>
+      <w:lvlJc w:val="left"/>
+      <w:pPr>
+        <w:tabs>
+          <w:tab w:val="num" w:pos="1440"/>
+        </w:tabs>
+        <w:ind w:left="1440" w:hanging="360"/>
+      </w:pPr>
+      <w:rPr>
+        <w:rFonts w:ascii="Courier New" w:hAnsi="Courier New" w:hint="default"/>
+        <w:sz w:val="20"/>
+      </w:rPr>
+    </w:lvl>
+    <w:lvl w:ilvl="2" w:tentative="1">
+      <w:start w:val="1"/>
+      <w:numFmt w:val="bullet"/>
+      <w:lvlText w:val=""/>
+      <w:lvlJc w:val="left"/>
+      <w:pPr>
+        <w:tabs>
+          <w:tab w:val="num" w:pos="2160"/>
+        </w:tabs>
+        <w:ind w:left="2160" w:hanging="360"/>
+      </w:pPr>
+      <w:rPr>
+        <w:rFonts w:ascii="Wingdings" w:hAnsi="Wingdings" w:hint="default"/>
+        <w:sz w:val="20"/>
+      </w:rPr>
+    </w:lvl>
+    <w:lvl w:ilvl="3" w:tentative="1">
+      <w:start w:val="1"/>
+      <w:numFmt w:val="bullet"/>
+      <w:lvlText w:val=""/>
+      <w:lvlJc w:val="left"/>
+      <w:pPr>
+        <w:tabs>
+          <w:tab w:val="num" w:pos="2880"/>
+        </w:tabs>
+        <w:ind w:left="2880" w:hanging="360"/>
+      </w:pPr>
+      <w:rPr>
+        <w:rFonts w:ascii="Wingdings" w:hAnsi="Wingdings" w:hint="default"/>
+        <w:sz w:val="20"/>
+      </w:rPr>
+    </w:lvl>
+    <w:lvl w:ilvl="4" w:tentative="1">
+      <w:start w:val="1"/>
+      <w:numFmt w:val="bullet"/>
+      <w:lvlText w:val=""/>
+      <w:lvlJc w:val="left"/>
+      <w:pPr>
+        <w:tabs>
+          <w:tab w:val="num" w:pos="3600"/>
+        </w:tabs>
+        <w:ind w:left="3600" w:hanging="360"/>
+      </w:pPr>
+      <w:rPr>
+        <w:rFonts w:ascii="Wingdings" w:hAnsi="Wingdings" w:hint="default"/>
+        <w:sz w:val="20"/>
+      </w:rPr>
+    </w:lvl>
+    <w:lvl w:ilvl="5" w:tentative="1">
+      <w:start w:val="1"/>
+      <w:numFmt w:val="bullet"/>
+      <w:lvlText w:val=""/>
+      <w:lvlJc w:val="left"/>
+      <w:pPr>
+        <w:tabs>
+          <w:tab w:val="num" w:pos="4320"/>
+        </w:tabs>
+        <w:ind w:left="4320" w:hanging="360"/>
+      </w:pPr>
+      <w:rPr>
+        <w:rFonts w:ascii="Wingdings" w:hAnsi="Wingdings" w:hint="default"/>
+        <w:sz w:val="20"/>
+      </w:rPr>
+    </w:lvl>
+    <w:lvl w:ilvl="6" w:tentative="1">
+      <w:start w:val="1"/>
+      <w:numFmt w:val="bullet"/>
+      <w:lvlText w:val=""/>
+      <w:lvlJc w:val="left"/>
+      <w:pPr>
+        <w:tabs>
+          <w:tab w:val="num" w:pos="5040"/>
+        </w:tabs>
+        <w:ind w:left="5040" w:hanging="360"/>
+      </w:pPr>
+      <w:rPr>
+        <w:rFonts w:ascii="Wingdings" w:hAnsi="Wingdings" w:hint="default"/>
+        <w:sz w:val="20"/>
+      </w:rPr>
+    </w:lvl>
+    <w:lvl w:ilvl="7" w:tentative="1">
+      <w:start w:val="1"/>
+      <w:numFmt w:val="bullet"/>
+      <w:lvlText w:val=""/>
+      <w:lvlJc w:val="left"/>
+      <w:pPr>
+        <w:tabs>
+          <w:tab w:val="num" w:pos="5760"/>
+        </w:tabs>
+        <w:ind w:left="5760" w:hanging="360"/>
+      </w:pPr>
+      <w:rPr>
+        <w:rFonts w:ascii="Wingdings" w:hAnsi="Wingdings" w:hint="default"/>
+        <w:sz w:val="20"/>
+      </w:rPr>
+    </w:lvl>
+    <w:lvl w:ilvl="8" w:tentative="1">
+      <w:start w:val="1"/>
+      <w:numFmt w:val="bullet"/>
+      <w:lvlText w:val=""/>
+      <w:lvlJc w:val="left"/>
+      <w:pPr>
+        <w:tabs>
+          <w:tab w:val="num" w:pos="6480"/>
+        </w:tabs>
+        <w:ind w:left="6480" w:hanging="360"/>
+      </w:pPr>
+      <w:rPr>
+        <w:rFonts w:ascii="Wingdings" w:hAnsi="Wingdings" w:hint="default"/>
+        <w:sz w:val="20"/>
+      </w:rPr>
+    </w:lvl>
+  </w:abstractNum>
+  <w:abstractNum w:abstractNumId="37" w15:restartNumberingAfterBreak="0">
+    <w:nsid w:val="62A06C14"/>
+    <w:multiLevelType w:val="multilevel"/>
+    <w:tmpl w:val="F104DF76"/>
+    <w:lvl w:ilvl="0">
+      <w:start w:val="1"/>
+      <w:numFmt w:val="bullet"/>
+      <w:lvlText w:val=""/>
+      <w:lvlJc w:val="left"/>
+      <w:pPr>
+        <w:tabs>
+          <w:tab w:val="num" w:pos="720"/>
+        </w:tabs>
+        <w:ind w:left="720" w:hanging="360"/>
+      </w:pPr>
+      <w:rPr>
+        <w:rFonts w:ascii="Symbol" w:hAnsi="Symbol" w:hint="default"/>
+        <w:sz w:val="20"/>
+      </w:rPr>
+    </w:lvl>
+    <w:lvl w:ilvl="1" w:tentative="1">
+      <w:start w:val="1"/>
+      <w:numFmt w:val="bullet"/>
+      <w:lvlText w:val="o"/>
+      <w:lvlJc w:val="left"/>
+      <w:pPr>
+        <w:tabs>
+          <w:tab w:val="num" w:pos="1440"/>
+        </w:tabs>
+        <w:ind w:left="1440" w:hanging="360"/>
+      </w:pPr>
+      <w:rPr>
+        <w:rFonts w:ascii="Courier New" w:hAnsi="Courier New" w:hint="default"/>
+        <w:sz w:val="20"/>
+      </w:rPr>
+    </w:lvl>
+    <w:lvl w:ilvl="2" w:tentative="1">
+      <w:start w:val="1"/>
+      <w:numFmt w:val="bullet"/>
+      <w:lvlText w:val=""/>
+      <w:lvlJc w:val="left"/>
+      <w:pPr>
+        <w:tabs>
+          <w:tab w:val="num" w:pos="2160"/>
+        </w:tabs>
+        <w:ind w:left="2160" w:hanging="360"/>
+      </w:pPr>
+      <w:rPr>
+        <w:rFonts w:ascii="Wingdings" w:hAnsi="Wingdings" w:hint="default"/>
+        <w:sz w:val="20"/>
+      </w:rPr>
+    </w:lvl>
+    <w:lvl w:ilvl="3" w:tentative="1">
+      <w:start w:val="1"/>
+      <w:numFmt w:val="bullet"/>
+      <w:lvlText w:val=""/>
+      <w:lvlJc w:val="left"/>
+      <w:pPr>
+        <w:tabs>
+          <w:tab w:val="num" w:pos="2880"/>
+        </w:tabs>
+        <w:ind w:left="2880" w:hanging="360"/>
+      </w:pPr>
+      <w:rPr>
+        <w:rFonts w:ascii="Wingdings" w:hAnsi="Wingdings" w:hint="default"/>
+        <w:sz w:val="20"/>
+      </w:rPr>
+    </w:lvl>
+    <w:lvl w:ilvl="4" w:tentative="1">
+      <w:start w:val="1"/>
+      <w:numFmt w:val="bullet"/>
+      <w:lvlText w:val=""/>
+      <w:lvlJc w:val="left"/>
+      <w:pPr>
+        <w:tabs>
+          <w:tab w:val="num" w:pos="3600"/>
+        </w:tabs>
+        <w:ind w:left="3600" w:hanging="360"/>
+      </w:pPr>
+      <w:rPr>
+        <w:rFonts w:ascii="Wingdings" w:hAnsi="Wingdings" w:hint="default"/>
+        <w:sz w:val="20"/>
+      </w:rPr>
+    </w:lvl>
+    <w:lvl w:ilvl="5" w:tentative="1">
+      <w:start w:val="1"/>
+      <w:numFmt w:val="bullet"/>
+      <w:lvlText w:val=""/>
+      <w:lvlJc w:val="left"/>
+      <w:pPr>
+        <w:tabs>
+          <w:tab w:val="num" w:pos="4320"/>
+        </w:tabs>
+        <w:ind w:left="4320" w:hanging="360"/>
+      </w:pPr>
+      <w:rPr>
+        <w:rFonts w:ascii="Wingdings" w:hAnsi="Wingdings" w:hint="default"/>
+        <w:sz w:val="20"/>
+      </w:rPr>
+    </w:lvl>
+    <w:lvl w:ilvl="6" w:tentative="1">
+      <w:start w:val="1"/>
+      <w:numFmt w:val="bullet"/>
+      <w:lvlText w:val=""/>
+      <w:lvlJc w:val="left"/>
+      <w:pPr>
+        <w:tabs>
+          <w:tab w:val="num" w:pos="5040"/>
+        </w:tabs>
+        <w:ind w:left="5040" w:hanging="360"/>
+      </w:pPr>
+      <w:rPr>
+        <w:rFonts w:ascii="Wingdings" w:hAnsi="Wingdings" w:hint="default"/>
+        <w:sz w:val="20"/>
+      </w:rPr>
+    </w:lvl>
+    <w:lvl w:ilvl="7" w:tentative="1">
+      <w:start w:val="1"/>
+      <w:numFmt w:val="bullet"/>
+      <w:lvlText w:val=""/>
+      <w:lvlJc w:val="left"/>
+      <w:pPr>
+        <w:tabs>
+          <w:tab w:val="num" w:pos="5760"/>
+        </w:tabs>
+        <w:ind w:left="5760" w:hanging="360"/>
+      </w:pPr>
+      <w:rPr>
+        <w:rFonts w:ascii="Wingdings" w:hAnsi="Wingdings" w:hint="default"/>
+        <w:sz w:val="20"/>
+      </w:rPr>
+    </w:lvl>
+    <w:lvl w:ilvl="8" w:tentative="1">
+      <w:start w:val="1"/>
+      <w:numFmt w:val="bullet"/>
+      <w:lvlText w:val=""/>
+      <w:lvlJc w:val="left"/>
+      <w:pPr>
+        <w:tabs>
+          <w:tab w:val="num" w:pos="6480"/>
+        </w:tabs>
+        <w:ind w:left="6480" w:hanging="360"/>
+      </w:pPr>
+      <w:rPr>
+        <w:rFonts w:ascii="Wingdings" w:hAnsi="Wingdings" w:hint="default"/>
+        <w:sz w:val="20"/>
+      </w:rPr>
+    </w:lvl>
+  </w:abstractNum>
+  <w:abstractNum w:abstractNumId="38" w15:restartNumberingAfterBreak="0">
+    <w:nsid w:val="66FD4EAC"/>
+    <w:multiLevelType w:val="multilevel"/>
+    <w:tmpl w:val="A760B97C"/>
+    <w:lvl w:ilvl="0">
+      <w:start w:val="1"/>
+      <w:numFmt w:val="bullet"/>
+      <w:lvlText w:val=""/>
+      <w:lvlJc w:val="left"/>
+      <w:pPr>
+        <w:tabs>
+          <w:tab w:val="num" w:pos="720"/>
+        </w:tabs>
+        <w:ind w:left="720" w:hanging="360"/>
+      </w:pPr>
+      <w:rPr>
+        <w:rFonts w:ascii="Symbol" w:hAnsi="Symbol" w:hint="default"/>
+        <w:sz w:val="20"/>
+      </w:rPr>
+    </w:lvl>
+    <w:lvl w:ilvl="1" w:tentative="1">
+      <w:start w:val="1"/>
+      <w:numFmt w:val="bullet"/>
+      <w:lvlText w:val="o"/>
+      <w:lvlJc w:val="left"/>
+      <w:pPr>
+        <w:tabs>
+          <w:tab w:val="num" w:pos="1440"/>
+        </w:tabs>
+        <w:ind w:left="1440" w:hanging="360"/>
+      </w:pPr>
+      <w:rPr>
+        <w:rFonts w:ascii="Courier New" w:hAnsi="Courier New" w:hint="default"/>
+        <w:sz w:val="20"/>
+      </w:rPr>
+    </w:lvl>
+    <w:lvl w:ilvl="2" w:tentative="1">
+      <w:start w:val="1"/>
+      <w:numFmt w:val="bullet"/>
+      <w:lvlText w:val=""/>
+      <w:lvlJc w:val="left"/>
+      <w:pPr>
+        <w:tabs>
+          <w:tab w:val="num" w:pos="2160"/>
+        </w:tabs>
+        <w:ind w:left="2160" w:hanging="360"/>
+      </w:pPr>
+      <w:rPr>
+        <w:rFonts w:ascii="Wingdings" w:hAnsi="Wingdings" w:hint="default"/>
+        <w:sz w:val="20"/>
+      </w:rPr>
+    </w:lvl>
+    <w:lvl w:ilvl="3" w:tentative="1">
+      <w:start w:val="1"/>
+      <w:numFmt w:val="bullet"/>
+      <w:lvlText w:val=""/>
+      <w:lvlJc w:val="left"/>
+      <w:pPr>
+        <w:tabs>
+          <w:tab w:val="num" w:pos="2880"/>
+        </w:tabs>
+        <w:ind w:left="2880" w:hanging="360"/>
+      </w:pPr>
+      <w:rPr>
+        <w:rFonts w:ascii="Wingdings" w:hAnsi="Wingdings" w:hint="default"/>
+        <w:sz w:val="20"/>
+      </w:rPr>
+    </w:lvl>
+    <w:lvl w:ilvl="4" w:tentative="1">
+      <w:start w:val="1"/>
+      <w:numFmt w:val="bullet"/>
+      <w:lvlText w:val=""/>
+      <w:lvlJc w:val="left"/>
+      <w:pPr>
+        <w:tabs>
+          <w:tab w:val="num" w:pos="3600"/>
+        </w:tabs>
+        <w:ind w:left="3600" w:hanging="360"/>
+      </w:pPr>
+      <w:rPr>
+        <w:rFonts w:ascii="Wingdings" w:hAnsi="Wingdings" w:hint="default"/>
+        <w:sz w:val="20"/>
+      </w:rPr>
+    </w:lvl>
+    <w:lvl w:ilvl="5" w:tentative="1">
+      <w:start w:val="1"/>
+      <w:numFmt w:val="bullet"/>
+      <w:lvlText w:val=""/>
+      <w:lvlJc w:val="left"/>
+      <w:pPr>
+        <w:tabs>
+          <w:tab w:val="num" w:pos="4320"/>
+        </w:tabs>
+        <w:ind w:left="4320" w:hanging="360"/>
+      </w:pPr>
+      <w:rPr>
+        <w:rFonts w:ascii="Wingdings" w:hAnsi="Wingdings" w:hint="default"/>
+        <w:sz w:val="20"/>
+      </w:rPr>
+    </w:lvl>
+    <w:lvl w:ilvl="6" w:tentative="1">
+      <w:start w:val="1"/>
+      <w:numFmt w:val="bullet"/>
+      <w:lvlText w:val=""/>
+      <w:lvlJc w:val="left"/>
+      <w:pPr>
+        <w:tabs>
+          <w:tab w:val="num" w:pos="5040"/>
+        </w:tabs>
+        <w:ind w:left="5040" w:hanging="360"/>
+      </w:pPr>
+      <w:rPr>
+        <w:rFonts w:ascii="Wingdings" w:hAnsi="Wingdings" w:hint="default"/>
+        <w:sz w:val="20"/>
+      </w:rPr>
+    </w:lvl>
+    <w:lvl w:ilvl="7" w:tentative="1">
+      <w:start w:val="1"/>
+      <w:numFmt w:val="bullet"/>
+      <w:lvlText w:val=""/>
+      <w:lvlJc w:val="left"/>
+      <w:pPr>
+        <w:tabs>
+          <w:tab w:val="num" w:pos="5760"/>
+        </w:tabs>
+        <w:ind w:left="5760" w:hanging="360"/>
+      </w:pPr>
+      <w:rPr>
+        <w:rFonts w:ascii="Wingdings" w:hAnsi="Wingdings" w:hint="default"/>
+        <w:sz w:val="20"/>
+      </w:rPr>
+    </w:lvl>
+    <w:lvl w:ilvl="8" w:tentative="1">
+      <w:start w:val="1"/>
+      <w:numFmt w:val="bullet"/>
+      <w:lvlText w:val=""/>
+      <w:lvlJc w:val="left"/>
+      <w:pPr>
+        <w:tabs>
+          <w:tab w:val="num" w:pos="6480"/>
+        </w:tabs>
+        <w:ind w:left="6480" w:hanging="360"/>
+      </w:pPr>
+      <w:rPr>
+        <w:rFonts w:ascii="Wingdings" w:hAnsi="Wingdings" w:hint="default"/>
+        <w:sz w:val="20"/>
+      </w:rPr>
+    </w:lvl>
+  </w:abstractNum>
+  <w:abstractNum w:abstractNumId="39" w15:restartNumberingAfterBreak="0">
+    <w:nsid w:val="681D7474"/>
+    <w:multiLevelType w:val="multilevel"/>
+    <w:tmpl w:val="BE72A0B2"/>
+    <w:lvl w:ilvl="0">
+      <w:start w:val="1"/>
+      <w:numFmt w:val="bullet"/>
+      <w:lvlText w:val=""/>
+      <w:lvlJc w:val="left"/>
+      <w:pPr>
+        <w:tabs>
+          <w:tab w:val="num" w:pos="720"/>
+        </w:tabs>
+        <w:ind w:left="720" w:hanging="360"/>
+      </w:pPr>
+      <w:rPr>
+        <w:rFonts w:ascii="Symbol" w:hAnsi="Symbol" w:hint="default"/>
+        <w:sz w:val="20"/>
+      </w:rPr>
+    </w:lvl>
+    <w:lvl w:ilvl="1" w:tentative="1">
+      <w:start w:val="1"/>
+      <w:numFmt w:val="bullet"/>
+      <w:lvlText w:val="o"/>
+      <w:lvlJc w:val="left"/>
+      <w:pPr>
+        <w:tabs>
+          <w:tab w:val="num" w:pos="1440"/>
+        </w:tabs>
+        <w:ind w:left="1440" w:hanging="360"/>
+      </w:pPr>
+      <w:rPr>
+        <w:rFonts w:ascii="Courier New" w:hAnsi="Courier New" w:hint="default"/>
+        <w:sz w:val="20"/>
+      </w:rPr>
+    </w:lvl>
+    <w:lvl w:ilvl="2" w:tentative="1">
+      <w:start w:val="1"/>
+      <w:numFmt w:val="bullet"/>
+      <w:lvlText w:val=""/>
+      <w:lvlJc w:val="left"/>
+      <w:pPr>
+        <w:tabs>
+          <w:tab w:val="num" w:pos="2160"/>
+        </w:tabs>
+        <w:ind w:left="2160" w:hanging="360"/>
+      </w:pPr>
+      <w:rPr>
+        <w:rFonts w:ascii="Wingdings" w:hAnsi="Wingdings" w:hint="default"/>
+        <w:sz w:val="20"/>
+      </w:rPr>
+    </w:lvl>
+    <w:lvl w:ilvl="3" w:tentative="1">
+      <w:start w:val="1"/>
+      <w:numFmt w:val="bullet"/>
+      <w:lvlText w:val=""/>
+      <w:lvlJc w:val="left"/>
+      <w:pPr>
+        <w:tabs>
+          <w:tab w:val="num" w:pos="2880"/>
+        </w:tabs>
+        <w:ind w:left="2880" w:hanging="360"/>
+      </w:pPr>
+      <w:rPr>
+        <w:rFonts w:ascii="Wingdings" w:hAnsi="Wingdings" w:hint="default"/>
+        <w:sz w:val="20"/>
+      </w:rPr>
+    </w:lvl>
+    <w:lvl w:ilvl="4" w:tentative="1">
+      <w:start w:val="1"/>
+      <w:numFmt w:val="bullet"/>
+      <w:lvlText w:val=""/>
+      <w:lvlJc w:val="left"/>
+      <w:pPr>
+        <w:tabs>
+          <w:tab w:val="num" w:pos="3600"/>
+        </w:tabs>
+        <w:ind w:left="3600" w:hanging="360"/>
+      </w:pPr>
+      <w:rPr>
+        <w:rFonts w:ascii="Wingdings" w:hAnsi="Wingdings" w:hint="default"/>
+        <w:sz w:val="20"/>
+      </w:rPr>
+    </w:lvl>
+    <w:lvl w:ilvl="5" w:tentative="1">
+      <w:start w:val="1"/>
+      <w:numFmt w:val="bullet"/>
+      <w:lvlText w:val=""/>
+      <w:lvlJc w:val="left"/>
+      <w:pPr>
+        <w:tabs>
+          <w:tab w:val="num" w:pos="4320"/>
+        </w:tabs>
+        <w:ind w:left="4320" w:hanging="360"/>
+      </w:pPr>
+      <w:rPr>
+        <w:rFonts w:ascii="Wingdings" w:hAnsi="Wingdings" w:hint="default"/>
+        <w:sz w:val="20"/>
+      </w:rPr>
+    </w:lvl>
+    <w:lvl w:ilvl="6" w:tentative="1">
+      <w:start w:val="1"/>
+      <w:numFmt w:val="bullet"/>
+      <w:lvlText w:val=""/>
+      <w:lvlJc w:val="left"/>
+      <w:pPr>
+        <w:tabs>
+          <w:tab w:val="num" w:pos="5040"/>
+        </w:tabs>
+        <w:ind w:left="5040" w:hanging="360"/>
+      </w:pPr>
+      <w:rPr>
+        <w:rFonts w:ascii="Wingdings" w:hAnsi="Wingdings" w:hint="default"/>
+        <w:sz w:val="20"/>
+      </w:rPr>
+    </w:lvl>
+    <w:lvl w:ilvl="7" w:tentative="1">
+      <w:start w:val="1"/>
+      <w:numFmt w:val="bullet"/>
+      <w:lvlText w:val=""/>
+      <w:lvlJc w:val="left"/>
+      <w:pPr>
+        <w:tabs>
+          <w:tab w:val="num" w:pos="5760"/>
+        </w:tabs>
+        <w:ind w:left="5760" w:hanging="360"/>
+      </w:pPr>
+      <w:rPr>
+        <w:rFonts w:ascii="Wingdings" w:hAnsi="Wingdings" w:hint="default"/>
+        <w:sz w:val="20"/>
+      </w:rPr>
+    </w:lvl>
+    <w:lvl w:ilvl="8" w:tentative="1">
+      <w:start w:val="1"/>
+      <w:numFmt w:val="bullet"/>
+      <w:lvlText w:val=""/>
+      <w:lvlJc w:val="left"/>
+      <w:pPr>
+        <w:tabs>
+          <w:tab w:val="num" w:pos="6480"/>
+        </w:tabs>
+        <w:ind w:left="6480" w:hanging="360"/>
+      </w:pPr>
+      <w:rPr>
+        <w:rFonts w:ascii="Wingdings" w:hAnsi="Wingdings" w:hint="default"/>
+        <w:sz w:val="20"/>
+      </w:rPr>
+    </w:lvl>
+  </w:abstractNum>
+  <w:abstractNum w:abstractNumId="40" w15:restartNumberingAfterBreak="0">
+    <w:nsid w:val="6FEF0399"/>
+    <w:multiLevelType w:val="multilevel"/>
+    <w:tmpl w:val="872062E2"/>
+    <w:lvl w:ilvl="0">
+      <w:start w:val="1"/>
+      <w:numFmt w:val="bullet"/>
+      <w:lvlText w:val=""/>
+      <w:lvlJc w:val="left"/>
+      <w:pPr>
+        <w:tabs>
+          <w:tab w:val="num" w:pos="720"/>
+        </w:tabs>
+        <w:ind w:left="720" w:hanging="360"/>
+      </w:pPr>
+      <w:rPr>
+        <w:rFonts w:ascii="Symbol" w:hAnsi="Symbol" w:hint="default"/>
+        <w:sz w:val="20"/>
+      </w:rPr>
+    </w:lvl>
+    <w:lvl w:ilvl="1" w:tentative="1">
+      <w:start w:val="1"/>
+      <w:numFmt w:val="bullet"/>
+      <w:lvlText w:val="o"/>
+      <w:lvlJc w:val="left"/>
+      <w:pPr>
+        <w:tabs>
+          <w:tab w:val="num" w:pos="1440"/>
+        </w:tabs>
+        <w:ind w:left="1440" w:hanging="360"/>
+      </w:pPr>
+      <w:rPr>
+        <w:rFonts w:ascii="Courier New" w:hAnsi="Courier New" w:hint="default"/>
+        <w:sz w:val="20"/>
+      </w:rPr>
+    </w:lvl>
+    <w:lvl w:ilvl="2" w:tentative="1">
+      <w:start w:val="1"/>
+      <w:numFmt w:val="bullet"/>
+      <w:lvlText w:val=""/>
+      <w:lvlJc w:val="left"/>
+      <w:pPr>
+        <w:tabs>
+          <w:tab w:val="num" w:pos="2160"/>
+        </w:tabs>
+        <w:ind w:left="2160" w:hanging="360"/>
+      </w:pPr>
+      <w:rPr>
+        <w:rFonts w:ascii="Wingdings" w:hAnsi="Wingdings" w:hint="default"/>
+        <w:sz w:val="20"/>
+      </w:rPr>
+    </w:lvl>
+    <w:lvl w:ilvl="3" w:tentative="1">
+      <w:start w:val="1"/>
+      <w:numFmt w:val="bullet"/>
+      <w:lvlText w:val=""/>
+      <w:lvlJc w:val="left"/>
+      <w:pPr>
+        <w:tabs>
+          <w:tab w:val="num" w:pos="2880"/>
+        </w:tabs>
+        <w:ind w:left="2880" w:hanging="360"/>
+      </w:pPr>
+      <w:rPr>
+        <w:rFonts w:ascii="Wingdings" w:hAnsi="Wingdings" w:hint="default"/>
+        <w:sz w:val="20"/>
+      </w:rPr>
+    </w:lvl>
+    <w:lvl w:ilvl="4" w:tentative="1">
+      <w:start w:val="1"/>
+      <w:numFmt w:val="bullet"/>
+      <w:lvlText w:val=""/>
+      <w:lvlJc w:val="left"/>
+      <w:pPr>
+        <w:tabs>
+          <w:tab w:val="num" w:pos="3600"/>
+        </w:tabs>
+        <w:ind w:left="3600" w:hanging="360"/>
+      </w:pPr>
+      <w:rPr>
+        <w:rFonts w:ascii="Wingdings" w:hAnsi="Wingdings" w:hint="default"/>
+        <w:sz w:val="20"/>
+      </w:rPr>
+    </w:lvl>
+    <w:lvl w:ilvl="5" w:tentative="1">
+      <w:start w:val="1"/>
+      <w:numFmt w:val="bullet"/>
+      <w:lvlText w:val=""/>
+      <w:lvlJc w:val="left"/>
+      <w:pPr>
+        <w:tabs>
+          <w:tab w:val="num" w:pos="4320"/>
+        </w:tabs>
+        <w:ind w:left="4320" w:hanging="360"/>
+      </w:pPr>
+      <w:rPr>
+        <w:rFonts w:ascii="Wingdings" w:hAnsi="Wingdings" w:hint="default"/>
+        <w:sz w:val="20"/>
+      </w:rPr>
+    </w:lvl>
+    <w:lvl w:ilvl="6" w:tentative="1">
+      <w:start w:val="1"/>
+      <w:numFmt w:val="bullet"/>
+      <w:lvlText w:val=""/>
+      <w:lvlJc w:val="left"/>
+      <w:pPr>
+        <w:tabs>
+          <w:tab w:val="num" w:pos="5040"/>
+        </w:tabs>
+        <w:ind w:left="5040" w:hanging="360"/>
+      </w:pPr>
+      <w:rPr>
+        <w:rFonts w:ascii="Wingdings" w:hAnsi="Wingdings" w:hint="default"/>
+        <w:sz w:val="20"/>
+      </w:rPr>
+    </w:lvl>
+    <w:lvl w:ilvl="7" w:tentative="1">
+      <w:start w:val="1"/>
+      <w:numFmt w:val="bullet"/>
+      <w:lvlText w:val=""/>
+      <w:lvlJc w:val="left"/>
+      <w:pPr>
+        <w:tabs>
+          <w:tab w:val="num" w:pos="5760"/>
+        </w:tabs>
+        <w:ind w:left="5760" w:hanging="360"/>
+      </w:pPr>
+      <w:rPr>
+        <w:rFonts w:ascii="Wingdings" w:hAnsi="Wingdings" w:hint="default"/>
+        <w:sz w:val="20"/>
+      </w:rPr>
+    </w:lvl>
+    <w:lvl w:ilvl="8" w:tentative="1">
+      <w:start w:val="1"/>
+      <w:numFmt w:val="bullet"/>
+      <w:lvlText w:val=""/>
+      <w:lvlJc w:val="left"/>
+      <w:pPr>
+        <w:tabs>
+          <w:tab w:val="num" w:pos="6480"/>
+        </w:tabs>
+        <w:ind w:left="6480" w:hanging="360"/>
+      </w:pPr>
+      <w:rPr>
+        <w:rFonts w:ascii="Wingdings" w:hAnsi="Wingdings" w:hint="default"/>
+        <w:sz w:val="20"/>
+      </w:rPr>
+    </w:lvl>
+  </w:abstractNum>
+  <w:abstractNum w:abstractNumId="41" w15:restartNumberingAfterBreak="0">
+    <w:nsid w:val="76683D97"/>
+    <w:multiLevelType w:val="multilevel"/>
+    <w:tmpl w:val="0D967BBE"/>
+    <w:lvl w:ilvl="0">
+      <w:start w:val="1"/>
+      <w:numFmt w:val="bullet"/>
+      <w:lvlText w:val=""/>
+      <w:lvlJc w:val="left"/>
+      <w:pPr>
+        <w:tabs>
+          <w:tab w:val="num" w:pos="720"/>
+        </w:tabs>
+        <w:ind w:left="720" w:hanging="360"/>
+      </w:pPr>
+      <w:rPr>
+        <w:rFonts w:ascii="Symbol" w:hAnsi="Symbol" w:hint="default"/>
+        <w:sz w:val="20"/>
+      </w:rPr>
+    </w:lvl>
+    <w:lvl w:ilvl="1" w:tentative="1">
+      <w:start w:val="1"/>
+      <w:numFmt w:val="bullet"/>
+      <w:lvlText w:val="o"/>
+      <w:lvlJc w:val="left"/>
+      <w:pPr>
+        <w:tabs>
+          <w:tab w:val="num" w:pos="1440"/>
+        </w:tabs>
+        <w:ind w:left="1440" w:hanging="360"/>
+      </w:pPr>
+      <w:rPr>
+        <w:rFonts w:ascii="Courier New" w:hAnsi="Courier New" w:hint="default"/>
+        <w:sz w:val="20"/>
+      </w:rPr>
+    </w:lvl>
+    <w:lvl w:ilvl="2" w:tentative="1">
+      <w:start w:val="1"/>
+      <w:numFmt w:val="bullet"/>
+      <w:lvlText w:val=""/>
+      <w:lvlJc w:val="left"/>
+      <w:pPr>
+        <w:tabs>
+          <w:tab w:val="num" w:pos="2160"/>
+        </w:tabs>
+        <w:ind w:left="2160" w:hanging="360"/>
+      </w:pPr>
+      <w:rPr>
+        <w:rFonts w:ascii="Wingdings" w:hAnsi="Wingdings" w:hint="default"/>
+        <w:sz w:val="20"/>
+      </w:rPr>
+    </w:lvl>
+    <w:lvl w:ilvl="3" w:tentative="1">
+      <w:start w:val="1"/>
+      <w:numFmt w:val="bullet"/>
+      <w:lvlText w:val=""/>
+      <w:lvlJc w:val="left"/>
+      <w:pPr>
+        <w:tabs>
+          <w:tab w:val="num" w:pos="2880"/>
+        </w:tabs>
+        <w:ind w:left="2880" w:hanging="360"/>
+      </w:pPr>
+      <w:rPr>
+        <w:rFonts w:ascii="Wingdings" w:hAnsi="Wingdings" w:hint="default"/>
+        <w:sz w:val="20"/>
+      </w:rPr>
+    </w:lvl>
+    <w:lvl w:ilvl="4" w:tentative="1">
+      <w:start w:val="1"/>
+      <w:numFmt w:val="bullet"/>
+      <w:lvlText w:val=""/>
+      <w:lvlJc w:val="left"/>
+      <w:pPr>
+        <w:tabs>
+          <w:tab w:val="num" w:pos="3600"/>
+        </w:tabs>
+        <w:ind w:left="3600" w:hanging="360"/>
+      </w:pPr>
+      <w:rPr>
+        <w:rFonts w:ascii="Wingdings" w:hAnsi="Wingdings" w:hint="default"/>
+        <w:sz w:val="20"/>
+      </w:rPr>
+    </w:lvl>
+    <w:lvl w:ilvl="5" w:tentative="1">
+      <w:start w:val="1"/>
+      <w:numFmt w:val="bullet"/>
+      <w:lvlText w:val=""/>
+      <w:lvlJc w:val="left"/>
+      <w:pPr>
+        <w:tabs>
+          <w:tab w:val="num" w:pos="4320"/>
+        </w:tabs>
+        <w:ind w:left="4320" w:hanging="360"/>
+      </w:pPr>
+      <w:rPr>
+        <w:rFonts w:ascii="Wingdings" w:hAnsi="Wingdings" w:hint="default"/>
+        <w:sz w:val="20"/>
+      </w:rPr>
+    </w:lvl>
+    <w:lvl w:ilvl="6" w:tentative="1">
+      <w:start w:val="1"/>
+      <w:numFmt w:val="bullet"/>
+      <w:lvlText w:val=""/>
+      <w:lvlJc w:val="left"/>
+      <w:pPr>
+        <w:tabs>
+          <w:tab w:val="num" w:pos="5040"/>
+        </w:tabs>
+        <w:ind w:left="5040" w:hanging="360"/>
+      </w:pPr>
+      <w:rPr>
+        <w:rFonts w:ascii="Wingdings" w:hAnsi="Wingdings" w:hint="default"/>
+        <w:sz w:val="20"/>
+      </w:rPr>
+    </w:lvl>
+    <w:lvl w:ilvl="7" w:tentative="1">
+      <w:start w:val="1"/>
+      <w:numFmt w:val="bullet"/>
+      <w:lvlText w:val=""/>
+      <w:lvlJc w:val="left"/>
+      <w:pPr>
+        <w:tabs>
+          <w:tab w:val="num" w:pos="5760"/>
+        </w:tabs>
+        <w:ind w:left="5760" w:hanging="360"/>
+      </w:pPr>
+      <w:rPr>
+        <w:rFonts w:ascii="Wingdings" w:hAnsi="Wingdings" w:hint="default"/>
+        <w:sz w:val="20"/>
+      </w:rPr>
+    </w:lvl>
+    <w:lvl w:ilvl="8" w:tentative="1">
+      <w:start w:val="1"/>
+      <w:numFmt w:val="bullet"/>
+      <w:lvlText w:val=""/>
+      <w:lvlJc w:val="left"/>
+      <w:pPr>
+        <w:tabs>
+          <w:tab w:val="num" w:pos="6480"/>
+        </w:tabs>
+        <w:ind w:left="6480" w:hanging="360"/>
+      </w:pPr>
+      <w:rPr>
+        <w:rFonts w:ascii="Wingdings" w:hAnsi="Wingdings" w:hint="default"/>
+        <w:sz w:val="20"/>
+      </w:rPr>
+    </w:lvl>
+  </w:abstractNum>
+  <w:abstractNum w:abstractNumId="42" w15:restartNumberingAfterBreak="0">
+    <w:nsid w:val="77486732"/>
+    <w:multiLevelType w:val="multilevel"/>
+    <w:tmpl w:val="922ACE98"/>
+    <w:lvl w:ilvl="0">
+      <w:start w:val="1"/>
+      <w:numFmt w:val="bullet"/>
+      <w:lvlText w:val=""/>
+      <w:lvlJc w:val="left"/>
+      <w:pPr>
+        <w:tabs>
+          <w:tab w:val="num" w:pos="720"/>
+        </w:tabs>
+        <w:ind w:left="720" w:hanging="360"/>
+      </w:pPr>
+      <w:rPr>
+        <w:rFonts w:ascii="Symbol" w:hAnsi="Symbol" w:hint="default"/>
+        <w:sz w:val="20"/>
+      </w:rPr>
+    </w:lvl>
+    <w:lvl w:ilvl="1" w:tentative="1">
+      <w:start w:val="1"/>
+      <w:numFmt w:val="bullet"/>
+      <w:lvlText w:val="o"/>
+      <w:lvlJc w:val="left"/>
+      <w:pPr>
+        <w:tabs>
+          <w:tab w:val="num" w:pos="1440"/>
+        </w:tabs>
+        <w:ind w:left="1440" w:hanging="360"/>
+      </w:pPr>
+      <w:rPr>
+        <w:rFonts w:ascii="Courier New" w:hAnsi="Courier New" w:hint="default"/>
+        <w:sz w:val="20"/>
+      </w:rPr>
+    </w:lvl>
+    <w:lvl w:ilvl="2" w:tentative="1">
+      <w:start w:val="1"/>
+      <w:numFmt w:val="bullet"/>
+      <w:lvlText w:val=""/>
+      <w:lvlJc w:val="left"/>
+      <w:pPr>
+        <w:tabs>
+          <w:tab w:val="num" w:pos="2160"/>
+        </w:tabs>
+        <w:ind w:left="2160" w:hanging="360"/>
+      </w:pPr>
+      <w:rPr>
+        <w:rFonts w:ascii="Wingdings" w:hAnsi="Wingdings" w:hint="default"/>
+        <w:sz w:val="20"/>
+      </w:rPr>
+    </w:lvl>
+    <w:lvl w:ilvl="3" w:tentative="1">
+      <w:start w:val="1"/>
+      <w:numFmt w:val="bullet"/>
+      <w:lvlText w:val=""/>
+      <w:lvlJc w:val="left"/>
+      <w:pPr>
+        <w:tabs>
+          <w:tab w:val="num" w:pos="2880"/>
+        </w:tabs>
+        <w:ind w:left="2880" w:hanging="360"/>
+      </w:pPr>
+      <w:rPr>
+        <w:rFonts w:ascii="Wingdings" w:hAnsi="Wingdings" w:hint="default"/>
+        <w:sz w:val="20"/>
+      </w:rPr>
+    </w:lvl>
+    <w:lvl w:ilvl="4" w:tentative="1">
+      <w:start w:val="1"/>
+      <w:numFmt w:val="bullet"/>
+      <w:lvlText w:val=""/>
+      <w:lvlJc w:val="left"/>
+      <w:pPr>
+        <w:tabs>
+          <w:tab w:val="num" w:pos="3600"/>
+        </w:tabs>
+        <w:ind w:left="3600" w:hanging="360"/>
+      </w:pPr>
+      <w:rPr>
+        <w:rFonts w:ascii="Wingdings" w:hAnsi="Wingdings" w:hint="default"/>
+        <w:sz w:val="20"/>
+      </w:rPr>
+    </w:lvl>
+    <w:lvl w:ilvl="5" w:tentative="1">
+      <w:start w:val="1"/>
+      <w:numFmt w:val="bullet"/>
+      <w:lvlText w:val=""/>
+      <w:lvlJc w:val="left"/>
+      <w:pPr>
+        <w:tabs>
+          <w:tab w:val="num" w:pos="4320"/>
+        </w:tabs>
+        <w:ind w:left="4320" w:hanging="360"/>
+      </w:pPr>
+      <w:rPr>
+        <w:rFonts w:ascii="Wingdings" w:hAnsi="Wingdings" w:hint="default"/>
+        <w:sz w:val="20"/>
+      </w:rPr>
+    </w:lvl>
+    <w:lvl w:ilvl="6" w:tentative="1">
+      <w:start w:val="1"/>
+      <w:numFmt w:val="bullet"/>
+      <w:lvlText w:val=""/>
+      <w:lvlJc w:val="left"/>
+      <w:pPr>
+        <w:tabs>
+          <w:tab w:val="num" w:pos="5040"/>
+        </w:tabs>
+        <w:ind w:left="5040" w:hanging="360"/>
+      </w:pPr>
+      <w:rPr>
+        <w:rFonts w:ascii="Wingdings" w:hAnsi="Wingdings" w:hint="default"/>
+        <w:sz w:val="20"/>
+      </w:rPr>
+    </w:lvl>
+    <w:lvl w:ilvl="7" w:tentative="1">
+      <w:start w:val="1"/>
+      <w:numFmt w:val="bullet"/>
+      <w:lvlText w:val=""/>
+      <w:lvlJc w:val="left"/>
+      <w:pPr>
+        <w:tabs>
+          <w:tab w:val="num" w:pos="5760"/>
+        </w:tabs>
+        <w:ind w:left="5760" w:hanging="360"/>
+      </w:pPr>
+      <w:rPr>
+        <w:rFonts w:ascii="Wingdings" w:hAnsi="Wingdings" w:hint="default"/>
+        <w:sz w:val="20"/>
+      </w:rPr>
+    </w:lvl>
+    <w:lvl w:ilvl="8" w:tentative="1">
+      <w:start w:val="1"/>
+      <w:numFmt w:val="bullet"/>
+      <w:lvlText w:val=""/>
+      <w:lvlJc w:val="left"/>
+      <w:pPr>
+        <w:tabs>
+          <w:tab w:val="num" w:pos="6480"/>
+        </w:tabs>
+        <w:ind w:left="6480" w:hanging="360"/>
+      </w:pPr>
+      <w:rPr>
+        <w:rFonts w:ascii="Wingdings" w:hAnsi="Wingdings" w:hint="default"/>
+        <w:sz w:val="20"/>
+      </w:rPr>
+    </w:lvl>
+  </w:abstractNum>
+  <w:abstractNum w:abstractNumId="43" w15:restartNumberingAfterBreak="0">
+    <w:nsid w:val="7A3A4971"/>
+    <w:multiLevelType w:val="multilevel"/>
+    <w:tmpl w:val="64BAC8B0"/>
+    <w:lvl w:ilvl="0">
+      <w:start w:val="1"/>
+      <w:numFmt w:val="bullet"/>
+      <w:lvlText w:val=""/>
+      <w:lvlJc w:val="left"/>
+      <w:pPr>
+        <w:tabs>
+          <w:tab w:val="num" w:pos="720"/>
+        </w:tabs>
+        <w:ind w:left="720" w:hanging="360"/>
+      </w:pPr>
+      <w:rPr>
+        <w:rFonts w:ascii="Symbol" w:hAnsi="Symbol" w:hint="default"/>
+        <w:sz w:val="20"/>
+      </w:rPr>
+    </w:lvl>
+    <w:lvl w:ilvl="1" w:tentative="1">
+      <w:start w:val="1"/>
+      <w:numFmt w:val="bullet"/>
+      <w:lvlText w:val="o"/>
+      <w:lvlJc w:val="left"/>
+      <w:pPr>
+        <w:tabs>
+          <w:tab w:val="num" w:pos="1440"/>
+        </w:tabs>
+        <w:ind w:left="1440" w:hanging="360"/>
+      </w:pPr>
+      <w:rPr>
+        <w:rFonts w:ascii="Courier New" w:hAnsi="Courier New" w:hint="default"/>
+        <w:sz w:val="20"/>
+      </w:rPr>
+    </w:lvl>
+    <w:lvl w:ilvl="2" w:tentative="1">
+      <w:start w:val="1"/>
+      <w:numFmt w:val="bullet"/>
+      <w:lvlText w:val=""/>
+      <w:lvlJc w:val="left"/>
+      <w:pPr>
+        <w:tabs>
+          <w:tab w:val="num" w:pos="2160"/>
+        </w:tabs>
+        <w:ind w:left="2160" w:hanging="360"/>
+      </w:pPr>
+      <w:rPr>
+        <w:rFonts w:ascii="Wingdings" w:hAnsi="Wingdings" w:hint="default"/>
+        <w:sz w:val="20"/>
+      </w:rPr>
+    </w:lvl>
+    <w:lvl w:ilvl="3" w:tentative="1">
+      <w:start w:val="1"/>
+      <w:numFmt w:val="bullet"/>
+      <w:lvlText w:val=""/>
+      <w:lvlJc w:val="left"/>
+      <w:pPr>
+        <w:tabs>
+          <w:tab w:val="num" w:pos="2880"/>
+        </w:tabs>
+        <w:ind w:left="2880" w:hanging="360"/>
+      </w:pPr>
+      <w:rPr>
+        <w:rFonts w:ascii="Wingdings" w:hAnsi="Wingdings" w:hint="default"/>
+        <w:sz w:val="20"/>
+      </w:rPr>
+    </w:lvl>
+    <w:lvl w:ilvl="4" w:tentative="1">
+      <w:start w:val="1"/>
+      <w:numFmt w:val="bullet"/>
+      <w:lvlText w:val=""/>
+      <w:lvlJc w:val="left"/>
+      <w:pPr>
+        <w:tabs>
+          <w:tab w:val="num" w:pos="3600"/>
+        </w:tabs>
+        <w:ind w:left="3600" w:hanging="360"/>
+      </w:pPr>
+      <w:rPr>
+        <w:rFonts w:ascii="Wingdings" w:hAnsi="Wingdings" w:hint="default"/>
+        <w:sz w:val="20"/>
+      </w:rPr>
+    </w:lvl>
+    <w:lvl w:ilvl="5" w:tentative="1">
+      <w:start w:val="1"/>
+      <w:numFmt w:val="bullet"/>
+      <w:lvlText w:val=""/>
+      <w:lvlJc w:val="left"/>
+      <w:pPr>
+        <w:tabs>
+          <w:tab w:val="num" w:pos="4320"/>
+        </w:tabs>
+        <w:ind w:left="4320" w:hanging="360"/>
+      </w:pPr>
+      <w:rPr>
+        <w:rFonts w:ascii="Wingdings" w:hAnsi="Wingdings" w:hint="default"/>
+        <w:sz w:val="20"/>
+      </w:rPr>
+    </w:lvl>
+    <w:lvl w:ilvl="6" w:tentative="1">
+      <w:start w:val="1"/>
+      <w:numFmt w:val="bullet"/>
+      <w:lvlText w:val=""/>
+      <w:lvlJc w:val="left"/>
+      <w:pPr>
+        <w:tabs>
+          <w:tab w:val="num" w:pos="5040"/>
+        </w:tabs>
+        <w:ind w:left="5040" w:hanging="360"/>
+      </w:pPr>
+      <w:rPr>
+        <w:rFonts w:ascii="Wingdings" w:hAnsi="Wingdings" w:hint="default"/>
+        <w:sz w:val="20"/>
+      </w:rPr>
+    </w:lvl>
+    <w:lvl w:ilvl="7" w:tentative="1">
+      <w:start w:val="1"/>
+      <w:numFmt w:val="bullet"/>
+      <w:lvlText w:val=""/>
+      <w:lvlJc w:val="left"/>
+      <w:pPr>
+        <w:tabs>
+          <w:tab w:val="num" w:pos="5760"/>
+        </w:tabs>
+        <w:ind w:left="5760" w:hanging="360"/>
+      </w:pPr>
+      <w:rPr>
+        <w:rFonts w:ascii="Wingdings" w:hAnsi="Wingdings" w:hint="default"/>
+        <w:sz w:val="20"/>
+      </w:rPr>
+    </w:lvl>
+    <w:lvl w:ilvl="8" w:tentative="1">
+      <w:start w:val="1"/>
+      <w:numFmt w:val="bullet"/>
+      <w:lvlText w:val=""/>
+      <w:lvlJc w:val="left"/>
+      <w:pPr>
+        <w:tabs>
+          <w:tab w:val="num" w:pos="6480"/>
+        </w:tabs>
+        <w:ind w:left="6480" w:hanging="360"/>
+      </w:pPr>
+      <w:rPr>
+        <w:rFonts w:ascii="Wingdings" w:hAnsi="Wingdings" w:hint="default"/>
+        <w:sz w:val="20"/>
+      </w:rPr>
+    </w:lvl>
+  </w:abstractNum>
+  <w:abstractNum w:abstractNumId="44" w15:restartNumberingAfterBreak="0">
     <w:nsid w:val="7A724661"/>
     <w:multiLevelType w:val="multilevel"/>
     <w:tmpl w:val="757C904E"/>
@@ -11323,7 +17754,156 @@
       </w:rPr>
     </w:lvl>
   </w:abstractNum>
-  <w:abstractNum w:abstractNumId="14" w15:restartNumberingAfterBreak="0">
+  <w:abstractNum w:abstractNumId="45" w15:restartNumberingAfterBreak="0">
+    <w:nsid w:val="7DA857E8"/>
+    <w:multiLevelType w:val="multilevel"/>
+    <w:tmpl w:val="75D88212"/>
+    <w:lvl w:ilvl="0">
+      <w:start w:val="1"/>
+      <w:numFmt w:val="bullet"/>
+      <w:lvlText w:val=""/>
+      <w:lvlJc w:val="left"/>
+      <w:pPr>
+        <w:tabs>
+          <w:tab w:val="num" w:pos="720"/>
+        </w:tabs>
+        <w:ind w:left="720" w:hanging="360"/>
+      </w:pPr>
+      <w:rPr>
+        <w:rFonts w:ascii="Symbol" w:hAnsi="Symbol" w:hint="default"/>
+        <w:sz w:val="20"/>
+      </w:rPr>
+    </w:lvl>
+    <w:lvl w:ilvl="1" w:tentative="1">
+      <w:start w:val="1"/>
+      <w:numFmt w:val="bullet"/>
+      <w:lvlText w:val="o"/>
+      <w:lvlJc w:val="left"/>
+      <w:pPr>
+        <w:tabs>
+          <w:tab w:val="num" w:pos="1440"/>
+        </w:tabs>
+        <w:ind w:left="1440" w:hanging="360"/>
+      </w:pPr>
+      <w:rPr>
+        <w:rFonts w:ascii="Courier New" w:hAnsi="Courier New" w:hint="default"/>
+        <w:sz w:val="20"/>
+      </w:rPr>
+    </w:lvl>
+    <w:lvl w:ilvl="2" w:tentative="1">
+      <w:start w:val="1"/>
+      <w:numFmt w:val="bullet"/>
+      <w:lvlText w:val=""/>
+      <w:lvlJc w:val="left"/>
+      <w:pPr>
+        <w:tabs>
+          <w:tab w:val="num" w:pos="2160"/>
+        </w:tabs>
+        <w:ind w:left="2160" w:hanging="360"/>
+      </w:pPr>
+      <w:rPr>
+        <w:rFonts w:ascii="Wingdings" w:hAnsi="Wingdings" w:hint="default"/>
+        <w:sz w:val="20"/>
+      </w:rPr>
+    </w:lvl>
+    <w:lvl w:ilvl="3" w:tentative="1">
+      <w:start w:val="1"/>
+      <w:numFmt w:val="bullet"/>
+      <w:lvlText w:val=""/>
+      <w:lvlJc w:val="left"/>
+      <w:pPr>
+        <w:tabs>
+          <w:tab w:val="num" w:pos="2880"/>
+        </w:tabs>
+        <w:ind w:left="2880" w:hanging="360"/>
+      </w:pPr>
+      <w:rPr>
+        <w:rFonts w:ascii="Wingdings" w:hAnsi="Wingdings" w:hint="default"/>
+        <w:sz w:val="20"/>
+      </w:rPr>
+    </w:lvl>
+    <w:lvl w:ilvl="4" w:tentative="1">
+      <w:start w:val="1"/>
+      <w:numFmt w:val="bullet"/>
+      <w:lvlText w:val=""/>
+      <w:lvlJc w:val="left"/>
+      <w:pPr>
+        <w:tabs>
+          <w:tab w:val="num" w:pos="3600"/>
+        </w:tabs>
+        <w:ind w:left="3600" w:hanging="360"/>
+      </w:pPr>
+      <w:rPr>
+        <w:rFonts w:ascii="Wingdings" w:hAnsi="Wingdings" w:hint="default"/>
+        <w:sz w:val="20"/>
+      </w:rPr>
+    </w:lvl>
+    <w:lvl w:ilvl="5" w:tentative="1">
+      <w:start w:val="1"/>
+      <w:numFmt w:val="bullet"/>
+      <w:lvlText w:val=""/>
+      <w:lvlJc w:val="left"/>
+      <w:pPr>
+        <w:tabs>
+          <w:tab w:val="num" w:pos="4320"/>
+        </w:tabs>
+        <w:ind w:left="4320" w:hanging="360"/>
+      </w:pPr>
+      <w:rPr>
+        <w:rFonts w:ascii="Wingdings" w:hAnsi="Wingdings" w:hint="default"/>
+        <w:sz w:val="20"/>
+      </w:rPr>
+    </w:lvl>
+    <w:lvl w:ilvl="6" w:tentative="1">
+      <w:start w:val="1"/>
+      <w:numFmt w:val="bullet"/>
+      <w:lvlText w:val=""/>
+      <w:lvlJc w:val="left"/>
+      <w:pPr>
+        <w:tabs>
+          <w:tab w:val="num" w:pos="5040"/>
+        </w:tabs>
+        <w:ind w:left="5040" w:hanging="360"/>
+      </w:pPr>
+      <w:rPr>
+        <w:rFonts w:ascii="Wingdings" w:hAnsi="Wingdings" w:hint="default"/>
+        <w:sz w:val="20"/>
+      </w:rPr>
+    </w:lvl>
+    <w:lvl w:ilvl="7" w:tentative="1">
+      <w:start w:val="1"/>
+      <w:numFmt w:val="bullet"/>
+      <w:lvlText w:val=""/>
+      <w:lvlJc w:val="left"/>
+      <w:pPr>
+        <w:tabs>
+          <w:tab w:val="num" w:pos="5760"/>
+        </w:tabs>
+        <w:ind w:left="5760" w:hanging="360"/>
+      </w:pPr>
+      <w:rPr>
+        <w:rFonts w:ascii="Wingdings" w:hAnsi="Wingdings" w:hint="default"/>
+        <w:sz w:val="20"/>
+      </w:rPr>
+    </w:lvl>
+    <w:lvl w:ilvl="8" w:tentative="1">
+      <w:start w:val="1"/>
+      <w:numFmt w:val="bullet"/>
+      <w:lvlText w:val=""/>
+      <w:lvlJc w:val="left"/>
+      <w:pPr>
+        <w:tabs>
+          <w:tab w:val="num" w:pos="6480"/>
+        </w:tabs>
+        <w:ind w:left="6480" w:hanging="360"/>
+      </w:pPr>
+      <w:rPr>
+        <w:rFonts w:ascii="Wingdings" w:hAnsi="Wingdings" w:hint="default"/>
+        <w:sz w:val="20"/>
+      </w:rPr>
+    </w:lvl>
+  </w:abstractNum>
+  <w:abstractNum w:abstractNumId="46" w15:restartNumberingAfterBreak="0">
     <w:nsid w:val="7EFA113E"/>
     <w:multiLevelType w:val="hybridMultilevel"/>
     <w:tmpl w:val="92E85FDA"/>
@@ -11440,22 +18020,118 @@
     <w:abstractNumId w:val="0"/>
   </w:num>
   <w:num w:numId="10" w16cid:durableId="1371802551">
-    <w:abstractNumId w:val="13"/>
+    <w:abstractNumId w:val="44"/>
   </w:num>
   <w:num w:numId="11" w16cid:durableId="1510221123">
-    <w:abstractNumId w:val="10"/>
+    <w:abstractNumId w:val="22"/>
   </w:num>
   <w:num w:numId="12" w16cid:durableId="1180318042">
-    <w:abstractNumId w:val="12"/>
+    <w:abstractNumId w:val="27"/>
   </w:num>
   <w:num w:numId="13" w16cid:durableId="1629386574">
     <w:abstractNumId w:val="9"/>
   </w:num>
   <w:num w:numId="14" w16cid:durableId="207685996">
-    <w:abstractNumId w:val="14"/>
+    <w:abstractNumId w:val="46"/>
   </w:num>
   <w:num w:numId="15" w16cid:durableId="585461658">
+    <w:abstractNumId w:val="23"/>
+  </w:num>
+  <w:num w:numId="16" w16cid:durableId="1406997829">
+    <w:abstractNumId w:val="32"/>
+  </w:num>
+  <w:num w:numId="17" w16cid:durableId="1369840883">
+    <w:abstractNumId w:val="24"/>
+  </w:num>
+  <w:num w:numId="18" w16cid:durableId="1535850397">
+    <w:abstractNumId w:val="26"/>
+  </w:num>
+  <w:num w:numId="19" w16cid:durableId="830829374">
+    <w:abstractNumId w:val="30"/>
+  </w:num>
+  <w:num w:numId="20" w16cid:durableId="2001156705">
+    <w:abstractNumId w:val="31"/>
+  </w:num>
+  <w:num w:numId="21" w16cid:durableId="1091781326">
+    <w:abstractNumId w:val="35"/>
+  </w:num>
+  <w:num w:numId="22" w16cid:durableId="929847668">
+    <w:abstractNumId w:val="20"/>
+  </w:num>
+  <w:num w:numId="23" w16cid:durableId="227814298">
+    <w:abstractNumId w:val="12"/>
+  </w:num>
+  <w:num w:numId="24" w16cid:durableId="944730253">
+    <w:abstractNumId w:val="37"/>
+  </w:num>
+  <w:num w:numId="25" w16cid:durableId="1763606085">
+    <w:abstractNumId w:val="40"/>
+  </w:num>
+  <w:num w:numId="26" w16cid:durableId="1109664876">
+    <w:abstractNumId w:val="43"/>
+  </w:num>
+  <w:num w:numId="27" w16cid:durableId="820390005">
+    <w:abstractNumId w:val="10"/>
+  </w:num>
+  <w:num w:numId="28" w16cid:durableId="1290941923">
+    <w:abstractNumId w:val="34"/>
+  </w:num>
+  <w:num w:numId="29" w16cid:durableId="697894344">
+    <w:abstractNumId w:val="13"/>
+  </w:num>
+  <w:num w:numId="30" w16cid:durableId="1152598243">
+    <w:abstractNumId w:val="45"/>
+  </w:num>
+  <w:num w:numId="31" w16cid:durableId="1104304166">
+    <w:abstractNumId w:val="19"/>
+  </w:num>
+  <w:num w:numId="32" w16cid:durableId="785394447">
+    <w:abstractNumId w:val="42"/>
+  </w:num>
+  <w:num w:numId="33" w16cid:durableId="1376156399">
+    <w:abstractNumId w:val="21"/>
+  </w:num>
+  <w:num w:numId="34" w16cid:durableId="603003295">
+    <w:abstractNumId w:val="39"/>
+  </w:num>
+  <w:num w:numId="35" w16cid:durableId="1034963601">
+    <w:abstractNumId w:val="18"/>
+  </w:num>
+  <w:num w:numId="36" w16cid:durableId="706680441">
+    <w:abstractNumId w:val="38"/>
+  </w:num>
+  <w:num w:numId="37" w16cid:durableId="24910505">
+    <w:abstractNumId w:val="28"/>
+  </w:num>
+  <w:num w:numId="38" w16cid:durableId="1719551135">
+    <w:abstractNumId w:val="41"/>
+  </w:num>
+  <w:num w:numId="39" w16cid:durableId="746266369">
+    <w:abstractNumId w:val="29"/>
+  </w:num>
+  <w:num w:numId="40" w16cid:durableId="1695299903">
+    <w:abstractNumId w:val="15"/>
+  </w:num>
+  <w:num w:numId="41" w16cid:durableId="814446870">
+    <w:abstractNumId w:val="33"/>
+  </w:num>
+  <w:num w:numId="42" w16cid:durableId="346835477">
+    <w:abstractNumId w:val="16"/>
+  </w:num>
+  <w:num w:numId="43" w16cid:durableId="355160822">
+    <w:abstractNumId w:val="25"/>
+  </w:num>
+  <w:num w:numId="44" w16cid:durableId="1465736461">
+    <w:abstractNumId w:val="36"/>
+  </w:num>
+  <w:num w:numId="45" w16cid:durableId="1610359553">
     <w:abstractNumId w:val="11"/>
+  </w:num>
+  <w:num w:numId="46" w16cid:durableId="1006447678">
+    <w:abstractNumId w:val="17"/>
+  </w:num>
+  <w:num w:numId="47" w16cid:durableId="531302935">
+    <w:abstractNumId w:val="14"/>
   </w:num>
 </w:numbering>
 </file>
